--- a/docs/tables/carbo/sec5_any_hosp.docx
+++ b/docs/tables/carbo/sec5_any_hosp.docx
@@ -838,7 +838,7 @@
                 <w:szCs w:val="22"/>
                 <w:color w:val="000000"/>
               </w:rPr>
-              <w:t xml:space="preserve">190</w:t>
+              <w:t xml:space="preserve">189</w:t>
             </w:r>
           </w:p>
         </w:tc>
@@ -891,7 +891,7 @@
                 <w:szCs w:val="22"/>
                 <w:color w:val="000000"/>
               </w:rPr>
-              <w:t xml:space="preserve">1.09</w:t>
+              <w:t xml:space="preserve">1.10</w:t>
             </w:r>
           </w:p>
         </w:tc>
@@ -944,7 +944,7 @@
                 <w:szCs w:val="22"/>
                 <w:color w:val="000000"/>
               </w:rPr>
-              <w:t xml:space="preserve">0.92, 1.31</w:t>
+              <w:t xml:space="preserve">0.92, 1.32</w:t>
             </w:r>
           </w:p>
         </w:tc>
@@ -997,7 +997,7 @@
                 <w:szCs w:val="22"/>
                 <w:color w:val="000000"/>
               </w:rPr>
-              <w:t xml:space="preserve">0.320</w:t>
+              <w:t xml:space="preserve">0.300</w:t>
             </w:r>
           </w:p>
         </w:tc>
@@ -1050,7 +1050,7 @@
                 <w:szCs w:val="22"/>
                 <w:color w:val="000000"/>
               </w:rPr>
-              <w:t xml:space="preserve">190</w:t>
+              <w:t xml:space="preserve">189</w:t>
             </w:r>
           </w:p>
         </w:tc>
@@ -1156,7 +1156,7 @@
                 <w:szCs w:val="22"/>
                 <w:color w:val="000000"/>
               </w:rPr>
-              <w:t xml:space="preserve">0.92, 1.77</w:t>
+              <w:t xml:space="preserve">0.92, 1.78</w:t>
             </w:r>
           </w:p>
         </w:tc>
@@ -1321,7 +1321,7 @@
                 <w:szCs w:val="22"/>
                 <w:color w:val="000000"/>
               </w:rPr>
-              <w:t xml:space="preserve">190</w:t>
+              <w:t xml:space="preserve">189</w:t>
             </w:r>
           </w:p>
         </w:tc>
@@ -1480,60 +1480,60 @@
                 <w:szCs w:val="22"/>
                 <w:color w:val="000000"/>
               </w:rPr>
-              <w:t xml:space="preserve">0.680</w:t>
-            </w:r>
-          </w:p>
-        </w:tc>
-        <w:tc>
-          <w:tcPr>
-            <w:tcBorders>
-              <w:bottom w:val="none" w:sz="0" w:space="0" w:color="000000"/>
-              <w:top w:val="none" w:sz="0" w:space="0" w:color="000000"/>
-              <w:left w:val="none" w:sz="0" w:space="0" w:color="000000"/>
-              <w:right w:val="none" w:sz="0" w:space="0" w:color="000000"/>
-            </w:tcBorders>
-            <w:shd w:val="clear" w:color="auto" w:fill="FFFFFF"/>
-            <w:tcMar>
-              <w:top w:w="0" w:type="dxa"/>
-              <w:bottom w:w="0" w:type="dxa"/>
-              <w:left w:w="0" w:type="dxa"/>
-              <w:right w:w="0" w:type="dxa"/>
-            </w:tcMar>
-            <w:vAlign w:val="top"/>
-          </w:tcPr>
-          <w:p>
-            <w:pPr>
-              <w:pStyle w:val="Normal"/>
-              <w:jc w:val="center"/>
-              <w:pBdr>
-                <w:bottom w:val="none" w:sz="0" w:space="0" w:color="000000"/>
-                <w:top w:val="none" w:sz="0" w:space="0" w:color="000000"/>
-                <w:left w:val="none" w:sz="0" w:space="0" w:color="000000"/>
-                <w:right w:val="none" w:sz="0" w:space="0" w:color="000000"/>
-              </w:pBdr>
-              <w:spacing w:after="100" w:before="100" w:line="240"/>
-              <w:ind w:left="100" w:right="100" w:firstLine="0" w:firstLineChars="0"/>
-              <w:rPr>
-                <w:rFonts w:ascii="Helvetica" w:hAnsi="Helvetica" w:eastAsia="Helvetica" w:cs="Helvetica"/>
-                <w:i w:val="false"/>
-                <w:b w:val="false"/>
-                <w:u w:val="none"/>
-                <w:sz w:val="22"/>
-                <w:szCs w:val="22"/>
-                <w:color w:val="000000"/>
-              </w:rPr>
-            </w:pPr>
-            <w:r>
-              <w:rPr>
-                <w:rFonts w:ascii="Helvetica" w:hAnsi="Helvetica" w:eastAsia="Helvetica" w:cs="Helvetica"/>
-                <w:i w:val="false"/>
-                <w:b w:val="false"/>
-                <w:u w:val="none"/>
-                <w:sz w:val="22"/>
-                <w:szCs w:val="22"/>
-                <w:color w:val="000000"/>
-              </w:rPr>
-              <w:t xml:space="preserve">190</w:t>
+              <w:t xml:space="preserve">0.710</w:t>
+            </w:r>
+          </w:p>
+        </w:tc>
+        <w:tc>
+          <w:tcPr>
+            <w:tcBorders>
+              <w:bottom w:val="none" w:sz="0" w:space="0" w:color="000000"/>
+              <w:top w:val="none" w:sz="0" w:space="0" w:color="000000"/>
+              <w:left w:val="none" w:sz="0" w:space="0" w:color="000000"/>
+              <w:right w:val="none" w:sz="0" w:space="0" w:color="000000"/>
+            </w:tcBorders>
+            <w:shd w:val="clear" w:color="auto" w:fill="FFFFFF"/>
+            <w:tcMar>
+              <w:top w:w="0" w:type="dxa"/>
+              <w:bottom w:w="0" w:type="dxa"/>
+              <w:left w:w="0" w:type="dxa"/>
+              <w:right w:w="0" w:type="dxa"/>
+            </w:tcMar>
+            <w:vAlign w:val="top"/>
+          </w:tcPr>
+          <w:p>
+            <w:pPr>
+              <w:pStyle w:val="Normal"/>
+              <w:jc w:val="center"/>
+              <w:pBdr>
+                <w:bottom w:val="none" w:sz="0" w:space="0" w:color="000000"/>
+                <w:top w:val="none" w:sz="0" w:space="0" w:color="000000"/>
+                <w:left w:val="none" w:sz="0" w:space="0" w:color="000000"/>
+                <w:right w:val="none" w:sz="0" w:space="0" w:color="000000"/>
+              </w:pBdr>
+              <w:spacing w:after="100" w:before="100" w:line="240"/>
+              <w:ind w:left="100" w:right="100" w:firstLine="0" w:firstLineChars="0"/>
+              <w:rPr>
+                <w:rFonts w:ascii="Helvetica" w:hAnsi="Helvetica" w:eastAsia="Helvetica" w:cs="Helvetica"/>
+                <w:i w:val="false"/>
+                <w:b w:val="false"/>
+                <w:u w:val="none"/>
+                <w:sz w:val="22"/>
+                <w:szCs w:val="22"/>
+                <w:color w:val="000000"/>
+              </w:rPr>
+            </w:pPr>
+            <w:r>
+              <w:rPr>
+                <w:rFonts w:ascii="Helvetica" w:hAnsi="Helvetica" w:eastAsia="Helvetica" w:cs="Helvetica"/>
+                <w:i w:val="false"/>
+                <w:b w:val="false"/>
+                <w:u w:val="none"/>
+                <w:sz w:val="22"/>
+                <w:szCs w:val="22"/>
+                <w:color w:val="000000"/>
+              </w:rPr>
+              <w:t xml:space="preserve">189</w:t>
             </w:r>
           </w:p>
         </w:tc>
@@ -1692,7 +1692,7 @@
                 <w:szCs w:val="22"/>
                 <w:color w:val="000000"/>
               </w:rPr>
-              <w:t xml:space="preserve">0.490</w:t>
+              <w:t xml:space="preserve">0.450</w:t>
             </w:r>
           </w:p>
         </w:tc>
@@ -1804,7 +1804,7 @@
                 <w:szCs w:val="22"/>
                 <w:color w:val="000000"/>
               </w:rPr>
-              <w:t xml:space="preserve">190</w:t>
+              <w:t xml:space="preserve">189</w:t>
             </w:r>
           </w:p>
         </w:tc>
@@ -2016,7 +2016,7 @@
                 <w:szCs w:val="22"/>
                 <w:color w:val="000000"/>
               </w:rPr>
-              <w:t xml:space="preserve">190</w:t>
+              <w:t xml:space="preserve">189</w:t>
             </w:r>
           </w:p>
         </w:tc>
@@ -2823,113 +2823,113 @@
                 <w:szCs w:val="22"/>
                 <w:color w:val="000000"/>
               </w:rPr>
-              <w:t xml:space="preserve">1.05</w:t>
-            </w:r>
-          </w:p>
-        </w:tc>
-        <w:tc>
-          <w:tcPr>
-            <w:tcBorders>
-              <w:bottom w:val="none" w:sz="0" w:space="0" w:color="000000"/>
-              <w:top w:val="none" w:sz="0" w:space="0" w:color="000000"/>
-              <w:left w:val="none" w:sz="0" w:space="0" w:color="000000"/>
-              <w:right w:val="none" w:sz="0" w:space="0" w:color="000000"/>
-            </w:tcBorders>
-            <w:shd w:val="clear" w:color="auto" w:fill="FFFFFF"/>
-            <w:tcMar>
-              <w:top w:w="0" w:type="dxa"/>
-              <w:bottom w:w="0" w:type="dxa"/>
-              <w:left w:w="0" w:type="dxa"/>
-              <w:right w:w="0" w:type="dxa"/>
-            </w:tcMar>
-            <w:vAlign w:val="top"/>
-          </w:tcPr>
-          <w:p>
-            <w:pPr>
-              <w:pStyle w:val="Normal"/>
-              <w:jc w:val="center"/>
-              <w:pBdr>
-                <w:bottom w:val="none" w:sz="0" w:space="0" w:color="000000"/>
-                <w:top w:val="none" w:sz="0" w:space="0" w:color="000000"/>
-                <w:left w:val="none" w:sz="0" w:space="0" w:color="000000"/>
-                <w:right w:val="none" w:sz="0" w:space="0" w:color="000000"/>
-              </w:pBdr>
-              <w:spacing w:after="100" w:before="100" w:line="240"/>
-              <w:ind w:left="100" w:right="100" w:firstLine="0" w:firstLineChars="0"/>
-              <w:rPr>
-                <w:rFonts w:ascii="Helvetica" w:hAnsi="Helvetica" w:eastAsia="Helvetica" w:cs="Helvetica"/>
-                <w:i w:val="false"/>
-                <w:b w:val="false"/>
-                <w:u w:val="none"/>
-                <w:sz w:val="22"/>
-                <w:szCs w:val="22"/>
-                <w:color w:val="000000"/>
-              </w:rPr>
-            </w:pPr>
-            <w:r>
-              <w:rPr>
-                <w:rFonts w:ascii="Helvetica" w:hAnsi="Helvetica" w:eastAsia="Helvetica" w:cs="Helvetica"/>
-                <w:i w:val="false"/>
-                <w:b w:val="false"/>
-                <w:u w:val="none"/>
-                <w:sz w:val="22"/>
-                <w:szCs w:val="22"/>
-                <w:color w:val="000000"/>
-              </w:rPr>
-              <w:t xml:space="preserve">0.49, 2.24</w:t>
-            </w:r>
-          </w:p>
-        </w:tc>
-        <w:tc>
-          <w:tcPr>
-            <w:tcBorders>
-              <w:bottom w:val="none" w:sz="0" w:space="0" w:color="000000"/>
-              <w:top w:val="none" w:sz="0" w:space="0" w:color="000000"/>
-              <w:left w:val="none" w:sz="0" w:space="0" w:color="000000"/>
-              <w:right w:val="none" w:sz="0" w:space="0" w:color="000000"/>
-            </w:tcBorders>
-            <w:shd w:val="clear" w:color="auto" w:fill="FFFFFF"/>
-            <w:tcMar>
-              <w:top w:w="0" w:type="dxa"/>
-              <w:bottom w:w="0" w:type="dxa"/>
-              <w:left w:w="0" w:type="dxa"/>
-              <w:right w:w="0" w:type="dxa"/>
-            </w:tcMar>
-            <w:vAlign w:val="top"/>
-          </w:tcPr>
-          <w:p>
-            <w:pPr>
-              <w:pStyle w:val="Normal"/>
-              <w:jc w:val="center"/>
-              <w:pBdr>
-                <w:bottom w:val="none" w:sz="0" w:space="0" w:color="000000"/>
-                <w:top w:val="none" w:sz="0" w:space="0" w:color="000000"/>
-                <w:left w:val="none" w:sz="0" w:space="0" w:color="000000"/>
-                <w:right w:val="none" w:sz="0" w:space="0" w:color="000000"/>
-              </w:pBdr>
-              <w:spacing w:after="100" w:before="100" w:line="240"/>
-              <w:ind w:left="100" w:right="100" w:firstLine="0" w:firstLineChars="0"/>
-              <w:rPr>
-                <w:rFonts w:ascii="Helvetica" w:hAnsi="Helvetica" w:eastAsia="Helvetica" w:cs="Helvetica"/>
-                <w:i w:val="false"/>
-                <w:b w:val="false"/>
-                <w:u w:val="none"/>
-                <w:sz w:val="22"/>
-                <w:szCs w:val="22"/>
-                <w:color w:val="000000"/>
-              </w:rPr>
-            </w:pPr>
-            <w:r>
-              <w:rPr>
-                <w:rFonts w:ascii="Helvetica" w:hAnsi="Helvetica" w:eastAsia="Helvetica" w:cs="Helvetica"/>
-                <w:i w:val="false"/>
-                <w:b w:val="false"/>
-                <w:u w:val="none"/>
-                <w:sz w:val="22"/>
-                <w:szCs w:val="22"/>
-                <w:color w:val="000000"/>
-              </w:rPr>
-              <w:t xml:space="preserve">0.910</w:t>
+              <w:t xml:space="preserve">1.04</w:t>
+            </w:r>
+          </w:p>
+        </w:tc>
+        <w:tc>
+          <w:tcPr>
+            <w:tcBorders>
+              <w:bottom w:val="none" w:sz="0" w:space="0" w:color="000000"/>
+              <w:top w:val="none" w:sz="0" w:space="0" w:color="000000"/>
+              <w:left w:val="none" w:sz="0" w:space="0" w:color="000000"/>
+              <w:right w:val="none" w:sz="0" w:space="0" w:color="000000"/>
+            </w:tcBorders>
+            <w:shd w:val="clear" w:color="auto" w:fill="FFFFFF"/>
+            <w:tcMar>
+              <w:top w:w="0" w:type="dxa"/>
+              <w:bottom w:w="0" w:type="dxa"/>
+              <w:left w:w="0" w:type="dxa"/>
+              <w:right w:w="0" w:type="dxa"/>
+            </w:tcMar>
+            <w:vAlign w:val="top"/>
+          </w:tcPr>
+          <w:p>
+            <w:pPr>
+              <w:pStyle w:val="Normal"/>
+              <w:jc w:val="center"/>
+              <w:pBdr>
+                <w:bottom w:val="none" w:sz="0" w:space="0" w:color="000000"/>
+                <w:top w:val="none" w:sz="0" w:space="0" w:color="000000"/>
+                <w:left w:val="none" w:sz="0" w:space="0" w:color="000000"/>
+                <w:right w:val="none" w:sz="0" w:space="0" w:color="000000"/>
+              </w:pBdr>
+              <w:spacing w:after="100" w:before="100" w:line="240"/>
+              <w:ind w:left="100" w:right="100" w:firstLine="0" w:firstLineChars="0"/>
+              <w:rPr>
+                <w:rFonts w:ascii="Helvetica" w:hAnsi="Helvetica" w:eastAsia="Helvetica" w:cs="Helvetica"/>
+                <w:i w:val="false"/>
+                <w:b w:val="false"/>
+                <w:u w:val="none"/>
+                <w:sz w:val="22"/>
+                <w:szCs w:val="22"/>
+                <w:color w:val="000000"/>
+              </w:rPr>
+            </w:pPr>
+            <w:r>
+              <w:rPr>
+                <w:rFonts w:ascii="Helvetica" w:hAnsi="Helvetica" w:eastAsia="Helvetica" w:cs="Helvetica"/>
+                <w:i w:val="false"/>
+                <w:b w:val="false"/>
+                <w:u w:val="none"/>
+                <w:sz w:val="22"/>
+                <w:szCs w:val="22"/>
+                <w:color w:val="000000"/>
+              </w:rPr>
+              <w:t xml:space="preserve">0.48, 2.22</w:t>
+            </w:r>
+          </w:p>
+        </w:tc>
+        <w:tc>
+          <w:tcPr>
+            <w:tcBorders>
+              <w:bottom w:val="none" w:sz="0" w:space="0" w:color="000000"/>
+              <w:top w:val="none" w:sz="0" w:space="0" w:color="000000"/>
+              <w:left w:val="none" w:sz="0" w:space="0" w:color="000000"/>
+              <w:right w:val="none" w:sz="0" w:space="0" w:color="000000"/>
+            </w:tcBorders>
+            <w:shd w:val="clear" w:color="auto" w:fill="FFFFFF"/>
+            <w:tcMar>
+              <w:top w:w="0" w:type="dxa"/>
+              <w:bottom w:w="0" w:type="dxa"/>
+              <w:left w:w="0" w:type="dxa"/>
+              <w:right w:w="0" w:type="dxa"/>
+            </w:tcMar>
+            <w:vAlign w:val="top"/>
+          </w:tcPr>
+          <w:p>
+            <w:pPr>
+              <w:pStyle w:val="Normal"/>
+              <w:jc w:val="center"/>
+              <w:pBdr>
+                <w:bottom w:val="none" w:sz="0" w:space="0" w:color="000000"/>
+                <w:top w:val="none" w:sz="0" w:space="0" w:color="000000"/>
+                <w:left w:val="none" w:sz="0" w:space="0" w:color="000000"/>
+                <w:right w:val="none" w:sz="0" w:space="0" w:color="000000"/>
+              </w:pBdr>
+              <w:spacing w:after="100" w:before="100" w:line="240"/>
+              <w:ind w:left="100" w:right="100" w:firstLine="0" w:firstLineChars="0"/>
+              <w:rPr>
+                <w:rFonts w:ascii="Helvetica" w:hAnsi="Helvetica" w:eastAsia="Helvetica" w:cs="Helvetica"/>
+                <w:i w:val="false"/>
+                <w:b w:val="false"/>
+                <w:u w:val="none"/>
+                <w:sz w:val="22"/>
+                <w:szCs w:val="22"/>
+                <w:color w:val="000000"/>
+              </w:rPr>
+            </w:pPr>
+            <w:r>
+              <w:rPr>
+                <w:rFonts w:ascii="Helvetica" w:hAnsi="Helvetica" w:eastAsia="Helvetica" w:cs="Helvetica"/>
+                <w:i w:val="false"/>
+                <w:b w:val="false"/>
+                <w:u w:val="none"/>
+                <w:sz w:val="22"/>
+                <w:szCs w:val="22"/>
+                <w:color w:val="000000"/>
+              </w:rPr>
+              <w:t xml:space="preserve">0.920</w:t>
             </w:r>
           </w:p>
         </w:tc>
@@ -3088,7 +3088,7 @@
                 <w:szCs w:val="22"/>
                 <w:color w:val="000000"/>
               </w:rPr>
-              <w:t xml:space="preserve">0.10, 1.82</w:t>
+              <w:t xml:space="preserve">0.10, 1.80</w:t>
             </w:r>
           </w:p>
         </w:tc>
@@ -3253,7 +3253,7 @@
                 <w:szCs w:val="22"/>
                 <w:color w:val="000000"/>
               </w:rPr>
-              <w:t xml:space="preserve">190</w:t>
+              <w:t xml:space="preserve">189</w:t>
             </w:r>
           </w:p>
         </w:tc>
@@ -3359,7 +3359,7 @@
                 <w:szCs w:val="22"/>
                 <w:color w:val="000000"/>
               </w:rPr>
-              <w:t xml:space="preserve">1.03, 1.25</w:t>
+              <w:t xml:space="preserve">1.03, 1.24</w:t>
             </w:r>
           </w:p>
         </w:tc>
@@ -3465,7 +3465,7 @@
                 <w:szCs w:val="22"/>
                 <w:color w:val="000000"/>
               </w:rPr>
-              <w:t xml:space="preserve">190</w:t>
+              <w:t xml:space="preserve">189</w:t>
             </w:r>
           </w:p>
         </w:tc>
@@ -3736,7 +3736,7 @@
                 <w:szCs w:val="22"/>
                 <w:color w:val="000000"/>
               </w:rPr>
-              <w:t xml:space="preserve">190</w:t>
+              <w:t xml:space="preserve">189</w:t>
             </w:r>
           </w:p>
         </w:tc>
@@ -3948,7 +3948,7 @@
                 <w:szCs w:val="22"/>
                 <w:color w:val="000000"/>
               </w:rPr>
-              <w:t xml:space="preserve">190</w:t>
+              <w:t xml:space="preserve">189</w:t>
             </w:r>
           </w:p>
         </w:tc>
@@ -4755,113 +4755,113 @@
                 <w:szCs w:val="22"/>
                 <w:color w:val="000000"/>
               </w:rPr>
-              <w:t xml:space="preserve">1.73</w:t>
-            </w:r>
-          </w:p>
-        </w:tc>
-        <w:tc>
-          <w:tcPr>
-            <w:tcBorders>
-              <w:bottom w:val="none" w:sz="0" w:space="0" w:color="000000"/>
-              <w:top w:val="none" w:sz="0" w:space="0" w:color="000000"/>
-              <w:left w:val="none" w:sz="0" w:space="0" w:color="000000"/>
-              <w:right w:val="none" w:sz="0" w:space="0" w:color="000000"/>
-            </w:tcBorders>
-            <w:shd w:val="clear" w:color="auto" w:fill="FFFFFF"/>
-            <w:tcMar>
-              <w:top w:w="0" w:type="dxa"/>
-              <w:bottom w:w="0" w:type="dxa"/>
-              <w:left w:w="0" w:type="dxa"/>
-              <w:right w:w="0" w:type="dxa"/>
-            </w:tcMar>
-            <w:vAlign w:val="top"/>
-          </w:tcPr>
-          <w:p>
-            <w:pPr>
-              <w:pStyle w:val="Normal"/>
-              <w:jc w:val="center"/>
-              <w:pBdr>
-                <w:bottom w:val="none" w:sz="0" w:space="0" w:color="000000"/>
-                <w:top w:val="none" w:sz="0" w:space="0" w:color="000000"/>
-                <w:left w:val="none" w:sz="0" w:space="0" w:color="000000"/>
-                <w:right w:val="none" w:sz="0" w:space="0" w:color="000000"/>
-              </w:pBdr>
-              <w:spacing w:after="100" w:before="100" w:line="240"/>
-              <w:ind w:left="100" w:right="100" w:firstLine="0" w:firstLineChars="0"/>
-              <w:rPr>
-                <w:rFonts w:ascii="Helvetica" w:hAnsi="Helvetica" w:eastAsia="Helvetica" w:cs="Helvetica"/>
-                <w:i w:val="false"/>
-                <w:b w:val="false"/>
-                <w:u w:val="none"/>
-                <w:sz w:val="22"/>
-                <w:szCs w:val="22"/>
-                <w:color w:val="000000"/>
-              </w:rPr>
-            </w:pPr>
-            <w:r>
-              <w:rPr>
-                <w:rFonts w:ascii="Helvetica" w:hAnsi="Helvetica" w:eastAsia="Helvetica" w:cs="Helvetica"/>
-                <w:i w:val="false"/>
-                <w:b w:val="false"/>
-                <w:u w:val="none"/>
-                <w:sz w:val="22"/>
-                <w:szCs w:val="22"/>
-                <w:color w:val="000000"/>
-              </w:rPr>
-              <w:t xml:space="preserve">0.90, 3.31</w:t>
-            </w:r>
-          </w:p>
-        </w:tc>
-        <w:tc>
-          <w:tcPr>
-            <w:tcBorders>
-              <w:bottom w:val="none" w:sz="0" w:space="0" w:color="000000"/>
-              <w:top w:val="none" w:sz="0" w:space="0" w:color="000000"/>
-              <w:left w:val="none" w:sz="0" w:space="0" w:color="000000"/>
-              <w:right w:val="none" w:sz="0" w:space="0" w:color="000000"/>
-            </w:tcBorders>
-            <w:shd w:val="clear" w:color="auto" w:fill="FFFFFF"/>
-            <w:tcMar>
-              <w:top w:w="0" w:type="dxa"/>
-              <w:bottom w:w="0" w:type="dxa"/>
-              <w:left w:w="0" w:type="dxa"/>
-              <w:right w:w="0" w:type="dxa"/>
-            </w:tcMar>
-            <w:vAlign w:val="top"/>
-          </w:tcPr>
-          <w:p>
-            <w:pPr>
-              <w:pStyle w:val="Normal"/>
-              <w:jc w:val="center"/>
-              <w:pBdr>
-                <w:bottom w:val="none" w:sz="0" w:space="0" w:color="000000"/>
-                <w:top w:val="none" w:sz="0" w:space="0" w:color="000000"/>
-                <w:left w:val="none" w:sz="0" w:space="0" w:color="000000"/>
-                <w:right w:val="none" w:sz="0" w:space="0" w:color="000000"/>
-              </w:pBdr>
-              <w:spacing w:after="100" w:before="100" w:line="240"/>
-              <w:ind w:left="100" w:right="100" w:firstLine="0" w:firstLineChars="0"/>
-              <w:rPr>
-                <w:rFonts w:ascii="Helvetica" w:hAnsi="Helvetica" w:eastAsia="Helvetica" w:cs="Helvetica"/>
-                <w:i w:val="false"/>
-                <w:b w:val="false"/>
-                <w:u w:val="none"/>
-                <w:sz w:val="22"/>
-                <w:szCs w:val="22"/>
-                <w:color w:val="000000"/>
-              </w:rPr>
-            </w:pPr>
-            <w:r>
-              <w:rPr>
-                <w:rFonts w:ascii="Helvetica" w:hAnsi="Helvetica" w:eastAsia="Helvetica" w:cs="Helvetica"/>
-                <w:i w:val="false"/>
-                <w:b w:val="false"/>
-                <w:u w:val="none"/>
-                <w:sz w:val="22"/>
-                <w:szCs w:val="22"/>
-                <w:color w:val="000000"/>
-              </w:rPr>
-              <w:t xml:space="preserve">0.100</w:t>
+              <w:t xml:space="preserve">1.76</w:t>
+            </w:r>
+          </w:p>
+        </w:tc>
+        <w:tc>
+          <w:tcPr>
+            <w:tcBorders>
+              <w:bottom w:val="none" w:sz="0" w:space="0" w:color="000000"/>
+              <w:top w:val="none" w:sz="0" w:space="0" w:color="000000"/>
+              <w:left w:val="none" w:sz="0" w:space="0" w:color="000000"/>
+              <w:right w:val="none" w:sz="0" w:space="0" w:color="000000"/>
+            </w:tcBorders>
+            <w:shd w:val="clear" w:color="auto" w:fill="FFFFFF"/>
+            <w:tcMar>
+              <w:top w:w="0" w:type="dxa"/>
+              <w:bottom w:w="0" w:type="dxa"/>
+              <w:left w:w="0" w:type="dxa"/>
+              <w:right w:w="0" w:type="dxa"/>
+            </w:tcMar>
+            <w:vAlign w:val="top"/>
+          </w:tcPr>
+          <w:p>
+            <w:pPr>
+              <w:pStyle w:val="Normal"/>
+              <w:jc w:val="center"/>
+              <w:pBdr>
+                <w:bottom w:val="none" w:sz="0" w:space="0" w:color="000000"/>
+                <w:top w:val="none" w:sz="0" w:space="0" w:color="000000"/>
+                <w:left w:val="none" w:sz="0" w:space="0" w:color="000000"/>
+                <w:right w:val="none" w:sz="0" w:space="0" w:color="000000"/>
+              </w:pBdr>
+              <w:spacing w:after="100" w:before="100" w:line="240"/>
+              <w:ind w:left="100" w:right="100" w:firstLine="0" w:firstLineChars="0"/>
+              <w:rPr>
+                <w:rFonts w:ascii="Helvetica" w:hAnsi="Helvetica" w:eastAsia="Helvetica" w:cs="Helvetica"/>
+                <w:i w:val="false"/>
+                <w:b w:val="false"/>
+                <w:u w:val="none"/>
+                <w:sz w:val="22"/>
+                <w:szCs w:val="22"/>
+                <w:color w:val="000000"/>
+              </w:rPr>
+            </w:pPr>
+            <w:r>
+              <w:rPr>
+                <w:rFonts w:ascii="Helvetica" w:hAnsi="Helvetica" w:eastAsia="Helvetica" w:cs="Helvetica"/>
+                <w:i w:val="false"/>
+                <w:b w:val="false"/>
+                <w:u w:val="none"/>
+                <w:sz w:val="22"/>
+                <w:szCs w:val="22"/>
+                <w:color w:val="000000"/>
+              </w:rPr>
+              <w:t xml:space="preserve">0.92, 3.37</w:t>
+            </w:r>
+          </w:p>
+        </w:tc>
+        <w:tc>
+          <w:tcPr>
+            <w:tcBorders>
+              <w:bottom w:val="none" w:sz="0" w:space="0" w:color="000000"/>
+              <w:top w:val="none" w:sz="0" w:space="0" w:color="000000"/>
+              <w:left w:val="none" w:sz="0" w:space="0" w:color="000000"/>
+              <w:right w:val="none" w:sz="0" w:space="0" w:color="000000"/>
+            </w:tcBorders>
+            <w:shd w:val="clear" w:color="auto" w:fill="FFFFFF"/>
+            <w:tcMar>
+              <w:top w:w="0" w:type="dxa"/>
+              <w:bottom w:w="0" w:type="dxa"/>
+              <w:left w:w="0" w:type="dxa"/>
+              <w:right w:w="0" w:type="dxa"/>
+            </w:tcMar>
+            <w:vAlign w:val="top"/>
+          </w:tcPr>
+          <w:p>
+            <w:pPr>
+              <w:pStyle w:val="Normal"/>
+              <w:jc w:val="center"/>
+              <w:pBdr>
+                <w:bottom w:val="none" w:sz="0" w:space="0" w:color="000000"/>
+                <w:top w:val="none" w:sz="0" w:space="0" w:color="000000"/>
+                <w:left w:val="none" w:sz="0" w:space="0" w:color="000000"/>
+                <w:right w:val="none" w:sz="0" w:space="0" w:color="000000"/>
+              </w:pBdr>
+              <w:spacing w:after="100" w:before="100" w:line="240"/>
+              <w:ind w:left="100" w:right="100" w:firstLine="0" w:firstLineChars="0"/>
+              <w:rPr>
+                <w:rFonts w:ascii="Helvetica" w:hAnsi="Helvetica" w:eastAsia="Helvetica" w:cs="Helvetica"/>
+                <w:i w:val="false"/>
+                <w:b w:val="false"/>
+                <w:u w:val="none"/>
+                <w:sz w:val="22"/>
+                <w:szCs w:val="22"/>
+                <w:color w:val="000000"/>
+              </w:rPr>
+            </w:pPr>
+            <w:r>
+              <w:rPr>
+                <w:rFonts w:ascii="Helvetica" w:hAnsi="Helvetica" w:eastAsia="Helvetica" w:cs="Helvetica"/>
+                <w:i w:val="false"/>
+                <w:b w:val="false"/>
+                <w:u w:val="none"/>
+                <w:sz w:val="22"/>
+                <w:szCs w:val="22"/>
+                <w:color w:val="000000"/>
+              </w:rPr>
+              <w:t xml:space="preserve">0.089</w:t>
             </w:r>
           </w:p>
         </w:tc>
@@ -4967,60 +4967,60 @@
                 <w:szCs w:val="22"/>
                 <w:color w:val="000000"/>
               </w:rPr>
-              <w:t xml:space="preserve">1.51</w:t>
-            </w:r>
-          </w:p>
-        </w:tc>
-        <w:tc>
-          <w:tcPr>
-            <w:tcBorders>
-              <w:bottom w:val="none" w:sz="0" w:space="0" w:color="000000"/>
-              <w:top w:val="none" w:sz="0" w:space="0" w:color="000000"/>
-              <w:left w:val="none" w:sz="0" w:space="0" w:color="000000"/>
-              <w:right w:val="none" w:sz="0" w:space="0" w:color="000000"/>
-            </w:tcBorders>
-            <w:shd w:val="clear" w:color="auto" w:fill="FFFFFF"/>
-            <w:tcMar>
-              <w:top w:w="0" w:type="dxa"/>
-              <w:bottom w:w="0" w:type="dxa"/>
-              <w:left w:w="0" w:type="dxa"/>
-              <w:right w:w="0" w:type="dxa"/>
-            </w:tcMar>
-            <w:vAlign w:val="top"/>
-          </w:tcPr>
-          <w:p>
-            <w:pPr>
-              <w:pStyle w:val="Normal"/>
-              <w:jc w:val="center"/>
-              <w:pBdr>
-                <w:bottom w:val="none" w:sz="0" w:space="0" w:color="000000"/>
-                <w:top w:val="none" w:sz="0" w:space="0" w:color="000000"/>
-                <w:left w:val="none" w:sz="0" w:space="0" w:color="000000"/>
-                <w:right w:val="none" w:sz="0" w:space="0" w:color="000000"/>
-              </w:pBdr>
-              <w:spacing w:after="100" w:before="100" w:line="240"/>
-              <w:ind w:left="100" w:right="100" w:firstLine="0" w:firstLineChars="0"/>
-              <w:rPr>
-                <w:rFonts w:ascii="Helvetica" w:hAnsi="Helvetica" w:eastAsia="Helvetica" w:cs="Helvetica"/>
-                <w:i w:val="false"/>
-                <w:b w:val="false"/>
-                <w:u w:val="none"/>
-                <w:sz w:val="22"/>
-                <w:szCs w:val="22"/>
-                <w:color w:val="000000"/>
-              </w:rPr>
-            </w:pPr>
-            <w:r>
-              <w:rPr>
-                <w:rFonts w:ascii="Helvetica" w:hAnsi="Helvetica" w:eastAsia="Helvetica" w:cs="Helvetica"/>
-                <w:i w:val="false"/>
-                <w:b w:val="false"/>
-                <w:u w:val="none"/>
-                <w:sz w:val="22"/>
-                <w:szCs w:val="22"/>
-                <w:color w:val="000000"/>
-              </w:rPr>
-              <w:t xml:space="preserve">0.74, 3.08</w:t>
+              <w:t xml:space="preserve">1.52</w:t>
+            </w:r>
+          </w:p>
+        </w:tc>
+        <w:tc>
+          <w:tcPr>
+            <w:tcBorders>
+              <w:bottom w:val="none" w:sz="0" w:space="0" w:color="000000"/>
+              <w:top w:val="none" w:sz="0" w:space="0" w:color="000000"/>
+              <w:left w:val="none" w:sz="0" w:space="0" w:color="000000"/>
+              <w:right w:val="none" w:sz="0" w:space="0" w:color="000000"/>
+            </w:tcBorders>
+            <w:shd w:val="clear" w:color="auto" w:fill="FFFFFF"/>
+            <w:tcMar>
+              <w:top w:w="0" w:type="dxa"/>
+              <w:bottom w:w="0" w:type="dxa"/>
+              <w:left w:w="0" w:type="dxa"/>
+              <w:right w:w="0" w:type="dxa"/>
+            </w:tcMar>
+            <w:vAlign w:val="top"/>
+          </w:tcPr>
+          <w:p>
+            <w:pPr>
+              <w:pStyle w:val="Normal"/>
+              <w:jc w:val="center"/>
+              <w:pBdr>
+                <w:bottom w:val="none" w:sz="0" w:space="0" w:color="000000"/>
+                <w:top w:val="none" w:sz="0" w:space="0" w:color="000000"/>
+                <w:left w:val="none" w:sz="0" w:space="0" w:color="000000"/>
+                <w:right w:val="none" w:sz="0" w:space="0" w:color="000000"/>
+              </w:pBdr>
+              <w:spacing w:after="100" w:before="100" w:line="240"/>
+              <w:ind w:left="100" w:right="100" w:firstLine="0" w:firstLineChars="0"/>
+              <w:rPr>
+                <w:rFonts w:ascii="Helvetica" w:hAnsi="Helvetica" w:eastAsia="Helvetica" w:cs="Helvetica"/>
+                <w:i w:val="false"/>
+                <w:b w:val="false"/>
+                <w:u w:val="none"/>
+                <w:sz w:val="22"/>
+                <w:szCs w:val="22"/>
+                <w:color w:val="000000"/>
+              </w:rPr>
+            </w:pPr>
+            <w:r>
+              <w:rPr>
+                <w:rFonts w:ascii="Helvetica" w:hAnsi="Helvetica" w:eastAsia="Helvetica" w:cs="Helvetica"/>
+                <w:i w:val="false"/>
+                <w:b w:val="false"/>
+                <w:u w:val="none"/>
+                <w:sz w:val="22"/>
+                <w:szCs w:val="22"/>
+                <w:color w:val="000000"/>
+              </w:rPr>
+              <w:t xml:space="preserve">0.75, 3.08</w:t>
             </w:r>
           </w:p>
         </w:tc>
@@ -5185,7 +5185,7 @@
                 <w:szCs w:val="22"/>
                 <w:color w:val="000000"/>
               </w:rPr>
-              <w:t xml:space="preserve">190</w:t>
+              <w:t xml:space="preserve">189</w:t>
             </w:r>
           </w:p>
         </w:tc>
@@ -5397,7 +5397,7 @@
                 <w:szCs w:val="22"/>
                 <w:color w:val="000000"/>
               </w:rPr>
-              <w:t xml:space="preserve">190</w:t>
+              <w:t xml:space="preserve">189</w:t>
             </w:r>
           </w:p>
         </w:tc>
@@ -6204,113 +6204,113 @@
                 <w:szCs w:val="22"/>
                 <w:color w:val="000000"/>
               </w:rPr>
-              <w:t xml:space="preserve">0.91</w:t>
-            </w:r>
-          </w:p>
-        </w:tc>
-        <w:tc>
-          <w:tcPr>
-            <w:tcBorders>
-              <w:bottom w:val="none" w:sz="0" w:space="0" w:color="000000"/>
-              <w:top w:val="none" w:sz="0" w:space="0" w:color="000000"/>
-              <w:left w:val="none" w:sz="0" w:space="0" w:color="000000"/>
-              <w:right w:val="none" w:sz="0" w:space="0" w:color="000000"/>
-            </w:tcBorders>
-            <w:shd w:val="clear" w:color="auto" w:fill="FFFFFF"/>
-            <w:tcMar>
-              <w:top w:w="0" w:type="dxa"/>
-              <w:bottom w:w="0" w:type="dxa"/>
-              <w:left w:w="0" w:type="dxa"/>
-              <w:right w:w="0" w:type="dxa"/>
-            </w:tcMar>
-            <w:vAlign w:val="top"/>
-          </w:tcPr>
-          <w:p>
-            <w:pPr>
-              <w:pStyle w:val="Normal"/>
-              <w:jc w:val="center"/>
-              <w:pBdr>
-                <w:bottom w:val="none" w:sz="0" w:space="0" w:color="000000"/>
-                <w:top w:val="none" w:sz="0" w:space="0" w:color="000000"/>
-                <w:left w:val="none" w:sz="0" w:space="0" w:color="000000"/>
-                <w:right w:val="none" w:sz="0" w:space="0" w:color="000000"/>
-              </w:pBdr>
-              <w:spacing w:after="100" w:before="100" w:line="240"/>
-              <w:ind w:left="100" w:right="100" w:firstLine="0" w:firstLineChars="0"/>
-              <w:rPr>
-                <w:rFonts w:ascii="Helvetica" w:hAnsi="Helvetica" w:eastAsia="Helvetica" w:cs="Helvetica"/>
-                <w:i w:val="false"/>
-                <w:b w:val="false"/>
-                <w:u w:val="none"/>
-                <w:sz w:val="22"/>
-                <w:szCs w:val="22"/>
-                <w:color w:val="000000"/>
-              </w:rPr>
-            </w:pPr>
-            <w:r>
-              <w:rPr>
-                <w:rFonts w:ascii="Helvetica" w:hAnsi="Helvetica" w:eastAsia="Helvetica" w:cs="Helvetica"/>
-                <w:i w:val="false"/>
-                <w:b w:val="false"/>
-                <w:u w:val="none"/>
-                <w:sz w:val="22"/>
-                <w:szCs w:val="22"/>
-                <w:color w:val="000000"/>
-              </w:rPr>
-              <w:t xml:space="preserve">0.27, 3.04</w:t>
-            </w:r>
-          </w:p>
-        </w:tc>
-        <w:tc>
-          <w:tcPr>
-            <w:tcBorders>
-              <w:bottom w:val="none" w:sz="0" w:space="0" w:color="000000"/>
-              <w:top w:val="none" w:sz="0" w:space="0" w:color="000000"/>
-              <w:left w:val="none" w:sz="0" w:space="0" w:color="000000"/>
-              <w:right w:val="none" w:sz="0" w:space="0" w:color="000000"/>
-            </w:tcBorders>
-            <w:shd w:val="clear" w:color="auto" w:fill="FFFFFF"/>
-            <w:tcMar>
-              <w:top w:w="0" w:type="dxa"/>
-              <w:bottom w:w="0" w:type="dxa"/>
-              <w:left w:w="0" w:type="dxa"/>
-              <w:right w:w="0" w:type="dxa"/>
-            </w:tcMar>
-            <w:vAlign w:val="top"/>
-          </w:tcPr>
-          <w:p>
-            <w:pPr>
-              <w:pStyle w:val="Normal"/>
-              <w:jc w:val="center"/>
-              <w:pBdr>
-                <w:bottom w:val="none" w:sz="0" w:space="0" w:color="000000"/>
-                <w:top w:val="none" w:sz="0" w:space="0" w:color="000000"/>
-                <w:left w:val="none" w:sz="0" w:space="0" w:color="000000"/>
-                <w:right w:val="none" w:sz="0" w:space="0" w:color="000000"/>
-              </w:pBdr>
-              <w:spacing w:after="100" w:before="100" w:line="240"/>
-              <w:ind w:left="100" w:right="100" w:firstLine="0" w:firstLineChars="0"/>
-              <w:rPr>
-                <w:rFonts w:ascii="Helvetica" w:hAnsi="Helvetica" w:eastAsia="Helvetica" w:cs="Helvetica"/>
-                <w:i w:val="false"/>
-                <w:b w:val="false"/>
-                <w:u w:val="none"/>
-                <w:sz w:val="22"/>
-                <w:szCs w:val="22"/>
-                <w:color w:val="000000"/>
-              </w:rPr>
-            </w:pPr>
-            <w:r>
-              <w:rPr>
-                <w:rFonts w:ascii="Helvetica" w:hAnsi="Helvetica" w:eastAsia="Helvetica" w:cs="Helvetica"/>
-                <w:i w:val="false"/>
-                <w:b w:val="false"/>
-                <w:u w:val="none"/>
-                <w:sz w:val="22"/>
-                <w:szCs w:val="22"/>
-                <w:color w:val="000000"/>
-              </w:rPr>
-              <w:t xml:space="preserve">0.880</w:t>
+              <w:t xml:space="preserve">0.86</w:t>
+            </w:r>
+          </w:p>
+        </w:tc>
+        <w:tc>
+          <w:tcPr>
+            <w:tcBorders>
+              <w:bottom w:val="none" w:sz="0" w:space="0" w:color="000000"/>
+              <w:top w:val="none" w:sz="0" w:space="0" w:color="000000"/>
+              <w:left w:val="none" w:sz="0" w:space="0" w:color="000000"/>
+              <w:right w:val="none" w:sz="0" w:space="0" w:color="000000"/>
+            </w:tcBorders>
+            <w:shd w:val="clear" w:color="auto" w:fill="FFFFFF"/>
+            <w:tcMar>
+              <w:top w:w="0" w:type="dxa"/>
+              <w:bottom w:w="0" w:type="dxa"/>
+              <w:left w:w="0" w:type="dxa"/>
+              <w:right w:w="0" w:type="dxa"/>
+            </w:tcMar>
+            <w:vAlign w:val="top"/>
+          </w:tcPr>
+          <w:p>
+            <w:pPr>
+              <w:pStyle w:val="Normal"/>
+              <w:jc w:val="center"/>
+              <w:pBdr>
+                <w:bottom w:val="none" w:sz="0" w:space="0" w:color="000000"/>
+                <w:top w:val="none" w:sz="0" w:space="0" w:color="000000"/>
+                <w:left w:val="none" w:sz="0" w:space="0" w:color="000000"/>
+                <w:right w:val="none" w:sz="0" w:space="0" w:color="000000"/>
+              </w:pBdr>
+              <w:spacing w:after="100" w:before="100" w:line="240"/>
+              <w:ind w:left="100" w:right="100" w:firstLine="0" w:firstLineChars="0"/>
+              <w:rPr>
+                <w:rFonts w:ascii="Helvetica" w:hAnsi="Helvetica" w:eastAsia="Helvetica" w:cs="Helvetica"/>
+                <w:i w:val="false"/>
+                <w:b w:val="false"/>
+                <w:u w:val="none"/>
+                <w:sz w:val="22"/>
+                <w:szCs w:val="22"/>
+                <w:color w:val="000000"/>
+              </w:rPr>
+            </w:pPr>
+            <w:r>
+              <w:rPr>
+                <w:rFonts w:ascii="Helvetica" w:hAnsi="Helvetica" w:eastAsia="Helvetica" w:cs="Helvetica"/>
+                <w:i w:val="false"/>
+                <w:b w:val="false"/>
+                <w:u w:val="none"/>
+                <w:sz w:val="22"/>
+                <w:szCs w:val="22"/>
+                <w:color w:val="000000"/>
+              </w:rPr>
+              <w:t xml:space="preserve">0.26, 2.88</w:t>
+            </w:r>
+          </w:p>
+        </w:tc>
+        <w:tc>
+          <w:tcPr>
+            <w:tcBorders>
+              <w:bottom w:val="none" w:sz="0" w:space="0" w:color="000000"/>
+              <w:top w:val="none" w:sz="0" w:space="0" w:color="000000"/>
+              <w:left w:val="none" w:sz="0" w:space="0" w:color="000000"/>
+              <w:right w:val="none" w:sz="0" w:space="0" w:color="000000"/>
+            </w:tcBorders>
+            <w:shd w:val="clear" w:color="auto" w:fill="FFFFFF"/>
+            <w:tcMar>
+              <w:top w:w="0" w:type="dxa"/>
+              <w:bottom w:w="0" w:type="dxa"/>
+              <w:left w:w="0" w:type="dxa"/>
+              <w:right w:w="0" w:type="dxa"/>
+            </w:tcMar>
+            <w:vAlign w:val="top"/>
+          </w:tcPr>
+          <w:p>
+            <w:pPr>
+              <w:pStyle w:val="Normal"/>
+              <w:jc w:val="center"/>
+              <w:pBdr>
+                <w:bottom w:val="none" w:sz="0" w:space="0" w:color="000000"/>
+                <w:top w:val="none" w:sz="0" w:space="0" w:color="000000"/>
+                <w:left w:val="none" w:sz="0" w:space="0" w:color="000000"/>
+                <w:right w:val="none" w:sz="0" w:space="0" w:color="000000"/>
+              </w:pBdr>
+              <w:spacing w:after="100" w:before="100" w:line="240"/>
+              <w:ind w:left="100" w:right="100" w:firstLine="0" w:firstLineChars="0"/>
+              <w:rPr>
+                <w:rFonts w:ascii="Helvetica" w:hAnsi="Helvetica" w:eastAsia="Helvetica" w:cs="Helvetica"/>
+                <w:i w:val="false"/>
+                <w:b w:val="false"/>
+                <w:u w:val="none"/>
+                <w:sz w:val="22"/>
+                <w:szCs w:val="22"/>
+                <w:color w:val="000000"/>
+              </w:rPr>
+            </w:pPr>
+            <w:r>
+              <w:rPr>
+                <w:rFonts w:ascii="Helvetica" w:hAnsi="Helvetica" w:eastAsia="Helvetica" w:cs="Helvetica"/>
+                <w:i w:val="false"/>
+                <w:b w:val="false"/>
+                <w:u w:val="none"/>
+                <w:sz w:val="22"/>
+                <w:szCs w:val="22"/>
+                <w:color w:val="000000"/>
+              </w:rPr>
+              <w:t xml:space="preserve">0.810</w:t>
             </w:r>
           </w:p>
         </w:tc>
@@ -6416,60 +6416,60 @@
                 <w:szCs w:val="22"/>
                 <w:color w:val="000000"/>
               </w:rPr>
-              <w:t xml:space="preserve">1.08</w:t>
-            </w:r>
-          </w:p>
-        </w:tc>
-        <w:tc>
-          <w:tcPr>
-            <w:tcBorders>
-              <w:bottom w:val="none" w:sz="0" w:space="0" w:color="000000"/>
-              <w:top w:val="none" w:sz="0" w:space="0" w:color="000000"/>
-              <w:left w:val="none" w:sz="0" w:space="0" w:color="000000"/>
-              <w:right w:val="none" w:sz="0" w:space="0" w:color="000000"/>
-            </w:tcBorders>
-            <w:shd w:val="clear" w:color="auto" w:fill="FFFFFF"/>
-            <w:tcMar>
-              <w:top w:w="0" w:type="dxa"/>
-              <w:bottom w:w="0" w:type="dxa"/>
-              <w:left w:w="0" w:type="dxa"/>
-              <w:right w:w="0" w:type="dxa"/>
-            </w:tcMar>
-            <w:vAlign w:val="top"/>
-          </w:tcPr>
-          <w:p>
-            <w:pPr>
-              <w:pStyle w:val="Normal"/>
-              <w:jc w:val="center"/>
-              <w:pBdr>
-                <w:bottom w:val="none" w:sz="0" w:space="0" w:color="000000"/>
-                <w:top w:val="none" w:sz="0" w:space="0" w:color="000000"/>
-                <w:left w:val="none" w:sz="0" w:space="0" w:color="000000"/>
-                <w:right w:val="none" w:sz="0" w:space="0" w:color="000000"/>
-              </w:pBdr>
-              <w:spacing w:after="100" w:before="100" w:line="240"/>
-              <w:ind w:left="100" w:right="100" w:firstLine="0" w:firstLineChars="0"/>
-              <w:rPr>
-                <w:rFonts w:ascii="Helvetica" w:hAnsi="Helvetica" w:eastAsia="Helvetica" w:cs="Helvetica"/>
-                <w:i w:val="false"/>
-                <w:b w:val="false"/>
-                <w:u w:val="none"/>
-                <w:sz w:val="22"/>
-                <w:szCs w:val="22"/>
-                <w:color w:val="000000"/>
-              </w:rPr>
-            </w:pPr>
-            <w:r>
-              <w:rPr>
-                <w:rFonts w:ascii="Helvetica" w:hAnsi="Helvetica" w:eastAsia="Helvetica" w:cs="Helvetica"/>
-                <w:i w:val="false"/>
-                <w:b w:val="false"/>
-                <w:u w:val="none"/>
-                <w:sz w:val="22"/>
-                <w:szCs w:val="22"/>
-                <w:color w:val="000000"/>
-              </w:rPr>
-              <w:t xml:space="preserve">0.16, 7.17</w:t>
+              <w:t xml:space="preserve">1.09</w:t>
+            </w:r>
+          </w:p>
+        </w:tc>
+        <w:tc>
+          <w:tcPr>
+            <w:tcBorders>
+              <w:bottom w:val="none" w:sz="0" w:space="0" w:color="000000"/>
+              <w:top w:val="none" w:sz="0" w:space="0" w:color="000000"/>
+              <w:left w:val="none" w:sz="0" w:space="0" w:color="000000"/>
+              <w:right w:val="none" w:sz="0" w:space="0" w:color="000000"/>
+            </w:tcBorders>
+            <w:shd w:val="clear" w:color="auto" w:fill="FFFFFF"/>
+            <w:tcMar>
+              <w:top w:w="0" w:type="dxa"/>
+              <w:bottom w:w="0" w:type="dxa"/>
+              <w:left w:w="0" w:type="dxa"/>
+              <w:right w:w="0" w:type="dxa"/>
+            </w:tcMar>
+            <w:vAlign w:val="top"/>
+          </w:tcPr>
+          <w:p>
+            <w:pPr>
+              <w:pStyle w:val="Normal"/>
+              <w:jc w:val="center"/>
+              <w:pBdr>
+                <w:bottom w:val="none" w:sz="0" w:space="0" w:color="000000"/>
+                <w:top w:val="none" w:sz="0" w:space="0" w:color="000000"/>
+                <w:left w:val="none" w:sz="0" w:space="0" w:color="000000"/>
+                <w:right w:val="none" w:sz="0" w:space="0" w:color="000000"/>
+              </w:pBdr>
+              <w:spacing w:after="100" w:before="100" w:line="240"/>
+              <w:ind w:left="100" w:right="100" w:firstLine="0" w:firstLineChars="0"/>
+              <w:rPr>
+                <w:rFonts w:ascii="Helvetica" w:hAnsi="Helvetica" w:eastAsia="Helvetica" w:cs="Helvetica"/>
+                <w:i w:val="false"/>
+                <w:b w:val="false"/>
+                <w:u w:val="none"/>
+                <w:sz w:val="22"/>
+                <w:szCs w:val="22"/>
+                <w:color w:val="000000"/>
+              </w:rPr>
+            </w:pPr>
+            <w:r>
+              <w:rPr>
+                <w:rFonts w:ascii="Helvetica" w:hAnsi="Helvetica" w:eastAsia="Helvetica" w:cs="Helvetica"/>
+                <w:i w:val="false"/>
+                <w:b w:val="false"/>
+                <w:u w:val="none"/>
+                <w:sz w:val="22"/>
+                <w:szCs w:val="22"/>
+                <w:color w:val="000000"/>
+              </w:rPr>
+              <w:t xml:space="preserve">0.17, 7.12</w:t>
             </w:r>
           </w:p>
         </w:tc>
@@ -6687,113 +6687,113 @@
                 <w:szCs w:val="22"/>
                 <w:color w:val="000000"/>
               </w:rPr>
-              <w:t xml:space="preserve">1.20</w:t>
-            </w:r>
-          </w:p>
-        </w:tc>
-        <w:tc>
-          <w:tcPr>
-            <w:tcBorders>
-              <w:bottom w:val="none" w:sz="0" w:space="0" w:color="000000"/>
-              <w:top w:val="none" w:sz="0" w:space="0" w:color="000000"/>
-              <w:left w:val="none" w:sz="0" w:space="0" w:color="000000"/>
-              <w:right w:val="none" w:sz="0" w:space="0" w:color="000000"/>
-            </w:tcBorders>
-            <w:shd w:val="clear" w:color="auto" w:fill="FFFFFF"/>
-            <w:tcMar>
-              <w:top w:w="0" w:type="dxa"/>
-              <w:bottom w:w="0" w:type="dxa"/>
-              <w:left w:w="0" w:type="dxa"/>
-              <w:right w:w="0" w:type="dxa"/>
-            </w:tcMar>
-            <w:vAlign w:val="top"/>
-          </w:tcPr>
-          <w:p>
-            <w:pPr>
-              <w:pStyle w:val="Normal"/>
-              <w:jc w:val="center"/>
-              <w:pBdr>
-                <w:bottom w:val="none" w:sz="0" w:space="0" w:color="000000"/>
-                <w:top w:val="none" w:sz="0" w:space="0" w:color="000000"/>
-                <w:left w:val="none" w:sz="0" w:space="0" w:color="000000"/>
-                <w:right w:val="none" w:sz="0" w:space="0" w:color="000000"/>
-              </w:pBdr>
-              <w:spacing w:after="100" w:before="100" w:line="240"/>
-              <w:ind w:left="100" w:right="100" w:firstLine="0" w:firstLineChars="0"/>
-              <w:rPr>
-                <w:rFonts w:ascii="Helvetica" w:hAnsi="Helvetica" w:eastAsia="Helvetica" w:cs="Helvetica"/>
-                <w:i w:val="false"/>
-                <w:b w:val="false"/>
-                <w:u w:val="none"/>
-                <w:sz w:val="22"/>
-                <w:szCs w:val="22"/>
-                <w:color w:val="000000"/>
-              </w:rPr>
-            </w:pPr>
-            <w:r>
-              <w:rPr>
-                <w:rFonts w:ascii="Helvetica" w:hAnsi="Helvetica" w:eastAsia="Helvetica" w:cs="Helvetica"/>
-                <w:i w:val="false"/>
-                <w:b w:val="false"/>
-                <w:u w:val="none"/>
-                <w:sz w:val="22"/>
-                <w:szCs w:val="22"/>
-                <w:color w:val="000000"/>
-              </w:rPr>
-              <w:t xml:space="preserve">0.33, 4.38</w:t>
-            </w:r>
-          </w:p>
-        </w:tc>
-        <w:tc>
-          <w:tcPr>
-            <w:tcBorders>
-              <w:bottom w:val="none" w:sz="0" w:space="0" w:color="000000"/>
-              <w:top w:val="none" w:sz="0" w:space="0" w:color="000000"/>
-              <w:left w:val="none" w:sz="0" w:space="0" w:color="000000"/>
-              <w:right w:val="none" w:sz="0" w:space="0" w:color="000000"/>
-            </w:tcBorders>
-            <w:shd w:val="clear" w:color="auto" w:fill="FFFFFF"/>
-            <w:tcMar>
-              <w:top w:w="0" w:type="dxa"/>
-              <w:bottom w:w="0" w:type="dxa"/>
-              <w:left w:w="0" w:type="dxa"/>
-              <w:right w:w="0" w:type="dxa"/>
-            </w:tcMar>
-            <w:vAlign w:val="top"/>
-          </w:tcPr>
-          <w:p>
-            <w:pPr>
-              <w:pStyle w:val="Normal"/>
-              <w:jc w:val="center"/>
-              <w:pBdr>
-                <w:bottom w:val="none" w:sz="0" w:space="0" w:color="000000"/>
-                <w:top w:val="none" w:sz="0" w:space="0" w:color="000000"/>
-                <w:left w:val="none" w:sz="0" w:space="0" w:color="000000"/>
-                <w:right w:val="none" w:sz="0" w:space="0" w:color="000000"/>
-              </w:pBdr>
-              <w:spacing w:after="100" w:before="100" w:line="240"/>
-              <w:ind w:left="100" w:right="100" w:firstLine="0" w:firstLineChars="0"/>
-              <w:rPr>
-                <w:rFonts w:ascii="Helvetica" w:hAnsi="Helvetica" w:eastAsia="Helvetica" w:cs="Helvetica"/>
-                <w:i w:val="false"/>
-                <w:b w:val="false"/>
-                <w:u w:val="none"/>
-                <w:sz w:val="22"/>
-                <w:szCs w:val="22"/>
-                <w:color w:val="000000"/>
-              </w:rPr>
-            </w:pPr>
-            <w:r>
-              <w:rPr>
-                <w:rFonts w:ascii="Helvetica" w:hAnsi="Helvetica" w:eastAsia="Helvetica" w:cs="Helvetica"/>
-                <w:i w:val="false"/>
-                <w:b w:val="false"/>
-                <w:u w:val="none"/>
-                <w:sz w:val="22"/>
-                <w:szCs w:val="22"/>
-                <w:color w:val="000000"/>
-              </w:rPr>
-              <w:t xml:space="preserve">0.780</w:t>
+              <w:t xml:space="preserve">1.14</w:t>
+            </w:r>
+          </w:p>
+        </w:tc>
+        <w:tc>
+          <w:tcPr>
+            <w:tcBorders>
+              <w:bottom w:val="none" w:sz="0" w:space="0" w:color="000000"/>
+              <w:top w:val="none" w:sz="0" w:space="0" w:color="000000"/>
+              <w:left w:val="none" w:sz="0" w:space="0" w:color="000000"/>
+              <w:right w:val="none" w:sz="0" w:space="0" w:color="000000"/>
+            </w:tcBorders>
+            <w:shd w:val="clear" w:color="auto" w:fill="FFFFFF"/>
+            <w:tcMar>
+              <w:top w:w="0" w:type="dxa"/>
+              <w:bottom w:w="0" w:type="dxa"/>
+              <w:left w:w="0" w:type="dxa"/>
+              <w:right w:w="0" w:type="dxa"/>
+            </w:tcMar>
+            <w:vAlign w:val="top"/>
+          </w:tcPr>
+          <w:p>
+            <w:pPr>
+              <w:pStyle w:val="Normal"/>
+              <w:jc w:val="center"/>
+              <w:pBdr>
+                <w:bottom w:val="none" w:sz="0" w:space="0" w:color="000000"/>
+                <w:top w:val="none" w:sz="0" w:space="0" w:color="000000"/>
+                <w:left w:val="none" w:sz="0" w:space="0" w:color="000000"/>
+                <w:right w:val="none" w:sz="0" w:space="0" w:color="000000"/>
+              </w:pBdr>
+              <w:spacing w:after="100" w:before="100" w:line="240"/>
+              <w:ind w:left="100" w:right="100" w:firstLine="0" w:firstLineChars="0"/>
+              <w:rPr>
+                <w:rFonts w:ascii="Helvetica" w:hAnsi="Helvetica" w:eastAsia="Helvetica" w:cs="Helvetica"/>
+                <w:i w:val="false"/>
+                <w:b w:val="false"/>
+                <w:u w:val="none"/>
+                <w:sz w:val="22"/>
+                <w:szCs w:val="22"/>
+                <w:color w:val="000000"/>
+              </w:rPr>
+            </w:pPr>
+            <w:r>
+              <w:rPr>
+                <w:rFonts w:ascii="Helvetica" w:hAnsi="Helvetica" w:eastAsia="Helvetica" w:cs="Helvetica"/>
+                <w:i w:val="false"/>
+                <w:b w:val="false"/>
+                <w:u w:val="none"/>
+                <w:sz w:val="22"/>
+                <w:szCs w:val="22"/>
+                <w:color w:val="000000"/>
+              </w:rPr>
+              <w:t xml:space="preserve">0.31, 4.16</w:t>
+            </w:r>
+          </w:p>
+        </w:tc>
+        <w:tc>
+          <w:tcPr>
+            <w:tcBorders>
+              <w:bottom w:val="none" w:sz="0" w:space="0" w:color="000000"/>
+              <w:top w:val="none" w:sz="0" w:space="0" w:color="000000"/>
+              <w:left w:val="none" w:sz="0" w:space="0" w:color="000000"/>
+              <w:right w:val="none" w:sz="0" w:space="0" w:color="000000"/>
+            </w:tcBorders>
+            <w:shd w:val="clear" w:color="auto" w:fill="FFFFFF"/>
+            <w:tcMar>
+              <w:top w:w="0" w:type="dxa"/>
+              <w:bottom w:w="0" w:type="dxa"/>
+              <w:left w:w="0" w:type="dxa"/>
+              <w:right w:w="0" w:type="dxa"/>
+            </w:tcMar>
+            <w:vAlign w:val="top"/>
+          </w:tcPr>
+          <w:p>
+            <w:pPr>
+              <w:pStyle w:val="Normal"/>
+              <w:jc w:val="center"/>
+              <w:pBdr>
+                <w:bottom w:val="none" w:sz="0" w:space="0" w:color="000000"/>
+                <w:top w:val="none" w:sz="0" w:space="0" w:color="000000"/>
+                <w:left w:val="none" w:sz="0" w:space="0" w:color="000000"/>
+                <w:right w:val="none" w:sz="0" w:space="0" w:color="000000"/>
+              </w:pBdr>
+              <w:spacing w:after="100" w:before="100" w:line="240"/>
+              <w:ind w:left="100" w:right="100" w:firstLine="0" w:firstLineChars="0"/>
+              <w:rPr>
+                <w:rFonts w:ascii="Helvetica" w:hAnsi="Helvetica" w:eastAsia="Helvetica" w:cs="Helvetica"/>
+                <w:i w:val="false"/>
+                <w:b w:val="false"/>
+                <w:u w:val="none"/>
+                <w:sz w:val="22"/>
+                <w:szCs w:val="22"/>
+                <w:color w:val="000000"/>
+              </w:rPr>
+            </w:pPr>
+            <w:r>
+              <w:rPr>
+                <w:rFonts w:ascii="Helvetica" w:hAnsi="Helvetica" w:eastAsia="Helvetica" w:cs="Helvetica"/>
+                <w:i w:val="false"/>
+                <w:b w:val="false"/>
+                <w:u w:val="none"/>
+                <w:sz w:val="22"/>
+                <w:szCs w:val="22"/>
+                <w:color w:val="000000"/>
+              </w:rPr>
+              <w:t xml:space="preserve">0.840</w:t>
             </w:r>
           </w:p>
         </w:tc>
@@ -6899,113 +6899,113 @@
                 <w:szCs w:val="22"/>
                 <w:color w:val="000000"/>
               </w:rPr>
-              <w:t xml:space="preserve">2.72</w:t>
-            </w:r>
-          </w:p>
-        </w:tc>
-        <w:tc>
-          <w:tcPr>
-            <w:tcBorders>
-              <w:bottom w:val="none" w:sz="0" w:space="0" w:color="000000"/>
-              <w:top w:val="none" w:sz="0" w:space="0" w:color="000000"/>
-              <w:left w:val="none" w:sz="0" w:space="0" w:color="000000"/>
-              <w:right w:val="none" w:sz="0" w:space="0" w:color="000000"/>
-            </w:tcBorders>
-            <w:shd w:val="clear" w:color="auto" w:fill="FFFFFF"/>
-            <w:tcMar>
-              <w:top w:w="0" w:type="dxa"/>
-              <w:bottom w:w="0" w:type="dxa"/>
-              <w:left w:w="0" w:type="dxa"/>
-              <w:right w:w="0" w:type="dxa"/>
-            </w:tcMar>
-            <w:vAlign w:val="top"/>
-          </w:tcPr>
-          <w:p>
-            <w:pPr>
-              <w:pStyle w:val="Normal"/>
-              <w:jc w:val="center"/>
-              <w:pBdr>
-                <w:bottom w:val="none" w:sz="0" w:space="0" w:color="000000"/>
-                <w:top w:val="none" w:sz="0" w:space="0" w:color="000000"/>
-                <w:left w:val="none" w:sz="0" w:space="0" w:color="000000"/>
-                <w:right w:val="none" w:sz="0" w:space="0" w:color="000000"/>
-              </w:pBdr>
-              <w:spacing w:after="100" w:before="100" w:line="240"/>
-              <w:ind w:left="100" w:right="100" w:firstLine="0" w:firstLineChars="0"/>
-              <w:rPr>
-                <w:rFonts w:ascii="Helvetica" w:hAnsi="Helvetica" w:eastAsia="Helvetica" w:cs="Helvetica"/>
-                <w:i w:val="false"/>
-                <w:b w:val="false"/>
-                <w:u w:val="none"/>
-                <w:sz w:val="22"/>
-                <w:szCs w:val="22"/>
-                <w:color w:val="000000"/>
-              </w:rPr>
-            </w:pPr>
-            <w:r>
-              <w:rPr>
-                <w:rFonts w:ascii="Helvetica" w:hAnsi="Helvetica" w:eastAsia="Helvetica" w:cs="Helvetica"/>
-                <w:i w:val="false"/>
-                <w:b w:val="false"/>
-                <w:u w:val="none"/>
-                <w:sz w:val="22"/>
-                <w:szCs w:val="22"/>
-                <w:color w:val="000000"/>
-              </w:rPr>
-              <w:t xml:space="preserve">0.57, 12.9</w:t>
-            </w:r>
-          </w:p>
-        </w:tc>
-        <w:tc>
-          <w:tcPr>
-            <w:tcBorders>
-              <w:bottom w:val="none" w:sz="0" w:space="0" w:color="000000"/>
-              <w:top w:val="none" w:sz="0" w:space="0" w:color="000000"/>
-              <w:left w:val="none" w:sz="0" w:space="0" w:color="000000"/>
-              <w:right w:val="none" w:sz="0" w:space="0" w:color="000000"/>
-            </w:tcBorders>
-            <w:shd w:val="clear" w:color="auto" w:fill="FFFFFF"/>
-            <w:tcMar>
-              <w:top w:w="0" w:type="dxa"/>
-              <w:bottom w:w="0" w:type="dxa"/>
-              <w:left w:w="0" w:type="dxa"/>
-              <w:right w:w="0" w:type="dxa"/>
-            </w:tcMar>
-            <w:vAlign w:val="top"/>
-          </w:tcPr>
-          <w:p>
-            <w:pPr>
-              <w:pStyle w:val="Normal"/>
-              <w:jc w:val="center"/>
-              <w:pBdr>
-                <w:bottom w:val="none" w:sz="0" w:space="0" w:color="000000"/>
-                <w:top w:val="none" w:sz="0" w:space="0" w:color="000000"/>
-                <w:left w:val="none" w:sz="0" w:space="0" w:color="000000"/>
-                <w:right w:val="none" w:sz="0" w:space="0" w:color="000000"/>
-              </w:pBdr>
-              <w:spacing w:after="100" w:before="100" w:line="240"/>
-              <w:ind w:left="100" w:right="100" w:firstLine="0" w:firstLineChars="0"/>
-              <w:rPr>
-                <w:rFonts w:ascii="Helvetica" w:hAnsi="Helvetica" w:eastAsia="Helvetica" w:cs="Helvetica"/>
-                <w:i w:val="false"/>
-                <w:b w:val="false"/>
-                <w:u w:val="none"/>
-                <w:sz w:val="22"/>
-                <w:szCs w:val="22"/>
-                <w:color w:val="000000"/>
-              </w:rPr>
-            </w:pPr>
-            <w:r>
-              <w:rPr>
-                <w:rFonts w:ascii="Helvetica" w:hAnsi="Helvetica" w:eastAsia="Helvetica" w:cs="Helvetica"/>
-                <w:i w:val="false"/>
-                <w:b w:val="false"/>
-                <w:u w:val="none"/>
-                <w:sz w:val="22"/>
-                <w:szCs w:val="22"/>
-                <w:color w:val="000000"/>
-              </w:rPr>
-              <w:t xml:space="preserve">0.210</w:t>
+              <w:t xml:space="preserve">2.65</w:t>
+            </w:r>
+          </w:p>
+        </w:tc>
+        <w:tc>
+          <w:tcPr>
+            <w:tcBorders>
+              <w:bottom w:val="none" w:sz="0" w:space="0" w:color="000000"/>
+              <w:top w:val="none" w:sz="0" w:space="0" w:color="000000"/>
+              <w:left w:val="none" w:sz="0" w:space="0" w:color="000000"/>
+              <w:right w:val="none" w:sz="0" w:space="0" w:color="000000"/>
+            </w:tcBorders>
+            <w:shd w:val="clear" w:color="auto" w:fill="FFFFFF"/>
+            <w:tcMar>
+              <w:top w:w="0" w:type="dxa"/>
+              <w:bottom w:w="0" w:type="dxa"/>
+              <w:left w:w="0" w:type="dxa"/>
+              <w:right w:w="0" w:type="dxa"/>
+            </w:tcMar>
+            <w:vAlign w:val="top"/>
+          </w:tcPr>
+          <w:p>
+            <w:pPr>
+              <w:pStyle w:val="Normal"/>
+              <w:jc w:val="center"/>
+              <w:pBdr>
+                <w:bottom w:val="none" w:sz="0" w:space="0" w:color="000000"/>
+                <w:top w:val="none" w:sz="0" w:space="0" w:color="000000"/>
+                <w:left w:val="none" w:sz="0" w:space="0" w:color="000000"/>
+                <w:right w:val="none" w:sz="0" w:space="0" w:color="000000"/>
+              </w:pBdr>
+              <w:spacing w:after="100" w:before="100" w:line="240"/>
+              <w:ind w:left="100" w:right="100" w:firstLine="0" w:firstLineChars="0"/>
+              <w:rPr>
+                <w:rFonts w:ascii="Helvetica" w:hAnsi="Helvetica" w:eastAsia="Helvetica" w:cs="Helvetica"/>
+                <w:i w:val="false"/>
+                <w:b w:val="false"/>
+                <w:u w:val="none"/>
+                <w:sz w:val="22"/>
+                <w:szCs w:val="22"/>
+                <w:color w:val="000000"/>
+              </w:rPr>
+            </w:pPr>
+            <w:r>
+              <w:rPr>
+                <w:rFonts w:ascii="Helvetica" w:hAnsi="Helvetica" w:eastAsia="Helvetica" w:cs="Helvetica"/>
+                <w:i w:val="false"/>
+                <w:b w:val="false"/>
+                <w:u w:val="none"/>
+                <w:sz w:val="22"/>
+                <w:szCs w:val="22"/>
+                <w:color w:val="000000"/>
+              </w:rPr>
+              <w:t xml:space="preserve">0.56, 12.7</w:t>
+            </w:r>
+          </w:p>
+        </w:tc>
+        <w:tc>
+          <w:tcPr>
+            <w:tcBorders>
+              <w:bottom w:val="none" w:sz="0" w:space="0" w:color="000000"/>
+              <w:top w:val="none" w:sz="0" w:space="0" w:color="000000"/>
+              <w:left w:val="none" w:sz="0" w:space="0" w:color="000000"/>
+              <w:right w:val="none" w:sz="0" w:space="0" w:color="000000"/>
+            </w:tcBorders>
+            <w:shd w:val="clear" w:color="auto" w:fill="FFFFFF"/>
+            <w:tcMar>
+              <w:top w:w="0" w:type="dxa"/>
+              <w:bottom w:w="0" w:type="dxa"/>
+              <w:left w:w="0" w:type="dxa"/>
+              <w:right w:w="0" w:type="dxa"/>
+            </w:tcMar>
+            <w:vAlign w:val="top"/>
+          </w:tcPr>
+          <w:p>
+            <w:pPr>
+              <w:pStyle w:val="Normal"/>
+              <w:jc w:val="center"/>
+              <w:pBdr>
+                <w:bottom w:val="none" w:sz="0" w:space="0" w:color="000000"/>
+                <w:top w:val="none" w:sz="0" w:space="0" w:color="000000"/>
+                <w:left w:val="none" w:sz="0" w:space="0" w:color="000000"/>
+                <w:right w:val="none" w:sz="0" w:space="0" w:color="000000"/>
+              </w:pBdr>
+              <w:spacing w:after="100" w:before="100" w:line="240"/>
+              <w:ind w:left="100" w:right="100" w:firstLine="0" w:firstLineChars="0"/>
+              <w:rPr>
+                <w:rFonts w:ascii="Helvetica" w:hAnsi="Helvetica" w:eastAsia="Helvetica" w:cs="Helvetica"/>
+                <w:i w:val="false"/>
+                <w:b w:val="false"/>
+                <w:u w:val="none"/>
+                <w:sz w:val="22"/>
+                <w:szCs w:val="22"/>
+                <w:color w:val="000000"/>
+              </w:rPr>
+            </w:pPr>
+            <w:r>
+              <w:rPr>
+                <w:rFonts w:ascii="Helvetica" w:hAnsi="Helvetica" w:eastAsia="Helvetica" w:cs="Helvetica"/>
+                <w:i w:val="false"/>
+                <w:b w:val="false"/>
+                <w:u w:val="none"/>
+                <w:sz w:val="22"/>
+                <w:szCs w:val="22"/>
+                <w:color w:val="000000"/>
+              </w:rPr>
+              <w:t xml:space="preserve">0.220</w:t>
             </w:r>
           </w:p>
         </w:tc>
@@ -7653,113 +7653,113 @@
                 <w:szCs w:val="22"/>
                 <w:color w:val="000000"/>
               </w:rPr>
-              <w:t xml:space="preserve">1.01</w:t>
-            </w:r>
-          </w:p>
-        </w:tc>
-        <w:tc>
-          <w:tcPr>
-            <w:tcBorders>
-              <w:bottom w:val="none" w:sz="0" w:space="0" w:color="000000"/>
-              <w:top w:val="none" w:sz="0" w:space="0" w:color="000000"/>
-              <w:left w:val="none" w:sz="0" w:space="0" w:color="000000"/>
-              <w:right w:val="none" w:sz="0" w:space="0" w:color="000000"/>
-            </w:tcBorders>
-            <w:shd w:val="clear" w:color="auto" w:fill="FFFFFF"/>
-            <w:tcMar>
-              <w:top w:w="0" w:type="dxa"/>
-              <w:bottom w:w="0" w:type="dxa"/>
-              <w:left w:w="0" w:type="dxa"/>
-              <w:right w:w="0" w:type="dxa"/>
-            </w:tcMar>
-            <w:vAlign w:val="top"/>
-          </w:tcPr>
-          <w:p>
-            <w:pPr>
-              <w:pStyle w:val="Normal"/>
-              <w:jc w:val="center"/>
-              <w:pBdr>
-                <w:bottom w:val="none" w:sz="0" w:space="0" w:color="000000"/>
-                <w:top w:val="none" w:sz="0" w:space="0" w:color="000000"/>
-                <w:left w:val="none" w:sz="0" w:space="0" w:color="000000"/>
-                <w:right w:val="none" w:sz="0" w:space="0" w:color="000000"/>
-              </w:pBdr>
-              <w:spacing w:after="100" w:before="100" w:line="240"/>
-              <w:ind w:left="100" w:right="100" w:firstLine="0" w:firstLineChars="0"/>
-              <w:rPr>
-                <w:rFonts w:ascii="Helvetica" w:hAnsi="Helvetica" w:eastAsia="Helvetica" w:cs="Helvetica"/>
-                <w:i w:val="false"/>
-                <w:b w:val="false"/>
-                <w:u w:val="none"/>
-                <w:sz w:val="22"/>
-                <w:szCs w:val="22"/>
-                <w:color w:val="000000"/>
-              </w:rPr>
-            </w:pPr>
-            <w:r>
-              <w:rPr>
-                <w:rFonts w:ascii="Helvetica" w:hAnsi="Helvetica" w:eastAsia="Helvetica" w:cs="Helvetica"/>
-                <w:i w:val="false"/>
-                <w:b w:val="false"/>
-                <w:u w:val="none"/>
-                <w:sz w:val="22"/>
-                <w:szCs w:val="22"/>
-                <w:color w:val="000000"/>
-              </w:rPr>
-              <w:t xml:space="preserve">0.33, 3.10</w:t>
-            </w:r>
-          </w:p>
-        </w:tc>
-        <w:tc>
-          <w:tcPr>
-            <w:tcBorders>
-              <w:bottom w:val="none" w:sz="0" w:space="0" w:color="000000"/>
-              <w:top w:val="none" w:sz="0" w:space="0" w:color="000000"/>
-              <w:left w:val="none" w:sz="0" w:space="0" w:color="000000"/>
-              <w:right w:val="none" w:sz="0" w:space="0" w:color="000000"/>
-            </w:tcBorders>
-            <w:shd w:val="clear" w:color="auto" w:fill="FFFFFF"/>
-            <w:tcMar>
-              <w:top w:w="0" w:type="dxa"/>
-              <w:bottom w:w="0" w:type="dxa"/>
-              <w:left w:w="0" w:type="dxa"/>
-              <w:right w:w="0" w:type="dxa"/>
-            </w:tcMar>
-            <w:vAlign w:val="top"/>
-          </w:tcPr>
-          <w:p>
-            <w:pPr>
-              <w:pStyle w:val="Normal"/>
-              <w:jc w:val="center"/>
-              <w:pBdr>
-                <w:bottom w:val="none" w:sz="0" w:space="0" w:color="000000"/>
-                <w:top w:val="none" w:sz="0" w:space="0" w:color="000000"/>
-                <w:left w:val="none" w:sz="0" w:space="0" w:color="000000"/>
-                <w:right w:val="none" w:sz="0" w:space="0" w:color="000000"/>
-              </w:pBdr>
-              <w:spacing w:after="100" w:before="100" w:line="240"/>
-              <w:ind w:left="100" w:right="100" w:firstLine="0" w:firstLineChars="0"/>
-              <w:rPr>
-                <w:rFonts w:ascii="Helvetica" w:hAnsi="Helvetica" w:eastAsia="Helvetica" w:cs="Helvetica"/>
-                <w:i w:val="false"/>
-                <w:b w:val="false"/>
-                <w:u w:val="none"/>
-                <w:sz w:val="22"/>
-                <w:szCs w:val="22"/>
-                <w:color w:val="000000"/>
-              </w:rPr>
-            </w:pPr>
-            <w:r>
-              <w:rPr>
-                <w:rFonts w:ascii="Helvetica" w:hAnsi="Helvetica" w:eastAsia="Helvetica" w:cs="Helvetica"/>
-                <w:i w:val="false"/>
-                <w:b w:val="false"/>
-                <w:u w:val="none"/>
-                <w:sz w:val="22"/>
-                <w:szCs w:val="22"/>
-                <w:color w:val="000000"/>
-              </w:rPr>
-              <w:t xml:space="preserve">0.980</w:t>
+              <w:t xml:space="preserve">0.96</w:t>
+            </w:r>
+          </w:p>
+        </w:tc>
+        <w:tc>
+          <w:tcPr>
+            <w:tcBorders>
+              <w:bottom w:val="none" w:sz="0" w:space="0" w:color="000000"/>
+              <w:top w:val="none" w:sz="0" w:space="0" w:color="000000"/>
+              <w:left w:val="none" w:sz="0" w:space="0" w:color="000000"/>
+              <w:right w:val="none" w:sz="0" w:space="0" w:color="000000"/>
+            </w:tcBorders>
+            <w:shd w:val="clear" w:color="auto" w:fill="FFFFFF"/>
+            <w:tcMar>
+              <w:top w:w="0" w:type="dxa"/>
+              <w:bottom w:w="0" w:type="dxa"/>
+              <w:left w:w="0" w:type="dxa"/>
+              <w:right w:w="0" w:type="dxa"/>
+            </w:tcMar>
+            <w:vAlign w:val="top"/>
+          </w:tcPr>
+          <w:p>
+            <w:pPr>
+              <w:pStyle w:val="Normal"/>
+              <w:jc w:val="center"/>
+              <w:pBdr>
+                <w:bottom w:val="none" w:sz="0" w:space="0" w:color="000000"/>
+                <w:top w:val="none" w:sz="0" w:space="0" w:color="000000"/>
+                <w:left w:val="none" w:sz="0" w:space="0" w:color="000000"/>
+                <w:right w:val="none" w:sz="0" w:space="0" w:color="000000"/>
+              </w:pBdr>
+              <w:spacing w:after="100" w:before="100" w:line="240"/>
+              <w:ind w:left="100" w:right="100" w:firstLine="0" w:firstLineChars="0"/>
+              <w:rPr>
+                <w:rFonts w:ascii="Helvetica" w:hAnsi="Helvetica" w:eastAsia="Helvetica" w:cs="Helvetica"/>
+                <w:i w:val="false"/>
+                <w:b w:val="false"/>
+                <w:u w:val="none"/>
+                <w:sz w:val="22"/>
+                <w:szCs w:val="22"/>
+                <w:color w:val="000000"/>
+              </w:rPr>
+            </w:pPr>
+            <w:r>
+              <w:rPr>
+                <w:rFonts w:ascii="Helvetica" w:hAnsi="Helvetica" w:eastAsia="Helvetica" w:cs="Helvetica"/>
+                <w:i w:val="false"/>
+                <w:b w:val="false"/>
+                <w:u w:val="none"/>
+                <w:sz w:val="22"/>
+                <w:szCs w:val="22"/>
+                <w:color w:val="000000"/>
+              </w:rPr>
+              <w:t xml:space="preserve">0.31, 2.94</w:t>
+            </w:r>
+          </w:p>
+        </w:tc>
+        <w:tc>
+          <w:tcPr>
+            <w:tcBorders>
+              <w:bottom w:val="none" w:sz="0" w:space="0" w:color="000000"/>
+              <w:top w:val="none" w:sz="0" w:space="0" w:color="000000"/>
+              <w:left w:val="none" w:sz="0" w:space="0" w:color="000000"/>
+              <w:right w:val="none" w:sz="0" w:space="0" w:color="000000"/>
+            </w:tcBorders>
+            <w:shd w:val="clear" w:color="auto" w:fill="FFFFFF"/>
+            <w:tcMar>
+              <w:top w:w="0" w:type="dxa"/>
+              <w:bottom w:w="0" w:type="dxa"/>
+              <w:left w:w="0" w:type="dxa"/>
+              <w:right w:w="0" w:type="dxa"/>
+            </w:tcMar>
+            <w:vAlign w:val="top"/>
+          </w:tcPr>
+          <w:p>
+            <w:pPr>
+              <w:pStyle w:val="Normal"/>
+              <w:jc w:val="center"/>
+              <w:pBdr>
+                <w:bottom w:val="none" w:sz="0" w:space="0" w:color="000000"/>
+                <w:top w:val="none" w:sz="0" w:space="0" w:color="000000"/>
+                <w:left w:val="none" w:sz="0" w:space="0" w:color="000000"/>
+                <w:right w:val="none" w:sz="0" w:space="0" w:color="000000"/>
+              </w:pBdr>
+              <w:spacing w:after="100" w:before="100" w:line="240"/>
+              <w:ind w:left="100" w:right="100" w:firstLine="0" w:firstLineChars="0"/>
+              <w:rPr>
+                <w:rFonts w:ascii="Helvetica" w:hAnsi="Helvetica" w:eastAsia="Helvetica" w:cs="Helvetica"/>
+                <w:i w:val="false"/>
+                <w:b w:val="false"/>
+                <w:u w:val="none"/>
+                <w:sz w:val="22"/>
+                <w:szCs w:val="22"/>
+                <w:color w:val="000000"/>
+              </w:rPr>
+            </w:pPr>
+            <w:r>
+              <w:rPr>
+                <w:rFonts w:ascii="Helvetica" w:hAnsi="Helvetica" w:eastAsia="Helvetica" w:cs="Helvetica"/>
+                <w:i w:val="false"/>
+                <w:b w:val="false"/>
+                <w:u w:val="none"/>
+                <w:sz w:val="22"/>
+                <w:szCs w:val="22"/>
+                <w:color w:val="000000"/>
+              </w:rPr>
+              <w:t xml:space="preserve">0.940</w:t>
             </w:r>
           </w:p>
         </w:tc>
@@ -7865,113 +7865,113 @@
                 <w:szCs w:val="22"/>
                 <w:color w:val="000000"/>
               </w:rPr>
-              <w:t xml:space="preserve">2.15</w:t>
-            </w:r>
-          </w:p>
-        </w:tc>
-        <w:tc>
-          <w:tcPr>
-            <w:tcBorders>
-              <w:bottom w:val="none" w:sz="0" w:space="0" w:color="000000"/>
-              <w:top w:val="none" w:sz="0" w:space="0" w:color="000000"/>
-              <w:left w:val="none" w:sz="0" w:space="0" w:color="000000"/>
-              <w:right w:val="none" w:sz="0" w:space="0" w:color="000000"/>
-            </w:tcBorders>
-            <w:shd w:val="clear" w:color="auto" w:fill="FFFFFF"/>
-            <w:tcMar>
-              <w:top w:w="0" w:type="dxa"/>
-              <w:bottom w:w="0" w:type="dxa"/>
-              <w:left w:w="0" w:type="dxa"/>
-              <w:right w:w="0" w:type="dxa"/>
-            </w:tcMar>
-            <w:vAlign w:val="top"/>
-          </w:tcPr>
-          <w:p>
-            <w:pPr>
-              <w:pStyle w:val="Normal"/>
-              <w:jc w:val="center"/>
-              <w:pBdr>
-                <w:bottom w:val="none" w:sz="0" w:space="0" w:color="000000"/>
-                <w:top w:val="none" w:sz="0" w:space="0" w:color="000000"/>
-                <w:left w:val="none" w:sz="0" w:space="0" w:color="000000"/>
-                <w:right w:val="none" w:sz="0" w:space="0" w:color="000000"/>
-              </w:pBdr>
-              <w:spacing w:after="100" w:before="100" w:line="240"/>
-              <w:ind w:left="100" w:right="100" w:firstLine="0" w:firstLineChars="0"/>
-              <w:rPr>
-                <w:rFonts w:ascii="Helvetica" w:hAnsi="Helvetica" w:eastAsia="Helvetica" w:cs="Helvetica"/>
-                <w:i w:val="false"/>
-                <w:b w:val="false"/>
-                <w:u w:val="none"/>
-                <w:sz w:val="22"/>
-                <w:szCs w:val="22"/>
-                <w:color w:val="000000"/>
-              </w:rPr>
-            </w:pPr>
-            <w:r>
-              <w:rPr>
-                <w:rFonts w:ascii="Helvetica" w:hAnsi="Helvetica" w:eastAsia="Helvetica" w:cs="Helvetica"/>
-                <w:i w:val="false"/>
-                <w:b w:val="false"/>
-                <w:u w:val="none"/>
-                <w:sz w:val="22"/>
-                <w:szCs w:val="22"/>
-                <w:color w:val="000000"/>
-              </w:rPr>
-              <w:t xml:space="preserve">0.32, 14.5</w:t>
-            </w:r>
-          </w:p>
-        </w:tc>
-        <w:tc>
-          <w:tcPr>
-            <w:tcBorders>
-              <w:bottom w:val="none" w:sz="0" w:space="0" w:color="000000"/>
-              <w:top w:val="none" w:sz="0" w:space="0" w:color="000000"/>
-              <w:left w:val="none" w:sz="0" w:space="0" w:color="000000"/>
-              <w:right w:val="none" w:sz="0" w:space="0" w:color="000000"/>
-            </w:tcBorders>
-            <w:shd w:val="clear" w:color="auto" w:fill="FFFFFF"/>
-            <w:tcMar>
-              <w:top w:w="0" w:type="dxa"/>
-              <w:bottom w:w="0" w:type="dxa"/>
-              <w:left w:w="0" w:type="dxa"/>
-              <w:right w:w="0" w:type="dxa"/>
-            </w:tcMar>
-            <w:vAlign w:val="top"/>
-          </w:tcPr>
-          <w:p>
-            <w:pPr>
-              <w:pStyle w:val="Normal"/>
-              <w:jc w:val="center"/>
-              <w:pBdr>
-                <w:bottom w:val="none" w:sz="0" w:space="0" w:color="000000"/>
-                <w:top w:val="none" w:sz="0" w:space="0" w:color="000000"/>
-                <w:left w:val="none" w:sz="0" w:space="0" w:color="000000"/>
-                <w:right w:val="none" w:sz="0" w:space="0" w:color="000000"/>
-              </w:pBdr>
-              <w:spacing w:after="100" w:before="100" w:line="240"/>
-              <w:ind w:left="100" w:right="100" w:firstLine="0" w:firstLineChars="0"/>
-              <w:rPr>
-                <w:rFonts w:ascii="Helvetica" w:hAnsi="Helvetica" w:eastAsia="Helvetica" w:cs="Helvetica"/>
-                <w:i w:val="false"/>
-                <w:b w:val="false"/>
-                <w:u w:val="none"/>
-                <w:sz w:val="22"/>
-                <w:szCs w:val="22"/>
-                <w:color w:val="000000"/>
-              </w:rPr>
-            </w:pPr>
-            <w:r>
-              <w:rPr>
-                <w:rFonts w:ascii="Helvetica" w:hAnsi="Helvetica" w:eastAsia="Helvetica" w:cs="Helvetica"/>
-                <w:i w:val="false"/>
-                <w:b w:val="false"/>
-                <w:u w:val="none"/>
-                <w:sz w:val="22"/>
-                <w:szCs w:val="22"/>
-                <w:color w:val="000000"/>
-              </w:rPr>
-              <w:t xml:space="preserve">0.430</w:t>
+              <w:t xml:space="preserve">2.18</w:t>
+            </w:r>
+          </w:p>
+        </w:tc>
+        <w:tc>
+          <w:tcPr>
+            <w:tcBorders>
+              <w:bottom w:val="none" w:sz="0" w:space="0" w:color="000000"/>
+              <w:top w:val="none" w:sz="0" w:space="0" w:color="000000"/>
+              <w:left w:val="none" w:sz="0" w:space="0" w:color="000000"/>
+              <w:right w:val="none" w:sz="0" w:space="0" w:color="000000"/>
+            </w:tcBorders>
+            <w:shd w:val="clear" w:color="auto" w:fill="FFFFFF"/>
+            <w:tcMar>
+              <w:top w:w="0" w:type="dxa"/>
+              <w:bottom w:w="0" w:type="dxa"/>
+              <w:left w:w="0" w:type="dxa"/>
+              <w:right w:w="0" w:type="dxa"/>
+            </w:tcMar>
+            <w:vAlign w:val="top"/>
+          </w:tcPr>
+          <w:p>
+            <w:pPr>
+              <w:pStyle w:val="Normal"/>
+              <w:jc w:val="center"/>
+              <w:pBdr>
+                <w:bottom w:val="none" w:sz="0" w:space="0" w:color="000000"/>
+                <w:top w:val="none" w:sz="0" w:space="0" w:color="000000"/>
+                <w:left w:val="none" w:sz="0" w:space="0" w:color="000000"/>
+                <w:right w:val="none" w:sz="0" w:space="0" w:color="000000"/>
+              </w:pBdr>
+              <w:spacing w:after="100" w:before="100" w:line="240"/>
+              <w:ind w:left="100" w:right="100" w:firstLine="0" w:firstLineChars="0"/>
+              <w:rPr>
+                <w:rFonts w:ascii="Helvetica" w:hAnsi="Helvetica" w:eastAsia="Helvetica" w:cs="Helvetica"/>
+                <w:i w:val="false"/>
+                <w:b w:val="false"/>
+                <w:u w:val="none"/>
+                <w:sz w:val="22"/>
+                <w:szCs w:val="22"/>
+                <w:color w:val="000000"/>
+              </w:rPr>
+            </w:pPr>
+            <w:r>
+              <w:rPr>
+                <w:rFonts w:ascii="Helvetica" w:hAnsi="Helvetica" w:eastAsia="Helvetica" w:cs="Helvetica"/>
+                <w:i w:val="false"/>
+                <w:b w:val="false"/>
+                <w:u w:val="none"/>
+                <w:sz w:val="22"/>
+                <w:szCs w:val="22"/>
+                <w:color w:val="000000"/>
+              </w:rPr>
+              <w:t xml:space="preserve">0.33, 14.6</w:t>
+            </w:r>
+          </w:p>
+        </w:tc>
+        <w:tc>
+          <w:tcPr>
+            <w:tcBorders>
+              <w:bottom w:val="none" w:sz="0" w:space="0" w:color="000000"/>
+              <w:top w:val="none" w:sz="0" w:space="0" w:color="000000"/>
+              <w:left w:val="none" w:sz="0" w:space="0" w:color="000000"/>
+              <w:right w:val="none" w:sz="0" w:space="0" w:color="000000"/>
+            </w:tcBorders>
+            <w:shd w:val="clear" w:color="auto" w:fill="FFFFFF"/>
+            <w:tcMar>
+              <w:top w:w="0" w:type="dxa"/>
+              <w:bottom w:w="0" w:type="dxa"/>
+              <w:left w:w="0" w:type="dxa"/>
+              <w:right w:w="0" w:type="dxa"/>
+            </w:tcMar>
+            <w:vAlign w:val="top"/>
+          </w:tcPr>
+          <w:p>
+            <w:pPr>
+              <w:pStyle w:val="Normal"/>
+              <w:jc w:val="center"/>
+              <w:pBdr>
+                <w:bottom w:val="none" w:sz="0" w:space="0" w:color="000000"/>
+                <w:top w:val="none" w:sz="0" w:space="0" w:color="000000"/>
+                <w:left w:val="none" w:sz="0" w:space="0" w:color="000000"/>
+                <w:right w:val="none" w:sz="0" w:space="0" w:color="000000"/>
+              </w:pBdr>
+              <w:spacing w:after="100" w:before="100" w:line="240"/>
+              <w:ind w:left="100" w:right="100" w:firstLine="0" w:firstLineChars="0"/>
+              <w:rPr>
+                <w:rFonts w:ascii="Helvetica" w:hAnsi="Helvetica" w:eastAsia="Helvetica" w:cs="Helvetica"/>
+                <w:i w:val="false"/>
+                <w:b w:val="false"/>
+                <w:u w:val="none"/>
+                <w:sz w:val="22"/>
+                <w:szCs w:val="22"/>
+                <w:color w:val="000000"/>
+              </w:rPr>
+            </w:pPr>
+            <w:r>
+              <w:rPr>
+                <w:rFonts w:ascii="Helvetica" w:hAnsi="Helvetica" w:eastAsia="Helvetica" w:cs="Helvetica"/>
+                <w:i w:val="false"/>
+                <w:b w:val="false"/>
+                <w:u w:val="none"/>
+                <w:sz w:val="22"/>
+                <w:szCs w:val="22"/>
+                <w:color w:val="000000"/>
+              </w:rPr>
+              <w:t xml:space="preserve">0.420</w:t>
             </w:r>
           </w:p>
         </w:tc>
@@ -8136,113 +8136,113 @@
                 <w:szCs w:val="22"/>
                 <w:color w:val="000000"/>
               </w:rPr>
-              <w:t xml:space="preserve">1.50</w:t>
-            </w:r>
-          </w:p>
-        </w:tc>
-        <w:tc>
-          <w:tcPr>
-            <w:tcBorders>
-              <w:bottom w:val="none" w:sz="0" w:space="0" w:color="000000"/>
-              <w:top w:val="none" w:sz="0" w:space="0" w:color="000000"/>
-              <w:left w:val="none" w:sz="0" w:space="0" w:color="000000"/>
-              <w:right w:val="none" w:sz="0" w:space="0" w:color="000000"/>
-            </w:tcBorders>
-            <w:shd w:val="clear" w:color="auto" w:fill="FFFFFF"/>
-            <w:tcMar>
-              <w:top w:w="0" w:type="dxa"/>
-              <w:bottom w:w="0" w:type="dxa"/>
-              <w:left w:w="0" w:type="dxa"/>
-              <w:right w:w="0" w:type="dxa"/>
-            </w:tcMar>
-            <w:vAlign w:val="top"/>
-          </w:tcPr>
-          <w:p>
-            <w:pPr>
-              <w:pStyle w:val="Normal"/>
-              <w:jc w:val="center"/>
-              <w:pBdr>
-                <w:bottom w:val="none" w:sz="0" w:space="0" w:color="000000"/>
-                <w:top w:val="none" w:sz="0" w:space="0" w:color="000000"/>
-                <w:left w:val="none" w:sz="0" w:space="0" w:color="000000"/>
-                <w:right w:val="none" w:sz="0" w:space="0" w:color="000000"/>
-              </w:pBdr>
-              <w:spacing w:after="100" w:before="100" w:line="240"/>
-              <w:ind w:left="100" w:right="100" w:firstLine="0" w:firstLineChars="0"/>
-              <w:rPr>
-                <w:rFonts w:ascii="Helvetica" w:hAnsi="Helvetica" w:eastAsia="Helvetica" w:cs="Helvetica"/>
-                <w:i w:val="false"/>
-                <w:b w:val="false"/>
-                <w:u w:val="none"/>
-                <w:sz w:val="22"/>
-                <w:szCs w:val="22"/>
-                <w:color w:val="000000"/>
-              </w:rPr>
-            </w:pPr>
-            <w:r>
-              <w:rPr>
-                <w:rFonts w:ascii="Helvetica" w:hAnsi="Helvetica" w:eastAsia="Helvetica" w:cs="Helvetica"/>
-                <w:i w:val="false"/>
-                <w:b w:val="false"/>
-                <w:u w:val="none"/>
-                <w:sz w:val="22"/>
-                <w:szCs w:val="22"/>
-                <w:color w:val="000000"/>
-              </w:rPr>
-              <w:t xml:space="preserve">0.36, 6.24</w:t>
-            </w:r>
-          </w:p>
-        </w:tc>
-        <w:tc>
-          <w:tcPr>
-            <w:tcBorders>
-              <w:bottom w:val="none" w:sz="0" w:space="0" w:color="000000"/>
-              <w:top w:val="none" w:sz="0" w:space="0" w:color="000000"/>
-              <w:left w:val="none" w:sz="0" w:space="0" w:color="000000"/>
-              <w:right w:val="none" w:sz="0" w:space="0" w:color="000000"/>
-            </w:tcBorders>
-            <w:shd w:val="clear" w:color="auto" w:fill="FFFFFF"/>
-            <w:tcMar>
-              <w:top w:w="0" w:type="dxa"/>
-              <w:bottom w:w="0" w:type="dxa"/>
-              <w:left w:w="0" w:type="dxa"/>
-              <w:right w:w="0" w:type="dxa"/>
-            </w:tcMar>
-            <w:vAlign w:val="top"/>
-          </w:tcPr>
-          <w:p>
-            <w:pPr>
-              <w:pStyle w:val="Normal"/>
-              <w:jc w:val="center"/>
-              <w:pBdr>
-                <w:bottom w:val="none" w:sz="0" w:space="0" w:color="000000"/>
-                <w:top w:val="none" w:sz="0" w:space="0" w:color="000000"/>
-                <w:left w:val="none" w:sz="0" w:space="0" w:color="000000"/>
-                <w:right w:val="none" w:sz="0" w:space="0" w:color="000000"/>
-              </w:pBdr>
-              <w:spacing w:after="100" w:before="100" w:line="240"/>
-              <w:ind w:left="100" w:right="100" w:firstLine="0" w:firstLineChars="0"/>
-              <w:rPr>
-                <w:rFonts w:ascii="Helvetica" w:hAnsi="Helvetica" w:eastAsia="Helvetica" w:cs="Helvetica"/>
-                <w:i w:val="false"/>
-                <w:b w:val="false"/>
-                <w:u w:val="none"/>
-                <w:sz w:val="22"/>
-                <w:szCs w:val="22"/>
-                <w:color w:val="000000"/>
-              </w:rPr>
-            </w:pPr>
-            <w:r>
-              <w:rPr>
-                <w:rFonts w:ascii="Helvetica" w:hAnsi="Helvetica" w:eastAsia="Helvetica" w:cs="Helvetica"/>
-                <w:i w:val="false"/>
-                <w:b w:val="false"/>
-                <w:u w:val="none"/>
-                <w:sz w:val="22"/>
-                <w:szCs w:val="22"/>
-                <w:color w:val="000000"/>
-              </w:rPr>
-              <w:t xml:space="preserve">0.580</w:t>
+              <w:t xml:space="preserve">1.42</w:t>
+            </w:r>
+          </w:p>
+        </w:tc>
+        <w:tc>
+          <w:tcPr>
+            <w:tcBorders>
+              <w:bottom w:val="none" w:sz="0" w:space="0" w:color="000000"/>
+              <w:top w:val="none" w:sz="0" w:space="0" w:color="000000"/>
+              <w:left w:val="none" w:sz="0" w:space="0" w:color="000000"/>
+              <w:right w:val="none" w:sz="0" w:space="0" w:color="000000"/>
+            </w:tcBorders>
+            <w:shd w:val="clear" w:color="auto" w:fill="FFFFFF"/>
+            <w:tcMar>
+              <w:top w:w="0" w:type="dxa"/>
+              <w:bottom w:w="0" w:type="dxa"/>
+              <w:left w:w="0" w:type="dxa"/>
+              <w:right w:w="0" w:type="dxa"/>
+            </w:tcMar>
+            <w:vAlign w:val="top"/>
+          </w:tcPr>
+          <w:p>
+            <w:pPr>
+              <w:pStyle w:val="Normal"/>
+              <w:jc w:val="center"/>
+              <w:pBdr>
+                <w:bottom w:val="none" w:sz="0" w:space="0" w:color="000000"/>
+                <w:top w:val="none" w:sz="0" w:space="0" w:color="000000"/>
+                <w:left w:val="none" w:sz="0" w:space="0" w:color="000000"/>
+                <w:right w:val="none" w:sz="0" w:space="0" w:color="000000"/>
+              </w:pBdr>
+              <w:spacing w:after="100" w:before="100" w:line="240"/>
+              <w:ind w:left="100" w:right="100" w:firstLine="0" w:firstLineChars="0"/>
+              <w:rPr>
+                <w:rFonts w:ascii="Helvetica" w:hAnsi="Helvetica" w:eastAsia="Helvetica" w:cs="Helvetica"/>
+                <w:i w:val="false"/>
+                <w:b w:val="false"/>
+                <w:u w:val="none"/>
+                <w:sz w:val="22"/>
+                <w:szCs w:val="22"/>
+                <w:color w:val="000000"/>
+              </w:rPr>
+            </w:pPr>
+            <w:r>
+              <w:rPr>
+                <w:rFonts w:ascii="Helvetica" w:hAnsi="Helvetica" w:eastAsia="Helvetica" w:cs="Helvetica"/>
+                <w:i w:val="false"/>
+                <w:b w:val="false"/>
+                <w:u w:val="none"/>
+                <w:sz w:val="22"/>
+                <w:szCs w:val="22"/>
+                <w:color w:val="000000"/>
+              </w:rPr>
+              <w:t xml:space="preserve">0.34, 5.92</w:t>
+            </w:r>
+          </w:p>
+        </w:tc>
+        <w:tc>
+          <w:tcPr>
+            <w:tcBorders>
+              <w:bottom w:val="none" w:sz="0" w:space="0" w:color="000000"/>
+              <w:top w:val="none" w:sz="0" w:space="0" w:color="000000"/>
+              <w:left w:val="none" w:sz="0" w:space="0" w:color="000000"/>
+              <w:right w:val="none" w:sz="0" w:space="0" w:color="000000"/>
+            </w:tcBorders>
+            <w:shd w:val="clear" w:color="auto" w:fill="FFFFFF"/>
+            <w:tcMar>
+              <w:top w:w="0" w:type="dxa"/>
+              <w:bottom w:w="0" w:type="dxa"/>
+              <w:left w:w="0" w:type="dxa"/>
+              <w:right w:w="0" w:type="dxa"/>
+            </w:tcMar>
+            <w:vAlign w:val="top"/>
+          </w:tcPr>
+          <w:p>
+            <w:pPr>
+              <w:pStyle w:val="Normal"/>
+              <w:jc w:val="center"/>
+              <w:pBdr>
+                <w:bottom w:val="none" w:sz="0" w:space="0" w:color="000000"/>
+                <w:top w:val="none" w:sz="0" w:space="0" w:color="000000"/>
+                <w:left w:val="none" w:sz="0" w:space="0" w:color="000000"/>
+                <w:right w:val="none" w:sz="0" w:space="0" w:color="000000"/>
+              </w:pBdr>
+              <w:spacing w:after="100" w:before="100" w:line="240"/>
+              <w:ind w:left="100" w:right="100" w:firstLine="0" w:firstLineChars="0"/>
+              <w:rPr>
+                <w:rFonts w:ascii="Helvetica" w:hAnsi="Helvetica" w:eastAsia="Helvetica" w:cs="Helvetica"/>
+                <w:i w:val="false"/>
+                <w:b w:val="false"/>
+                <w:u w:val="none"/>
+                <w:sz w:val="22"/>
+                <w:szCs w:val="22"/>
+                <w:color w:val="000000"/>
+              </w:rPr>
+            </w:pPr>
+            <w:r>
+              <w:rPr>
+                <w:rFonts w:ascii="Helvetica" w:hAnsi="Helvetica" w:eastAsia="Helvetica" w:cs="Helvetica"/>
+                <w:i w:val="false"/>
+                <w:b w:val="false"/>
+                <w:u w:val="none"/>
+                <w:sz w:val="22"/>
+                <w:szCs w:val="22"/>
+                <w:color w:val="000000"/>
+              </w:rPr>
+              <w:t xml:space="preserve">0.630</w:t>
             </w:r>
           </w:p>
         </w:tc>
@@ -8348,113 +8348,113 @@
                 <w:szCs w:val="22"/>
                 <w:color w:val="000000"/>
               </w:rPr>
-              <w:t xml:space="preserve">3.65</w:t>
-            </w:r>
-          </w:p>
-        </w:tc>
-        <w:tc>
-          <w:tcPr>
-            <w:tcBorders>
-              <w:bottom w:val="none" w:sz="0" w:space="0" w:color="000000"/>
-              <w:top w:val="none" w:sz="0" w:space="0" w:color="000000"/>
-              <w:left w:val="none" w:sz="0" w:space="0" w:color="000000"/>
-              <w:right w:val="none" w:sz="0" w:space="0" w:color="000000"/>
-            </w:tcBorders>
-            <w:shd w:val="clear" w:color="auto" w:fill="FFFFFF"/>
-            <w:tcMar>
-              <w:top w:w="0" w:type="dxa"/>
-              <w:bottom w:w="0" w:type="dxa"/>
-              <w:left w:w="0" w:type="dxa"/>
-              <w:right w:w="0" w:type="dxa"/>
-            </w:tcMar>
-            <w:vAlign w:val="top"/>
-          </w:tcPr>
-          <w:p>
-            <w:pPr>
-              <w:pStyle w:val="Normal"/>
-              <w:jc w:val="center"/>
-              <w:pBdr>
-                <w:bottom w:val="none" w:sz="0" w:space="0" w:color="000000"/>
-                <w:top w:val="none" w:sz="0" w:space="0" w:color="000000"/>
-                <w:left w:val="none" w:sz="0" w:space="0" w:color="000000"/>
-                <w:right w:val="none" w:sz="0" w:space="0" w:color="000000"/>
-              </w:pBdr>
-              <w:spacing w:after="100" w:before="100" w:line="240"/>
-              <w:ind w:left="100" w:right="100" w:firstLine="0" w:firstLineChars="0"/>
-              <w:rPr>
-                <w:rFonts w:ascii="Helvetica" w:hAnsi="Helvetica" w:eastAsia="Helvetica" w:cs="Helvetica"/>
-                <w:i w:val="false"/>
-                <w:b w:val="false"/>
-                <w:u w:val="none"/>
-                <w:sz w:val="22"/>
-                <w:szCs w:val="22"/>
-                <w:color w:val="000000"/>
-              </w:rPr>
-            </w:pPr>
-            <w:r>
-              <w:rPr>
-                <w:rFonts w:ascii="Helvetica" w:hAnsi="Helvetica" w:eastAsia="Helvetica" w:cs="Helvetica"/>
-                <w:i w:val="false"/>
-                <w:b w:val="false"/>
-                <w:u w:val="none"/>
-                <w:sz w:val="22"/>
-                <w:szCs w:val="22"/>
-                <w:color w:val="000000"/>
-              </w:rPr>
-              <w:t xml:space="preserve">0.65, 20.5</w:t>
-            </w:r>
-          </w:p>
-        </w:tc>
-        <w:tc>
-          <w:tcPr>
-            <w:tcBorders>
-              <w:bottom w:val="none" w:sz="0" w:space="0" w:color="000000"/>
-              <w:top w:val="none" w:sz="0" w:space="0" w:color="000000"/>
-              <w:left w:val="none" w:sz="0" w:space="0" w:color="000000"/>
-              <w:right w:val="none" w:sz="0" w:space="0" w:color="000000"/>
-            </w:tcBorders>
-            <w:shd w:val="clear" w:color="auto" w:fill="FFFFFF"/>
-            <w:tcMar>
-              <w:top w:w="0" w:type="dxa"/>
-              <w:bottom w:w="0" w:type="dxa"/>
-              <w:left w:w="0" w:type="dxa"/>
-              <w:right w:w="0" w:type="dxa"/>
-            </w:tcMar>
-            <w:vAlign w:val="top"/>
-          </w:tcPr>
-          <w:p>
-            <w:pPr>
-              <w:pStyle w:val="Normal"/>
-              <w:jc w:val="center"/>
-              <w:pBdr>
-                <w:bottom w:val="none" w:sz="0" w:space="0" w:color="000000"/>
-                <w:top w:val="none" w:sz="0" w:space="0" w:color="000000"/>
-                <w:left w:val="none" w:sz="0" w:space="0" w:color="000000"/>
-                <w:right w:val="none" w:sz="0" w:space="0" w:color="000000"/>
-              </w:pBdr>
-              <w:spacing w:after="100" w:before="100" w:line="240"/>
-              <w:ind w:left="100" w:right="100" w:firstLine="0" w:firstLineChars="0"/>
-              <w:rPr>
-                <w:rFonts w:ascii="Helvetica" w:hAnsi="Helvetica" w:eastAsia="Helvetica" w:cs="Helvetica"/>
-                <w:i w:val="false"/>
-                <w:b w:val="false"/>
-                <w:u w:val="none"/>
-                <w:sz w:val="22"/>
-                <w:szCs w:val="22"/>
-                <w:color w:val="000000"/>
-              </w:rPr>
-            </w:pPr>
-            <w:r>
-              <w:rPr>
-                <w:rFonts w:ascii="Helvetica" w:hAnsi="Helvetica" w:eastAsia="Helvetica" w:cs="Helvetica"/>
-                <w:i w:val="false"/>
-                <w:b w:val="false"/>
-                <w:u w:val="none"/>
-                <w:sz w:val="22"/>
-                <w:szCs w:val="22"/>
-                <w:color w:val="000000"/>
-              </w:rPr>
-              <w:t xml:space="preserve">0.140</w:t>
+              <w:t xml:space="preserve">3.59</w:t>
+            </w:r>
+          </w:p>
+        </w:tc>
+        <w:tc>
+          <w:tcPr>
+            <w:tcBorders>
+              <w:bottom w:val="none" w:sz="0" w:space="0" w:color="000000"/>
+              <w:top w:val="none" w:sz="0" w:space="0" w:color="000000"/>
+              <w:left w:val="none" w:sz="0" w:space="0" w:color="000000"/>
+              <w:right w:val="none" w:sz="0" w:space="0" w:color="000000"/>
+            </w:tcBorders>
+            <w:shd w:val="clear" w:color="auto" w:fill="FFFFFF"/>
+            <w:tcMar>
+              <w:top w:w="0" w:type="dxa"/>
+              <w:bottom w:w="0" w:type="dxa"/>
+              <w:left w:w="0" w:type="dxa"/>
+              <w:right w:w="0" w:type="dxa"/>
+            </w:tcMar>
+            <w:vAlign w:val="top"/>
+          </w:tcPr>
+          <w:p>
+            <w:pPr>
+              <w:pStyle w:val="Normal"/>
+              <w:jc w:val="center"/>
+              <w:pBdr>
+                <w:bottom w:val="none" w:sz="0" w:space="0" w:color="000000"/>
+                <w:top w:val="none" w:sz="0" w:space="0" w:color="000000"/>
+                <w:left w:val="none" w:sz="0" w:space="0" w:color="000000"/>
+                <w:right w:val="none" w:sz="0" w:space="0" w:color="000000"/>
+              </w:pBdr>
+              <w:spacing w:after="100" w:before="100" w:line="240"/>
+              <w:ind w:left="100" w:right="100" w:firstLine="0" w:firstLineChars="0"/>
+              <w:rPr>
+                <w:rFonts w:ascii="Helvetica" w:hAnsi="Helvetica" w:eastAsia="Helvetica" w:cs="Helvetica"/>
+                <w:i w:val="false"/>
+                <w:b w:val="false"/>
+                <w:u w:val="none"/>
+                <w:sz w:val="22"/>
+                <w:szCs w:val="22"/>
+                <w:color w:val="000000"/>
+              </w:rPr>
+            </w:pPr>
+            <w:r>
+              <w:rPr>
+                <w:rFonts w:ascii="Helvetica" w:hAnsi="Helvetica" w:eastAsia="Helvetica" w:cs="Helvetica"/>
+                <w:i w:val="false"/>
+                <w:b w:val="false"/>
+                <w:u w:val="none"/>
+                <w:sz w:val="22"/>
+                <w:szCs w:val="22"/>
+                <w:color w:val="000000"/>
+              </w:rPr>
+              <w:t xml:space="preserve">0.64, 20.2</w:t>
+            </w:r>
+          </w:p>
+        </w:tc>
+        <w:tc>
+          <w:tcPr>
+            <w:tcBorders>
+              <w:bottom w:val="none" w:sz="0" w:space="0" w:color="000000"/>
+              <w:top w:val="none" w:sz="0" w:space="0" w:color="000000"/>
+              <w:left w:val="none" w:sz="0" w:space="0" w:color="000000"/>
+              <w:right w:val="none" w:sz="0" w:space="0" w:color="000000"/>
+            </w:tcBorders>
+            <w:shd w:val="clear" w:color="auto" w:fill="FFFFFF"/>
+            <w:tcMar>
+              <w:top w:w="0" w:type="dxa"/>
+              <w:bottom w:w="0" w:type="dxa"/>
+              <w:left w:w="0" w:type="dxa"/>
+              <w:right w:w="0" w:type="dxa"/>
+            </w:tcMar>
+            <w:vAlign w:val="top"/>
+          </w:tcPr>
+          <w:p>
+            <w:pPr>
+              <w:pStyle w:val="Normal"/>
+              <w:jc w:val="center"/>
+              <w:pBdr>
+                <w:bottom w:val="none" w:sz="0" w:space="0" w:color="000000"/>
+                <w:top w:val="none" w:sz="0" w:space="0" w:color="000000"/>
+                <w:left w:val="none" w:sz="0" w:space="0" w:color="000000"/>
+                <w:right w:val="none" w:sz="0" w:space="0" w:color="000000"/>
+              </w:pBdr>
+              <w:spacing w:after="100" w:before="100" w:line="240"/>
+              <w:ind w:left="100" w:right="100" w:firstLine="0" w:firstLineChars="0"/>
+              <w:rPr>
+                <w:rFonts w:ascii="Helvetica" w:hAnsi="Helvetica" w:eastAsia="Helvetica" w:cs="Helvetica"/>
+                <w:i w:val="false"/>
+                <w:b w:val="false"/>
+                <w:u w:val="none"/>
+                <w:sz w:val="22"/>
+                <w:szCs w:val="22"/>
+                <w:color w:val="000000"/>
+              </w:rPr>
+            </w:pPr>
+            <w:r>
+              <w:rPr>
+                <w:rFonts w:ascii="Helvetica" w:hAnsi="Helvetica" w:eastAsia="Helvetica" w:cs="Helvetica"/>
+                <w:i w:val="false"/>
+                <w:b w:val="false"/>
+                <w:u w:val="none"/>
+                <w:sz w:val="22"/>
+                <w:szCs w:val="22"/>
+                <w:color w:val="000000"/>
+              </w:rPr>
+              <w:t xml:space="preserve">0.150</w:t>
             </w:r>
           </w:p>
         </w:tc>
@@ -8619,113 +8619,113 @@
                 <w:szCs w:val="22"/>
                 <w:color w:val="000000"/>
               </w:rPr>
-              <w:t xml:space="preserve">1.40</w:t>
-            </w:r>
-          </w:p>
-        </w:tc>
-        <w:tc>
-          <w:tcPr>
-            <w:tcBorders>
-              <w:bottom w:val="none" w:sz="0" w:space="0" w:color="000000"/>
-              <w:top w:val="none" w:sz="0" w:space="0" w:color="000000"/>
-              <w:left w:val="none" w:sz="0" w:space="0" w:color="000000"/>
-              <w:right w:val="none" w:sz="0" w:space="0" w:color="000000"/>
-            </w:tcBorders>
-            <w:shd w:val="clear" w:color="auto" w:fill="FFFFFF"/>
-            <w:tcMar>
-              <w:top w:w="0" w:type="dxa"/>
-              <w:bottom w:w="0" w:type="dxa"/>
-              <w:left w:w="0" w:type="dxa"/>
-              <w:right w:w="0" w:type="dxa"/>
-            </w:tcMar>
-            <w:vAlign w:val="top"/>
-          </w:tcPr>
-          <w:p>
-            <w:pPr>
-              <w:pStyle w:val="Normal"/>
-              <w:jc w:val="center"/>
-              <w:pBdr>
-                <w:bottom w:val="none" w:sz="0" w:space="0" w:color="000000"/>
-                <w:top w:val="none" w:sz="0" w:space="0" w:color="000000"/>
-                <w:left w:val="none" w:sz="0" w:space="0" w:color="000000"/>
-                <w:right w:val="none" w:sz="0" w:space="0" w:color="000000"/>
-              </w:pBdr>
-              <w:spacing w:after="100" w:before="100" w:line="240"/>
-              <w:ind w:left="100" w:right="100" w:firstLine="0" w:firstLineChars="0"/>
-              <w:rPr>
-                <w:rFonts w:ascii="Helvetica" w:hAnsi="Helvetica" w:eastAsia="Helvetica" w:cs="Helvetica"/>
-                <w:i w:val="false"/>
-                <w:b w:val="false"/>
-                <w:u w:val="none"/>
-                <w:sz w:val="22"/>
-                <w:szCs w:val="22"/>
-                <w:color w:val="000000"/>
-              </w:rPr>
-            </w:pPr>
-            <w:r>
-              <w:rPr>
-                <w:rFonts w:ascii="Helvetica" w:hAnsi="Helvetica" w:eastAsia="Helvetica" w:cs="Helvetica"/>
-                <w:i w:val="false"/>
-                <w:b w:val="false"/>
-                <w:u w:val="none"/>
-                <w:sz w:val="22"/>
-                <w:szCs w:val="22"/>
-                <w:color w:val="000000"/>
-              </w:rPr>
-              <w:t xml:space="preserve">0.16, 12.3</w:t>
-            </w:r>
-          </w:p>
-        </w:tc>
-        <w:tc>
-          <w:tcPr>
-            <w:tcBorders>
-              <w:bottom w:val="none" w:sz="0" w:space="0" w:color="000000"/>
-              <w:top w:val="none" w:sz="0" w:space="0" w:color="000000"/>
-              <w:left w:val="none" w:sz="0" w:space="0" w:color="000000"/>
-              <w:right w:val="none" w:sz="0" w:space="0" w:color="000000"/>
-            </w:tcBorders>
-            <w:shd w:val="clear" w:color="auto" w:fill="FFFFFF"/>
-            <w:tcMar>
-              <w:top w:w="0" w:type="dxa"/>
-              <w:bottom w:w="0" w:type="dxa"/>
-              <w:left w:w="0" w:type="dxa"/>
-              <w:right w:w="0" w:type="dxa"/>
-            </w:tcMar>
-            <w:vAlign w:val="top"/>
-          </w:tcPr>
-          <w:p>
-            <w:pPr>
-              <w:pStyle w:val="Normal"/>
-              <w:jc w:val="center"/>
-              <w:pBdr>
-                <w:bottom w:val="none" w:sz="0" w:space="0" w:color="000000"/>
-                <w:top w:val="none" w:sz="0" w:space="0" w:color="000000"/>
-                <w:left w:val="none" w:sz="0" w:space="0" w:color="000000"/>
-                <w:right w:val="none" w:sz="0" w:space="0" w:color="000000"/>
-              </w:pBdr>
-              <w:spacing w:after="100" w:before="100" w:line="240"/>
-              <w:ind w:left="100" w:right="100" w:firstLine="0" w:firstLineChars="0"/>
-              <w:rPr>
-                <w:rFonts w:ascii="Helvetica" w:hAnsi="Helvetica" w:eastAsia="Helvetica" w:cs="Helvetica"/>
-                <w:i w:val="false"/>
-                <w:b w:val="false"/>
-                <w:u w:val="none"/>
-                <w:sz w:val="22"/>
-                <w:szCs w:val="22"/>
-                <w:color w:val="000000"/>
-              </w:rPr>
-            </w:pPr>
-            <w:r>
-              <w:rPr>
-                <w:rFonts w:ascii="Helvetica" w:hAnsi="Helvetica" w:eastAsia="Helvetica" w:cs="Helvetica"/>
-                <w:i w:val="false"/>
-                <w:b w:val="false"/>
-                <w:u w:val="none"/>
-                <w:sz w:val="22"/>
-                <w:szCs w:val="22"/>
-                <w:color w:val="000000"/>
-              </w:rPr>
-              <w:t xml:space="preserve">0.760</w:t>
+              <w:t xml:space="preserve">1.33</w:t>
+            </w:r>
+          </w:p>
+        </w:tc>
+        <w:tc>
+          <w:tcPr>
+            <w:tcBorders>
+              <w:bottom w:val="none" w:sz="0" w:space="0" w:color="000000"/>
+              <w:top w:val="none" w:sz="0" w:space="0" w:color="000000"/>
+              <w:left w:val="none" w:sz="0" w:space="0" w:color="000000"/>
+              <w:right w:val="none" w:sz="0" w:space="0" w:color="000000"/>
+            </w:tcBorders>
+            <w:shd w:val="clear" w:color="auto" w:fill="FFFFFF"/>
+            <w:tcMar>
+              <w:top w:w="0" w:type="dxa"/>
+              <w:bottom w:w="0" w:type="dxa"/>
+              <w:left w:w="0" w:type="dxa"/>
+              <w:right w:w="0" w:type="dxa"/>
+            </w:tcMar>
+            <w:vAlign w:val="top"/>
+          </w:tcPr>
+          <w:p>
+            <w:pPr>
+              <w:pStyle w:val="Normal"/>
+              <w:jc w:val="center"/>
+              <w:pBdr>
+                <w:bottom w:val="none" w:sz="0" w:space="0" w:color="000000"/>
+                <w:top w:val="none" w:sz="0" w:space="0" w:color="000000"/>
+                <w:left w:val="none" w:sz="0" w:space="0" w:color="000000"/>
+                <w:right w:val="none" w:sz="0" w:space="0" w:color="000000"/>
+              </w:pBdr>
+              <w:spacing w:after="100" w:before="100" w:line="240"/>
+              <w:ind w:left="100" w:right="100" w:firstLine="0" w:firstLineChars="0"/>
+              <w:rPr>
+                <w:rFonts w:ascii="Helvetica" w:hAnsi="Helvetica" w:eastAsia="Helvetica" w:cs="Helvetica"/>
+                <w:i w:val="false"/>
+                <w:b w:val="false"/>
+                <w:u w:val="none"/>
+                <w:sz w:val="22"/>
+                <w:szCs w:val="22"/>
+                <w:color w:val="000000"/>
+              </w:rPr>
+            </w:pPr>
+            <w:r>
+              <w:rPr>
+                <w:rFonts w:ascii="Helvetica" w:hAnsi="Helvetica" w:eastAsia="Helvetica" w:cs="Helvetica"/>
+                <w:i w:val="false"/>
+                <w:b w:val="false"/>
+                <w:u w:val="none"/>
+                <w:sz w:val="22"/>
+                <w:szCs w:val="22"/>
+                <w:color w:val="000000"/>
+              </w:rPr>
+              <w:t xml:space="preserve">0.15, 11.7</w:t>
+            </w:r>
+          </w:p>
+        </w:tc>
+        <w:tc>
+          <w:tcPr>
+            <w:tcBorders>
+              <w:bottom w:val="none" w:sz="0" w:space="0" w:color="000000"/>
+              <w:top w:val="none" w:sz="0" w:space="0" w:color="000000"/>
+              <w:left w:val="none" w:sz="0" w:space="0" w:color="000000"/>
+              <w:right w:val="none" w:sz="0" w:space="0" w:color="000000"/>
+            </w:tcBorders>
+            <w:shd w:val="clear" w:color="auto" w:fill="FFFFFF"/>
+            <w:tcMar>
+              <w:top w:w="0" w:type="dxa"/>
+              <w:bottom w:w="0" w:type="dxa"/>
+              <w:left w:w="0" w:type="dxa"/>
+              <w:right w:w="0" w:type="dxa"/>
+            </w:tcMar>
+            <w:vAlign w:val="top"/>
+          </w:tcPr>
+          <w:p>
+            <w:pPr>
+              <w:pStyle w:val="Normal"/>
+              <w:jc w:val="center"/>
+              <w:pBdr>
+                <w:bottom w:val="none" w:sz="0" w:space="0" w:color="000000"/>
+                <w:top w:val="none" w:sz="0" w:space="0" w:color="000000"/>
+                <w:left w:val="none" w:sz="0" w:space="0" w:color="000000"/>
+                <w:right w:val="none" w:sz="0" w:space="0" w:color="000000"/>
+              </w:pBdr>
+              <w:spacing w:after="100" w:before="100" w:line="240"/>
+              <w:ind w:left="100" w:right="100" w:firstLine="0" w:firstLineChars="0"/>
+              <w:rPr>
+                <w:rFonts w:ascii="Helvetica" w:hAnsi="Helvetica" w:eastAsia="Helvetica" w:cs="Helvetica"/>
+                <w:i w:val="false"/>
+                <w:b w:val="false"/>
+                <w:u w:val="none"/>
+                <w:sz w:val="22"/>
+                <w:szCs w:val="22"/>
+                <w:color w:val="000000"/>
+              </w:rPr>
+            </w:pPr>
+            <w:r>
+              <w:rPr>
+                <w:rFonts w:ascii="Helvetica" w:hAnsi="Helvetica" w:eastAsia="Helvetica" w:cs="Helvetica"/>
+                <w:i w:val="false"/>
+                <w:b w:val="false"/>
+                <w:u w:val="none"/>
+                <w:sz w:val="22"/>
+                <w:szCs w:val="22"/>
+                <w:color w:val="000000"/>
+              </w:rPr>
+              <w:t xml:space="preserve">0.800</w:t>
             </w:r>
           </w:p>
         </w:tc>
@@ -8831,113 +8831,113 @@
                 <w:szCs w:val="22"/>
                 <w:color w:val="000000"/>
               </w:rPr>
-              <w:t xml:space="preserve">2.28</w:t>
-            </w:r>
-          </w:p>
-        </w:tc>
-        <w:tc>
-          <w:tcPr>
-            <w:tcBorders>
-              <w:bottom w:val="none" w:sz="0" w:space="0" w:color="000000"/>
-              <w:top w:val="none" w:sz="0" w:space="0" w:color="000000"/>
-              <w:left w:val="none" w:sz="0" w:space="0" w:color="000000"/>
-              <w:right w:val="none" w:sz="0" w:space="0" w:color="000000"/>
-            </w:tcBorders>
-            <w:shd w:val="clear" w:color="auto" w:fill="FFFFFF"/>
-            <w:tcMar>
-              <w:top w:w="0" w:type="dxa"/>
-              <w:bottom w:w="0" w:type="dxa"/>
-              <w:left w:w="0" w:type="dxa"/>
-              <w:right w:w="0" w:type="dxa"/>
-            </w:tcMar>
-            <w:vAlign w:val="top"/>
-          </w:tcPr>
-          <w:p>
-            <w:pPr>
-              <w:pStyle w:val="Normal"/>
-              <w:jc w:val="center"/>
-              <w:pBdr>
-                <w:bottom w:val="none" w:sz="0" w:space="0" w:color="000000"/>
-                <w:top w:val="none" w:sz="0" w:space="0" w:color="000000"/>
-                <w:left w:val="none" w:sz="0" w:space="0" w:color="000000"/>
-                <w:right w:val="none" w:sz="0" w:space="0" w:color="000000"/>
-              </w:pBdr>
-              <w:spacing w:after="100" w:before="100" w:line="240"/>
-              <w:ind w:left="100" w:right="100" w:firstLine="0" w:firstLineChars="0"/>
-              <w:rPr>
-                <w:rFonts w:ascii="Helvetica" w:hAnsi="Helvetica" w:eastAsia="Helvetica" w:cs="Helvetica"/>
-                <w:i w:val="false"/>
-                <w:b w:val="false"/>
-                <w:u w:val="none"/>
-                <w:sz w:val="22"/>
-                <w:szCs w:val="22"/>
-                <w:color w:val="000000"/>
-              </w:rPr>
-            </w:pPr>
-            <w:r>
-              <w:rPr>
-                <w:rFonts w:ascii="Helvetica" w:hAnsi="Helvetica" w:eastAsia="Helvetica" w:cs="Helvetica"/>
-                <w:i w:val="false"/>
-                <w:b w:val="false"/>
-                <w:u w:val="none"/>
-                <w:sz w:val="22"/>
-                <w:szCs w:val="22"/>
-                <w:color w:val="000000"/>
-              </w:rPr>
-              <w:t xml:space="preserve">0.33, 15.6</w:t>
-            </w:r>
-          </w:p>
-        </w:tc>
-        <w:tc>
-          <w:tcPr>
-            <w:tcBorders>
-              <w:bottom w:val="none" w:sz="0" w:space="0" w:color="000000"/>
-              <w:top w:val="none" w:sz="0" w:space="0" w:color="000000"/>
-              <w:left w:val="none" w:sz="0" w:space="0" w:color="000000"/>
-              <w:right w:val="none" w:sz="0" w:space="0" w:color="000000"/>
-            </w:tcBorders>
-            <w:shd w:val="clear" w:color="auto" w:fill="FFFFFF"/>
-            <w:tcMar>
-              <w:top w:w="0" w:type="dxa"/>
-              <w:bottom w:w="0" w:type="dxa"/>
-              <w:left w:w="0" w:type="dxa"/>
-              <w:right w:w="0" w:type="dxa"/>
-            </w:tcMar>
-            <w:vAlign w:val="top"/>
-          </w:tcPr>
-          <w:p>
-            <w:pPr>
-              <w:pStyle w:val="Normal"/>
-              <w:jc w:val="center"/>
-              <w:pBdr>
-                <w:bottom w:val="none" w:sz="0" w:space="0" w:color="000000"/>
-                <w:top w:val="none" w:sz="0" w:space="0" w:color="000000"/>
-                <w:left w:val="none" w:sz="0" w:space="0" w:color="000000"/>
-                <w:right w:val="none" w:sz="0" w:space="0" w:color="000000"/>
-              </w:pBdr>
-              <w:spacing w:after="100" w:before="100" w:line="240"/>
-              <w:ind w:left="100" w:right="100" w:firstLine="0" w:firstLineChars="0"/>
-              <w:rPr>
-                <w:rFonts w:ascii="Helvetica" w:hAnsi="Helvetica" w:eastAsia="Helvetica" w:cs="Helvetica"/>
-                <w:i w:val="false"/>
-                <w:b w:val="false"/>
-                <w:u w:val="none"/>
-                <w:sz w:val="22"/>
-                <w:szCs w:val="22"/>
-                <w:color w:val="000000"/>
-              </w:rPr>
-            </w:pPr>
-            <w:r>
-              <w:rPr>
-                <w:rFonts w:ascii="Helvetica" w:hAnsi="Helvetica" w:eastAsia="Helvetica" w:cs="Helvetica"/>
-                <w:i w:val="false"/>
-                <w:b w:val="false"/>
-                <w:u w:val="none"/>
-                <w:sz w:val="22"/>
-                <w:szCs w:val="22"/>
-                <w:color w:val="000000"/>
-              </w:rPr>
-              <w:t xml:space="preserve">0.400</w:t>
+              <w:t xml:space="preserve">2.19</w:t>
+            </w:r>
+          </w:p>
+        </w:tc>
+        <w:tc>
+          <w:tcPr>
+            <w:tcBorders>
+              <w:bottom w:val="none" w:sz="0" w:space="0" w:color="000000"/>
+              <w:top w:val="none" w:sz="0" w:space="0" w:color="000000"/>
+              <w:left w:val="none" w:sz="0" w:space="0" w:color="000000"/>
+              <w:right w:val="none" w:sz="0" w:space="0" w:color="000000"/>
+            </w:tcBorders>
+            <w:shd w:val="clear" w:color="auto" w:fill="FFFFFF"/>
+            <w:tcMar>
+              <w:top w:w="0" w:type="dxa"/>
+              <w:bottom w:w="0" w:type="dxa"/>
+              <w:left w:w="0" w:type="dxa"/>
+              <w:right w:w="0" w:type="dxa"/>
+            </w:tcMar>
+            <w:vAlign w:val="top"/>
+          </w:tcPr>
+          <w:p>
+            <w:pPr>
+              <w:pStyle w:val="Normal"/>
+              <w:jc w:val="center"/>
+              <w:pBdr>
+                <w:bottom w:val="none" w:sz="0" w:space="0" w:color="000000"/>
+                <w:top w:val="none" w:sz="0" w:space="0" w:color="000000"/>
+                <w:left w:val="none" w:sz="0" w:space="0" w:color="000000"/>
+                <w:right w:val="none" w:sz="0" w:space="0" w:color="000000"/>
+              </w:pBdr>
+              <w:spacing w:after="100" w:before="100" w:line="240"/>
+              <w:ind w:left="100" w:right="100" w:firstLine="0" w:firstLineChars="0"/>
+              <w:rPr>
+                <w:rFonts w:ascii="Helvetica" w:hAnsi="Helvetica" w:eastAsia="Helvetica" w:cs="Helvetica"/>
+                <w:i w:val="false"/>
+                <w:b w:val="false"/>
+                <w:u w:val="none"/>
+                <w:sz w:val="22"/>
+                <w:szCs w:val="22"/>
+                <w:color w:val="000000"/>
+              </w:rPr>
+            </w:pPr>
+            <w:r>
+              <w:rPr>
+                <w:rFonts w:ascii="Helvetica" w:hAnsi="Helvetica" w:eastAsia="Helvetica" w:cs="Helvetica"/>
+                <w:i w:val="false"/>
+                <w:b w:val="false"/>
+                <w:u w:val="none"/>
+                <w:sz w:val="22"/>
+                <w:szCs w:val="22"/>
+                <w:color w:val="000000"/>
+              </w:rPr>
+              <w:t xml:space="preserve">0.32, 15.1</w:t>
+            </w:r>
+          </w:p>
+        </w:tc>
+        <w:tc>
+          <w:tcPr>
+            <w:tcBorders>
+              <w:bottom w:val="none" w:sz="0" w:space="0" w:color="000000"/>
+              <w:top w:val="none" w:sz="0" w:space="0" w:color="000000"/>
+              <w:left w:val="none" w:sz="0" w:space="0" w:color="000000"/>
+              <w:right w:val="none" w:sz="0" w:space="0" w:color="000000"/>
+            </w:tcBorders>
+            <w:shd w:val="clear" w:color="auto" w:fill="FFFFFF"/>
+            <w:tcMar>
+              <w:top w:w="0" w:type="dxa"/>
+              <w:bottom w:w="0" w:type="dxa"/>
+              <w:left w:w="0" w:type="dxa"/>
+              <w:right w:w="0" w:type="dxa"/>
+            </w:tcMar>
+            <w:vAlign w:val="top"/>
+          </w:tcPr>
+          <w:p>
+            <w:pPr>
+              <w:pStyle w:val="Normal"/>
+              <w:jc w:val="center"/>
+              <w:pBdr>
+                <w:bottom w:val="none" w:sz="0" w:space="0" w:color="000000"/>
+                <w:top w:val="none" w:sz="0" w:space="0" w:color="000000"/>
+                <w:left w:val="none" w:sz="0" w:space="0" w:color="000000"/>
+                <w:right w:val="none" w:sz="0" w:space="0" w:color="000000"/>
+              </w:pBdr>
+              <w:spacing w:after="100" w:before="100" w:line="240"/>
+              <w:ind w:left="100" w:right="100" w:firstLine="0" w:firstLineChars="0"/>
+              <w:rPr>
+                <w:rFonts w:ascii="Helvetica" w:hAnsi="Helvetica" w:eastAsia="Helvetica" w:cs="Helvetica"/>
+                <w:i w:val="false"/>
+                <w:b w:val="false"/>
+                <w:u w:val="none"/>
+                <w:sz w:val="22"/>
+                <w:szCs w:val="22"/>
+                <w:color w:val="000000"/>
+              </w:rPr>
+            </w:pPr>
+            <w:r>
+              <w:rPr>
+                <w:rFonts w:ascii="Helvetica" w:hAnsi="Helvetica" w:eastAsia="Helvetica" w:cs="Helvetica"/>
+                <w:i w:val="false"/>
+                <w:b w:val="false"/>
+                <w:u w:val="none"/>
+                <w:sz w:val="22"/>
+                <w:szCs w:val="22"/>
+                <w:color w:val="000000"/>
+              </w:rPr>
+              <w:t xml:space="preserve">0.420</w:t>
             </w:r>
           </w:p>
         </w:tc>
@@ -9049,7 +9049,7 @@
                 <w:szCs w:val="22"/>
                 <w:color w:val="000000"/>
               </w:rPr>
-              <w:t xml:space="preserve">190</w:t>
+              <w:t xml:space="preserve">189</w:t>
             </w:r>
           </w:p>
         </w:tc>
@@ -9261,7 +9261,7 @@
                 <w:szCs w:val="22"/>
                 <w:color w:val="000000"/>
               </w:rPr>
-              <w:t xml:space="preserve">190</w:t>
+              <w:t xml:space="preserve">189</w:t>
             </w:r>
           </w:p>
         </w:tc>
@@ -10068,113 +10068,113 @@
                 <w:szCs w:val="22"/>
                 <w:color w:val="000000"/>
               </w:rPr>
-              <w:t xml:space="preserve">0.64</w:t>
-            </w:r>
-          </w:p>
-        </w:tc>
-        <w:tc>
-          <w:tcPr>
-            <w:tcBorders>
-              <w:bottom w:val="none" w:sz="0" w:space="0" w:color="000000"/>
-              <w:top w:val="none" w:sz="0" w:space="0" w:color="000000"/>
-              <w:left w:val="none" w:sz="0" w:space="0" w:color="000000"/>
-              <w:right w:val="none" w:sz="0" w:space="0" w:color="000000"/>
-            </w:tcBorders>
-            <w:shd w:val="clear" w:color="auto" w:fill="FFFFFF"/>
-            <w:tcMar>
-              <w:top w:w="0" w:type="dxa"/>
-              <w:bottom w:w="0" w:type="dxa"/>
-              <w:left w:w="0" w:type="dxa"/>
-              <w:right w:w="0" w:type="dxa"/>
-            </w:tcMar>
-            <w:vAlign w:val="top"/>
-          </w:tcPr>
-          <w:p>
-            <w:pPr>
-              <w:pStyle w:val="Normal"/>
-              <w:jc w:val="center"/>
-              <w:pBdr>
-                <w:bottom w:val="none" w:sz="0" w:space="0" w:color="000000"/>
-                <w:top w:val="none" w:sz="0" w:space="0" w:color="000000"/>
-                <w:left w:val="none" w:sz="0" w:space="0" w:color="000000"/>
-                <w:right w:val="none" w:sz="0" w:space="0" w:color="000000"/>
-              </w:pBdr>
-              <w:spacing w:after="100" w:before="100" w:line="240"/>
-              <w:ind w:left="100" w:right="100" w:firstLine="0" w:firstLineChars="0"/>
-              <w:rPr>
-                <w:rFonts w:ascii="Helvetica" w:hAnsi="Helvetica" w:eastAsia="Helvetica" w:cs="Helvetica"/>
-                <w:i w:val="false"/>
-                <w:b w:val="false"/>
-                <w:u w:val="none"/>
-                <w:sz w:val="22"/>
-                <w:szCs w:val="22"/>
-                <w:color w:val="000000"/>
-              </w:rPr>
-            </w:pPr>
-            <w:r>
-              <w:rPr>
-                <w:rFonts w:ascii="Helvetica" w:hAnsi="Helvetica" w:eastAsia="Helvetica" w:cs="Helvetica"/>
-                <w:i w:val="false"/>
-                <w:b w:val="false"/>
-                <w:u w:val="none"/>
-                <w:sz w:val="22"/>
-                <w:szCs w:val="22"/>
-                <w:color w:val="000000"/>
-              </w:rPr>
-              <w:t xml:space="preserve">0.33, 1.24</w:t>
-            </w:r>
-          </w:p>
-        </w:tc>
-        <w:tc>
-          <w:tcPr>
-            <w:tcBorders>
-              <w:bottom w:val="none" w:sz="0" w:space="0" w:color="000000"/>
-              <w:top w:val="none" w:sz="0" w:space="0" w:color="000000"/>
-              <w:left w:val="none" w:sz="0" w:space="0" w:color="000000"/>
-              <w:right w:val="none" w:sz="0" w:space="0" w:color="000000"/>
-            </w:tcBorders>
-            <w:shd w:val="clear" w:color="auto" w:fill="FFFFFF"/>
-            <w:tcMar>
-              <w:top w:w="0" w:type="dxa"/>
-              <w:bottom w:w="0" w:type="dxa"/>
-              <w:left w:w="0" w:type="dxa"/>
-              <w:right w:w="0" w:type="dxa"/>
-            </w:tcMar>
-            <w:vAlign w:val="top"/>
-          </w:tcPr>
-          <w:p>
-            <w:pPr>
-              <w:pStyle w:val="Normal"/>
-              <w:jc w:val="center"/>
-              <w:pBdr>
-                <w:bottom w:val="none" w:sz="0" w:space="0" w:color="000000"/>
-                <w:top w:val="none" w:sz="0" w:space="0" w:color="000000"/>
-                <w:left w:val="none" w:sz="0" w:space="0" w:color="000000"/>
-                <w:right w:val="none" w:sz="0" w:space="0" w:color="000000"/>
-              </w:pBdr>
-              <w:spacing w:after="100" w:before="100" w:line="240"/>
-              <w:ind w:left="100" w:right="100" w:firstLine="0" w:firstLineChars="0"/>
-              <w:rPr>
-                <w:rFonts w:ascii="Helvetica" w:hAnsi="Helvetica" w:eastAsia="Helvetica" w:cs="Helvetica"/>
-                <w:i w:val="false"/>
-                <w:b w:val="false"/>
-                <w:u w:val="none"/>
-                <w:sz w:val="22"/>
-                <w:szCs w:val="22"/>
-                <w:color w:val="000000"/>
-              </w:rPr>
-            </w:pPr>
-            <w:r>
-              <w:rPr>
-                <w:rFonts w:ascii="Helvetica" w:hAnsi="Helvetica" w:eastAsia="Helvetica" w:cs="Helvetica"/>
-                <w:i w:val="false"/>
-                <w:b w:val="false"/>
-                <w:u w:val="none"/>
-                <w:sz w:val="22"/>
-                <w:szCs w:val="22"/>
-                <w:color w:val="000000"/>
-              </w:rPr>
-              <w:t xml:space="preserve">0.190</w:t>
+              <w:t xml:space="preserve">0.62</w:t>
+            </w:r>
+          </w:p>
+        </w:tc>
+        <w:tc>
+          <w:tcPr>
+            <w:tcBorders>
+              <w:bottom w:val="none" w:sz="0" w:space="0" w:color="000000"/>
+              <w:top w:val="none" w:sz="0" w:space="0" w:color="000000"/>
+              <w:left w:val="none" w:sz="0" w:space="0" w:color="000000"/>
+              <w:right w:val="none" w:sz="0" w:space="0" w:color="000000"/>
+            </w:tcBorders>
+            <w:shd w:val="clear" w:color="auto" w:fill="FFFFFF"/>
+            <w:tcMar>
+              <w:top w:w="0" w:type="dxa"/>
+              <w:bottom w:w="0" w:type="dxa"/>
+              <w:left w:w="0" w:type="dxa"/>
+              <w:right w:w="0" w:type="dxa"/>
+            </w:tcMar>
+            <w:vAlign w:val="top"/>
+          </w:tcPr>
+          <w:p>
+            <w:pPr>
+              <w:pStyle w:val="Normal"/>
+              <w:jc w:val="center"/>
+              <w:pBdr>
+                <w:bottom w:val="none" w:sz="0" w:space="0" w:color="000000"/>
+                <w:top w:val="none" w:sz="0" w:space="0" w:color="000000"/>
+                <w:left w:val="none" w:sz="0" w:space="0" w:color="000000"/>
+                <w:right w:val="none" w:sz="0" w:space="0" w:color="000000"/>
+              </w:pBdr>
+              <w:spacing w:after="100" w:before="100" w:line="240"/>
+              <w:ind w:left="100" w:right="100" w:firstLine="0" w:firstLineChars="0"/>
+              <w:rPr>
+                <w:rFonts w:ascii="Helvetica" w:hAnsi="Helvetica" w:eastAsia="Helvetica" w:cs="Helvetica"/>
+                <w:i w:val="false"/>
+                <w:b w:val="false"/>
+                <w:u w:val="none"/>
+                <w:sz w:val="22"/>
+                <w:szCs w:val="22"/>
+                <w:color w:val="000000"/>
+              </w:rPr>
+            </w:pPr>
+            <w:r>
+              <w:rPr>
+                <w:rFonts w:ascii="Helvetica" w:hAnsi="Helvetica" w:eastAsia="Helvetica" w:cs="Helvetica"/>
+                <w:i w:val="false"/>
+                <w:b w:val="false"/>
+                <w:u w:val="none"/>
+                <w:sz w:val="22"/>
+                <w:szCs w:val="22"/>
+                <w:color w:val="000000"/>
+              </w:rPr>
+              <w:t xml:space="preserve">0.32, 1.22</w:t>
+            </w:r>
+          </w:p>
+        </w:tc>
+        <w:tc>
+          <w:tcPr>
+            <w:tcBorders>
+              <w:bottom w:val="none" w:sz="0" w:space="0" w:color="000000"/>
+              <w:top w:val="none" w:sz="0" w:space="0" w:color="000000"/>
+              <w:left w:val="none" w:sz="0" w:space="0" w:color="000000"/>
+              <w:right w:val="none" w:sz="0" w:space="0" w:color="000000"/>
+            </w:tcBorders>
+            <w:shd w:val="clear" w:color="auto" w:fill="FFFFFF"/>
+            <w:tcMar>
+              <w:top w:w="0" w:type="dxa"/>
+              <w:bottom w:w="0" w:type="dxa"/>
+              <w:left w:w="0" w:type="dxa"/>
+              <w:right w:w="0" w:type="dxa"/>
+            </w:tcMar>
+            <w:vAlign w:val="top"/>
+          </w:tcPr>
+          <w:p>
+            <w:pPr>
+              <w:pStyle w:val="Normal"/>
+              <w:jc w:val="center"/>
+              <w:pBdr>
+                <w:bottom w:val="none" w:sz="0" w:space="0" w:color="000000"/>
+                <w:top w:val="none" w:sz="0" w:space="0" w:color="000000"/>
+                <w:left w:val="none" w:sz="0" w:space="0" w:color="000000"/>
+                <w:right w:val="none" w:sz="0" w:space="0" w:color="000000"/>
+              </w:pBdr>
+              <w:spacing w:after="100" w:before="100" w:line="240"/>
+              <w:ind w:left="100" w:right="100" w:firstLine="0" w:firstLineChars="0"/>
+              <w:rPr>
+                <w:rFonts w:ascii="Helvetica" w:hAnsi="Helvetica" w:eastAsia="Helvetica" w:cs="Helvetica"/>
+                <w:i w:val="false"/>
+                <w:b w:val="false"/>
+                <w:u w:val="none"/>
+                <w:sz w:val="22"/>
+                <w:szCs w:val="22"/>
+                <w:color w:val="000000"/>
+              </w:rPr>
+            </w:pPr>
+            <w:r>
+              <w:rPr>
+                <w:rFonts w:ascii="Helvetica" w:hAnsi="Helvetica" w:eastAsia="Helvetica" w:cs="Helvetica"/>
+                <w:i w:val="false"/>
+                <w:b w:val="false"/>
+                <w:u w:val="none"/>
+                <w:sz w:val="22"/>
+                <w:szCs w:val="22"/>
+                <w:color w:val="000000"/>
+              </w:rPr>
+              <w:t xml:space="preserve">0.170</w:t>
             </w:r>
           </w:p>
         </w:tc>
@@ -10280,113 +10280,113 @@
                 <w:szCs w:val="22"/>
                 <w:color w:val="000000"/>
               </w:rPr>
-              <w:t xml:space="preserve">0.61</w:t>
-            </w:r>
-          </w:p>
-        </w:tc>
-        <w:tc>
-          <w:tcPr>
-            <w:tcBorders>
-              <w:bottom w:val="none" w:sz="0" w:space="0" w:color="000000"/>
-              <w:top w:val="none" w:sz="0" w:space="0" w:color="000000"/>
-              <w:left w:val="none" w:sz="0" w:space="0" w:color="000000"/>
-              <w:right w:val="none" w:sz="0" w:space="0" w:color="000000"/>
-            </w:tcBorders>
-            <w:shd w:val="clear" w:color="auto" w:fill="FFFFFF"/>
-            <w:tcMar>
-              <w:top w:w="0" w:type="dxa"/>
-              <w:bottom w:w="0" w:type="dxa"/>
-              <w:left w:w="0" w:type="dxa"/>
-              <w:right w:w="0" w:type="dxa"/>
-            </w:tcMar>
-            <w:vAlign w:val="top"/>
-          </w:tcPr>
-          <w:p>
-            <w:pPr>
-              <w:pStyle w:val="Normal"/>
-              <w:jc w:val="center"/>
-              <w:pBdr>
-                <w:bottom w:val="none" w:sz="0" w:space="0" w:color="000000"/>
-                <w:top w:val="none" w:sz="0" w:space="0" w:color="000000"/>
-                <w:left w:val="none" w:sz="0" w:space="0" w:color="000000"/>
-                <w:right w:val="none" w:sz="0" w:space="0" w:color="000000"/>
-              </w:pBdr>
-              <w:spacing w:after="100" w:before="100" w:line="240"/>
-              <w:ind w:left="100" w:right="100" w:firstLine="0" w:firstLineChars="0"/>
-              <w:rPr>
-                <w:rFonts w:ascii="Helvetica" w:hAnsi="Helvetica" w:eastAsia="Helvetica" w:cs="Helvetica"/>
-                <w:i w:val="false"/>
-                <w:b w:val="false"/>
-                <w:u w:val="none"/>
-                <w:sz w:val="22"/>
-                <w:szCs w:val="22"/>
-                <w:color w:val="000000"/>
-              </w:rPr>
-            </w:pPr>
-            <w:r>
-              <w:rPr>
-                <w:rFonts w:ascii="Helvetica" w:hAnsi="Helvetica" w:eastAsia="Helvetica" w:cs="Helvetica"/>
-                <w:i w:val="false"/>
-                <w:b w:val="false"/>
-                <w:u w:val="none"/>
-                <w:sz w:val="22"/>
-                <w:szCs w:val="22"/>
-                <w:color w:val="000000"/>
-              </w:rPr>
-              <w:t xml:space="preserve">0.13, 2.95</w:t>
-            </w:r>
-          </w:p>
-        </w:tc>
-        <w:tc>
-          <w:tcPr>
-            <w:tcBorders>
-              <w:bottom w:val="none" w:sz="0" w:space="0" w:color="000000"/>
-              <w:top w:val="none" w:sz="0" w:space="0" w:color="000000"/>
-              <w:left w:val="none" w:sz="0" w:space="0" w:color="000000"/>
-              <w:right w:val="none" w:sz="0" w:space="0" w:color="000000"/>
-            </w:tcBorders>
-            <w:shd w:val="clear" w:color="auto" w:fill="FFFFFF"/>
-            <w:tcMar>
-              <w:top w:w="0" w:type="dxa"/>
-              <w:bottom w:w="0" w:type="dxa"/>
-              <w:left w:w="0" w:type="dxa"/>
-              <w:right w:w="0" w:type="dxa"/>
-            </w:tcMar>
-            <w:vAlign w:val="top"/>
-          </w:tcPr>
-          <w:p>
-            <w:pPr>
-              <w:pStyle w:val="Normal"/>
-              <w:jc w:val="center"/>
-              <w:pBdr>
-                <w:bottom w:val="none" w:sz="0" w:space="0" w:color="000000"/>
-                <w:top w:val="none" w:sz="0" w:space="0" w:color="000000"/>
-                <w:left w:val="none" w:sz="0" w:space="0" w:color="000000"/>
-                <w:right w:val="none" w:sz="0" w:space="0" w:color="000000"/>
-              </w:pBdr>
-              <w:spacing w:after="100" w:before="100" w:line="240"/>
-              <w:ind w:left="100" w:right="100" w:firstLine="0" w:firstLineChars="0"/>
-              <w:rPr>
-                <w:rFonts w:ascii="Helvetica" w:hAnsi="Helvetica" w:eastAsia="Helvetica" w:cs="Helvetica"/>
-                <w:i w:val="false"/>
-                <w:b w:val="false"/>
-                <w:u w:val="none"/>
-                <w:sz w:val="22"/>
-                <w:szCs w:val="22"/>
-                <w:color w:val="000000"/>
-              </w:rPr>
-            </w:pPr>
-            <w:r>
-              <w:rPr>
-                <w:rFonts w:ascii="Helvetica" w:hAnsi="Helvetica" w:eastAsia="Helvetica" w:cs="Helvetica"/>
-                <w:i w:val="false"/>
-                <w:b w:val="false"/>
-                <w:u w:val="none"/>
-                <w:sz w:val="22"/>
-                <w:szCs w:val="22"/>
-                <w:color w:val="000000"/>
-              </w:rPr>
-              <w:t xml:space="preserve">0.540</w:t>
+              <w:t xml:space="preserve">0.58</w:t>
+            </w:r>
+          </w:p>
+        </w:tc>
+        <w:tc>
+          <w:tcPr>
+            <w:tcBorders>
+              <w:bottom w:val="none" w:sz="0" w:space="0" w:color="000000"/>
+              <w:top w:val="none" w:sz="0" w:space="0" w:color="000000"/>
+              <w:left w:val="none" w:sz="0" w:space="0" w:color="000000"/>
+              <w:right w:val="none" w:sz="0" w:space="0" w:color="000000"/>
+            </w:tcBorders>
+            <w:shd w:val="clear" w:color="auto" w:fill="FFFFFF"/>
+            <w:tcMar>
+              <w:top w:w="0" w:type="dxa"/>
+              <w:bottom w:w="0" w:type="dxa"/>
+              <w:left w:w="0" w:type="dxa"/>
+              <w:right w:w="0" w:type="dxa"/>
+            </w:tcMar>
+            <w:vAlign w:val="top"/>
+          </w:tcPr>
+          <w:p>
+            <w:pPr>
+              <w:pStyle w:val="Normal"/>
+              <w:jc w:val="center"/>
+              <w:pBdr>
+                <w:bottom w:val="none" w:sz="0" w:space="0" w:color="000000"/>
+                <w:top w:val="none" w:sz="0" w:space="0" w:color="000000"/>
+                <w:left w:val="none" w:sz="0" w:space="0" w:color="000000"/>
+                <w:right w:val="none" w:sz="0" w:space="0" w:color="000000"/>
+              </w:pBdr>
+              <w:spacing w:after="100" w:before="100" w:line="240"/>
+              <w:ind w:left="100" w:right="100" w:firstLine="0" w:firstLineChars="0"/>
+              <w:rPr>
+                <w:rFonts w:ascii="Helvetica" w:hAnsi="Helvetica" w:eastAsia="Helvetica" w:cs="Helvetica"/>
+                <w:i w:val="false"/>
+                <w:b w:val="false"/>
+                <w:u w:val="none"/>
+                <w:sz w:val="22"/>
+                <w:szCs w:val="22"/>
+                <w:color w:val="000000"/>
+              </w:rPr>
+            </w:pPr>
+            <w:r>
+              <w:rPr>
+                <w:rFonts w:ascii="Helvetica" w:hAnsi="Helvetica" w:eastAsia="Helvetica" w:cs="Helvetica"/>
+                <w:i w:val="false"/>
+                <w:b w:val="false"/>
+                <w:u w:val="none"/>
+                <w:sz w:val="22"/>
+                <w:szCs w:val="22"/>
+                <w:color w:val="000000"/>
+              </w:rPr>
+              <w:t xml:space="preserve">0.12, 2.89</w:t>
+            </w:r>
+          </w:p>
+        </w:tc>
+        <w:tc>
+          <w:tcPr>
+            <w:tcBorders>
+              <w:bottom w:val="none" w:sz="0" w:space="0" w:color="000000"/>
+              <w:top w:val="none" w:sz="0" w:space="0" w:color="000000"/>
+              <w:left w:val="none" w:sz="0" w:space="0" w:color="000000"/>
+              <w:right w:val="none" w:sz="0" w:space="0" w:color="000000"/>
+            </w:tcBorders>
+            <w:shd w:val="clear" w:color="auto" w:fill="FFFFFF"/>
+            <w:tcMar>
+              <w:top w:w="0" w:type="dxa"/>
+              <w:bottom w:w="0" w:type="dxa"/>
+              <w:left w:w="0" w:type="dxa"/>
+              <w:right w:w="0" w:type="dxa"/>
+            </w:tcMar>
+            <w:vAlign w:val="top"/>
+          </w:tcPr>
+          <w:p>
+            <w:pPr>
+              <w:pStyle w:val="Normal"/>
+              <w:jc w:val="center"/>
+              <w:pBdr>
+                <w:bottom w:val="none" w:sz="0" w:space="0" w:color="000000"/>
+                <w:top w:val="none" w:sz="0" w:space="0" w:color="000000"/>
+                <w:left w:val="none" w:sz="0" w:space="0" w:color="000000"/>
+                <w:right w:val="none" w:sz="0" w:space="0" w:color="000000"/>
+              </w:pBdr>
+              <w:spacing w:after="100" w:before="100" w:line="240"/>
+              <w:ind w:left="100" w:right="100" w:firstLine="0" w:firstLineChars="0"/>
+              <w:rPr>
+                <w:rFonts w:ascii="Helvetica" w:hAnsi="Helvetica" w:eastAsia="Helvetica" w:cs="Helvetica"/>
+                <w:i w:val="false"/>
+                <w:b w:val="false"/>
+                <w:u w:val="none"/>
+                <w:sz w:val="22"/>
+                <w:szCs w:val="22"/>
+                <w:color w:val="000000"/>
+              </w:rPr>
+            </w:pPr>
+            <w:r>
+              <w:rPr>
+                <w:rFonts w:ascii="Helvetica" w:hAnsi="Helvetica" w:eastAsia="Helvetica" w:cs="Helvetica"/>
+                <w:i w:val="false"/>
+                <w:b w:val="false"/>
+                <w:u w:val="none"/>
+                <w:sz w:val="22"/>
+                <w:szCs w:val="22"/>
+                <w:color w:val="000000"/>
+              </w:rPr>
+              <w:t xml:space="preserve">0.510</w:t>
             </w:r>
           </w:p>
         </w:tc>
@@ -10498,325 +10498,325 @@
                 <w:szCs w:val="22"/>
                 <w:color w:val="000000"/>
               </w:rPr>
-              <w:t xml:space="preserve">190</w:t>
-            </w:r>
-          </w:p>
-        </w:tc>
-        <w:tc>
-          <w:tcPr>
-            <w:tcBorders>
-              <w:bottom w:val="none" w:sz="0" w:space="0" w:color="000000"/>
-              <w:top w:val="none" w:sz="0" w:space="0" w:color="000000"/>
-              <w:left w:val="none" w:sz="0" w:space="0" w:color="000000"/>
-              <w:right w:val="none" w:sz="0" w:space="0" w:color="000000"/>
-            </w:tcBorders>
-            <w:shd w:val="clear" w:color="auto" w:fill="FFFFFF"/>
-            <w:tcMar>
-              <w:top w:w="0" w:type="dxa"/>
-              <w:bottom w:w="0" w:type="dxa"/>
-              <w:left w:w="0" w:type="dxa"/>
-              <w:right w:w="0" w:type="dxa"/>
-            </w:tcMar>
-            <w:vAlign w:val="top"/>
-          </w:tcPr>
-          <w:p>
-            <w:pPr>
-              <w:pStyle w:val="Normal"/>
-              <w:jc w:val="center"/>
-              <w:pBdr>
-                <w:bottom w:val="none" w:sz="0" w:space="0" w:color="000000"/>
-                <w:top w:val="none" w:sz="0" w:space="0" w:color="000000"/>
-                <w:left w:val="none" w:sz="0" w:space="0" w:color="000000"/>
-                <w:right w:val="none" w:sz="0" w:space="0" w:color="000000"/>
-              </w:pBdr>
-              <w:spacing w:after="100" w:before="100" w:line="240"/>
-              <w:ind w:left="100" w:right="100" w:firstLine="0" w:firstLineChars="0"/>
-              <w:rPr>
-                <w:rFonts w:ascii="Helvetica" w:hAnsi="Helvetica" w:eastAsia="Helvetica" w:cs="Helvetica"/>
-                <w:i w:val="false"/>
-                <w:b w:val="false"/>
-                <w:u w:val="none"/>
-                <w:sz w:val="22"/>
-                <w:szCs w:val="22"/>
-                <w:color w:val="000000"/>
-              </w:rPr>
-            </w:pPr>
-            <w:r>
-              <w:rPr>
-                <w:rFonts w:ascii="Helvetica" w:hAnsi="Helvetica" w:eastAsia="Helvetica" w:cs="Helvetica"/>
-                <w:i w:val="false"/>
-                <w:b w:val="false"/>
-                <w:u w:val="none"/>
-                <w:sz w:val="22"/>
-                <w:szCs w:val="22"/>
-                <w:color w:val="000000"/>
-              </w:rPr>
-              <w:t xml:space="preserve">1.19</w:t>
-            </w:r>
-          </w:p>
-        </w:tc>
-        <w:tc>
-          <w:tcPr>
-            <w:tcBorders>
-              <w:bottom w:val="none" w:sz="0" w:space="0" w:color="000000"/>
-              <w:top w:val="none" w:sz="0" w:space="0" w:color="000000"/>
-              <w:left w:val="none" w:sz="0" w:space="0" w:color="000000"/>
-              <w:right w:val="none" w:sz="0" w:space="0" w:color="000000"/>
-            </w:tcBorders>
-            <w:shd w:val="clear" w:color="auto" w:fill="FFFFFF"/>
-            <w:tcMar>
-              <w:top w:w="0" w:type="dxa"/>
-              <w:bottom w:w="0" w:type="dxa"/>
-              <w:left w:w="0" w:type="dxa"/>
-              <w:right w:w="0" w:type="dxa"/>
-            </w:tcMar>
-            <w:vAlign w:val="top"/>
-          </w:tcPr>
-          <w:p>
-            <w:pPr>
-              <w:pStyle w:val="Normal"/>
-              <w:jc w:val="center"/>
-              <w:pBdr>
-                <w:bottom w:val="none" w:sz="0" w:space="0" w:color="000000"/>
-                <w:top w:val="none" w:sz="0" w:space="0" w:color="000000"/>
-                <w:left w:val="none" w:sz="0" w:space="0" w:color="000000"/>
-                <w:right w:val="none" w:sz="0" w:space="0" w:color="000000"/>
-              </w:pBdr>
-              <w:spacing w:after="100" w:before="100" w:line="240"/>
-              <w:ind w:left="100" w:right="100" w:firstLine="0" w:firstLineChars="0"/>
-              <w:rPr>
-                <w:rFonts w:ascii="Helvetica" w:hAnsi="Helvetica" w:eastAsia="Helvetica" w:cs="Helvetica"/>
-                <w:i w:val="false"/>
-                <w:b w:val="false"/>
-                <w:u w:val="none"/>
-                <w:sz w:val="22"/>
-                <w:szCs w:val="22"/>
-                <w:color w:val="000000"/>
-              </w:rPr>
-            </w:pPr>
-            <w:r>
-              <w:rPr>
-                <w:rFonts w:ascii="Helvetica" w:hAnsi="Helvetica" w:eastAsia="Helvetica" w:cs="Helvetica"/>
-                <w:i w:val="false"/>
-                <w:b w:val="false"/>
-                <w:u w:val="none"/>
-                <w:sz w:val="22"/>
-                <w:szCs w:val="22"/>
-                <w:color w:val="000000"/>
-              </w:rPr>
-              <w:t xml:space="preserve">0.60, 2.37</w:t>
-            </w:r>
-          </w:p>
-        </w:tc>
-        <w:tc>
-          <w:tcPr>
-            <w:tcBorders>
-              <w:bottom w:val="none" w:sz="0" w:space="0" w:color="000000"/>
-              <w:top w:val="none" w:sz="0" w:space="0" w:color="000000"/>
-              <w:left w:val="none" w:sz="0" w:space="0" w:color="000000"/>
-              <w:right w:val="none" w:sz="0" w:space="0" w:color="000000"/>
-            </w:tcBorders>
-            <w:shd w:val="clear" w:color="auto" w:fill="FFFFFF"/>
-            <w:tcMar>
-              <w:top w:w="0" w:type="dxa"/>
-              <w:bottom w:w="0" w:type="dxa"/>
-              <w:left w:w="0" w:type="dxa"/>
-              <w:right w:w="0" w:type="dxa"/>
-            </w:tcMar>
-            <w:vAlign w:val="top"/>
-          </w:tcPr>
-          <w:p>
-            <w:pPr>
-              <w:pStyle w:val="Normal"/>
-              <w:jc w:val="center"/>
-              <w:pBdr>
-                <w:bottom w:val="none" w:sz="0" w:space="0" w:color="000000"/>
-                <w:top w:val="none" w:sz="0" w:space="0" w:color="000000"/>
-                <w:left w:val="none" w:sz="0" w:space="0" w:color="000000"/>
-                <w:right w:val="none" w:sz="0" w:space="0" w:color="000000"/>
-              </w:pBdr>
-              <w:spacing w:after="100" w:before="100" w:line="240"/>
-              <w:ind w:left="100" w:right="100" w:firstLine="0" w:firstLineChars="0"/>
-              <w:rPr>
-                <w:rFonts w:ascii="Helvetica" w:hAnsi="Helvetica" w:eastAsia="Helvetica" w:cs="Helvetica"/>
-                <w:i w:val="false"/>
-                <w:b w:val="false"/>
-                <w:u w:val="none"/>
-                <w:sz w:val="22"/>
-                <w:szCs w:val="22"/>
-                <w:color w:val="000000"/>
-              </w:rPr>
-            </w:pPr>
-            <w:r>
-              <w:rPr>
-                <w:rFonts w:ascii="Helvetica" w:hAnsi="Helvetica" w:eastAsia="Helvetica" w:cs="Helvetica"/>
-                <w:i w:val="false"/>
-                <w:b w:val="false"/>
-                <w:u w:val="none"/>
-                <w:sz w:val="22"/>
-                <w:szCs w:val="22"/>
-                <w:color w:val="000000"/>
-              </w:rPr>
-              <w:t xml:space="preserve">0.620</w:t>
-            </w:r>
-          </w:p>
-        </w:tc>
-        <w:tc>
-          <w:tcPr>
-            <w:tcBorders>
-              <w:bottom w:val="none" w:sz="0" w:space="0" w:color="000000"/>
-              <w:top w:val="none" w:sz="0" w:space="0" w:color="000000"/>
-              <w:left w:val="none" w:sz="0" w:space="0" w:color="000000"/>
-              <w:right w:val="none" w:sz="0" w:space="0" w:color="000000"/>
-            </w:tcBorders>
-            <w:shd w:val="clear" w:color="auto" w:fill="FFFFFF"/>
-            <w:tcMar>
-              <w:top w:w="0" w:type="dxa"/>
-              <w:bottom w:w="0" w:type="dxa"/>
-              <w:left w:w="0" w:type="dxa"/>
-              <w:right w:w="0" w:type="dxa"/>
-            </w:tcMar>
-            <w:vAlign w:val="top"/>
-          </w:tcPr>
-          <w:p>
-            <w:pPr>
-              <w:pStyle w:val="Normal"/>
-              <w:jc w:val="center"/>
-              <w:pBdr>
-                <w:bottom w:val="none" w:sz="0" w:space="0" w:color="000000"/>
-                <w:top w:val="none" w:sz="0" w:space="0" w:color="000000"/>
-                <w:left w:val="none" w:sz="0" w:space="0" w:color="000000"/>
-                <w:right w:val="none" w:sz="0" w:space="0" w:color="000000"/>
-              </w:pBdr>
-              <w:spacing w:after="100" w:before="100" w:line="240"/>
-              <w:ind w:left="100" w:right="100" w:firstLine="0" w:firstLineChars="0"/>
-              <w:rPr>
-                <w:rFonts w:ascii="Helvetica" w:hAnsi="Helvetica" w:eastAsia="Helvetica" w:cs="Helvetica"/>
-                <w:i w:val="false"/>
-                <w:b w:val="false"/>
-                <w:u w:val="none"/>
-                <w:sz w:val="22"/>
-                <w:szCs w:val="22"/>
-                <w:color w:val="000000"/>
-              </w:rPr>
-            </w:pPr>
-            <w:r>
-              <w:rPr>
-                <w:rFonts w:ascii="Helvetica" w:hAnsi="Helvetica" w:eastAsia="Helvetica" w:cs="Helvetica"/>
-                <w:i w:val="false"/>
-                <w:b w:val="false"/>
-                <w:u w:val="none"/>
-                <w:sz w:val="22"/>
-                <w:szCs w:val="22"/>
-                <w:color w:val="000000"/>
-              </w:rPr>
-              <w:t xml:space="preserve">190</w:t>
-            </w:r>
-          </w:p>
-        </w:tc>
-        <w:tc>
-          <w:tcPr>
-            <w:tcBorders>
-              <w:bottom w:val="none" w:sz="0" w:space="0" w:color="000000"/>
-              <w:top w:val="none" w:sz="0" w:space="0" w:color="000000"/>
-              <w:left w:val="none" w:sz="0" w:space="0" w:color="000000"/>
-              <w:right w:val="none" w:sz="0" w:space="0" w:color="000000"/>
-            </w:tcBorders>
-            <w:shd w:val="clear" w:color="auto" w:fill="FFFFFF"/>
-            <w:tcMar>
-              <w:top w:w="0" w:type="dxa"/>
-              <w:bottom w:w="0" w:type="dxa"/>
-              <w:left w:w="0" w:type="dxa"/>
-              <w:right w:w="0" w:type="dxa"/>
-            </w:tcMar>
-            <w:vAlign w:val="top"/>
-          </w:tcPr>
-          <w:p>
-            <w:pPr>
-              <w:pStyle w:val="Normal"/>
-              <w:jc w:val="center"/>
-              <w:pBdr>
-                <w:bottom w:val="none" w:sz="0" w:space="0" w:color="000000"/>
-                <w:top w:val="none" w:sz="0" w:space="0" w:color="000000"/>
-                <w:left w:val="none" w:sz="0" w:space="0" w:color="000000"/>
-                <w:right w:val="none" w:sz="0" w:space="0" w:color="000000"/>
-              </w:pBdr>
-              <w:spacing w:after="100" w:before="100" w:line="240"/>
-              <w:ind w:left="100" w:right="100" w:firstLine="0" w:firstLineChars="0"/>
-              <w:rPr>
-                <w:rFonts w:ascii="Helvetica" w:hAnsi="Helvetica" w:eastAsia="Helvetica" w:cs="Helvetica"/>
-                <w:i w:val="false"/>
-                <w:b w:val="false"/>
-                <w:u w:val="none"/>
-                <w:sz w:val="22"/>
-                <w:szCs w:val="22"/>
-                <w:color w:val="000000"/>
-              </w:rPr>
-            </w:pPr>
-            <w:r>
-              <w:rPr>
-                <w:rFonts w:ascii="Helvetica" w:hAnsi="Helvetica" w:eastAsia="Helvetica" w:cs="Helvetica"/>
-                <w:i w:val="false"/>
-                <w:b w:val="false"/>
-                <w:u w:val="none"/>
-                <w:sz w:val="22"/>
-                <w:szCs w:val="22"/>
-                <w:color w:val="000000"/>
-              </w:rPr>
-              <w:t xml:space="preserve">0.63</w:t>
-            </w:r>
-          </w:p>
-        </w:tc>
-        <w:tc>
-          <w:tcPr>
-            <w:tcBorders>
-              <w:bottom w:val="none" w:sz="0" w:space="0" w:color="000000"/>
-              <w:top w:val="none" w:sz="0" w:space="0" w:color="000000"/>
-              <w:left w:val="none" w:sz="0" w:space="0" w:color="000000"/>
-              <w:right w:val="none" w:sz="0" w:space="0" w:color="000000"/>
-            </w:tcBorders>
-            <w:shd w:val="clear" w:color="auto" w:fill="FFFFFF"/>
-            <w:tcMar>
-              <w:top w:w="0" w:type="dxa"/>
-              <w:bottom w:w="0" w:type="dxa"/>
-              <w:left w:w="0" w:type="dxa"/>
-              <w:right w:w="0" w:type="dxa"/>
-            </w:tcMar>
-            <w:vAlign w:val="top"/>
-          </w:tcPr>
-          <w:p>
-            <w:pPr>
-              <w:pStyle w:val="Normal"/>
-              <w:jc w:val="center"/>
-              <w:pBdr>
-                <w:bottom w:val="none" w:sz="0" w:space="0" w:color="000000"/>
-                <w:top w:val="none" w:sz="0" w:space="0" w:color="000000"/>
-                <w:left w:val="none" w:sz="0" w:space="0" w:color="000000"/>
-                <w:right w:val="none" w:sz="0" w:space="0" w:color="000000"/>
-              </w:pBdr>
-              <w:spacing w:after="100" w:before="100" w:line="240"/>
-              <w:ind w:left="100" w:right="100" w:firstLine="0" w:firstLineChars="0"/>
-              <w:rPr>
-                <w:rFonts w:ascii="Helvetica" w:hAnsi="Helvetica" w:eastAsia="Helvetica" w:cs="Helvetica"/>
-                <w:i w:val="false"/>
-                <w:b w:val="false"/>
-                <w:u w:val="none"/>
-                <w:sz w:val="22"/>
-                <w:szCs w:val="22"/>
-                <w:color w:val="000000"/>
-              </w:rPr>
-            </w:pPr>
-            <w:r>
-              <w:rPr>
-                <w:rFonts w:ascii="Helvetica" w:hAnsi="Helvetica" w:eastAsia="Helvetica" w:cs="Helvetica"/>
-                <w:i w:val="false"/>
-                <w:b w:val="false"/>
-                <w:u w:val="none"/>
-                <w:sz w:val="22"/>
-                <w:szCs w:val="22"/>
-                <w:color w:val="000000"/>
-              </w:rPr>
-              <w:t xml:space="preserve">0.29, 1.37</w:t>
+              <w:t xml:space="preserve">189</w:t>
+            </w:r>
+          </w:p>
+        </w:tc>
+        <w:tc>
+          <w:tcPr>
+            <w:tcBorders>
+              <w:bottom w:val="none" w:sz="0" w:space="0" w:color="000000"/>
+              <w:top w:val="none" w:sz="0" w:space="0" w:color="000000"/>
+              <w:left w:val="none" w:sz="0" w:space="0" w:color="000000"/>
+              <w:right w:val="none" w:sz="0" w:space="0" w:color="000000"/>
+            </w:tcBorders>
+            <w:shd w:val="clear" w:color="auto" w:fill="FFFFFF"/>
+            <w:tcMar>
+              <w:top w:w="0" w:type="dxa"/>
+              <w:bottom w:w="0" w:type="dxa"/>
+              <w:left w:w="0" w:type="dxa"/>
+              <w:right w:w="0" w:type="dxa"/>
+            </w:tcMar>
+            <w:vAlign w:val="top"/>
+          </w:tcPr>
+          <w:p>
+            <w:pPr>
+              <w:pStyle w:val="Normal"/>
+              <w:jc w:val="center"/>
+              <w:pBdr>
+                <w:bottom w:val="none" w:sz="0" w:space="0" w:color="000000"/>
+                <w:top w:val="none" w:sz="0" w:space="0" w:color="000000"/>
+                <w:left w:val="none" w:sz="0" w:space="0" w:color="000000"/>
+                <w:right w:val="none" w:sz="0" w:space="0" w:color="000000"/>
+              </w:pBdr>
+              <w:spacing w:after="100" w:before="100" w:line="240"/>
+              <w:ind w:left="100" w:right="100" w:firstLine="0" w:firstLineChars="0"/>
+              <w:rPr>
+                <w:rFonts w:ascii="Helvetica" w:hAnsi="Helvetica" w:eastAsia="Helvetica" w:cs="Helvetica"/>
+                <w:i w:val="false"/>
+                <w:b w:val="false"/>
+                <w:u w:val="none"/>
+                <w:sz w:val="22"/>
+                <w:szCs w:val="22"/>
+                <w:color w:val="000000"/>
+              </w:rPr>
+            </w:pPr>
+            <w:r>
+              <w:rPr>
+                <w:rFonts w:ascii="Helvetica" w:hAnsi="Helvetica" w:eastAsia="Helvetica" w:cs="Helvetica"/>
+                <w:i w:val="false"/>
+                <w:b w:val="false"/>
+                <w:u w:val="none"/>
+                <w:sz w:val="22"/>
+                <w:szCs w:val="22"/>
+                <w:color w:val="000000"/>
+              </w:rPr>
+              <w:t xml:space="preserve">1.17</w:t>
+            </w:r>
+          </w:p>
+        </w:tc>
+        <w:tc>
+          <w:tcPr>
+            <w:tcBorders>
+              <w:bottom w:val="none" w:sz="0" w:space="0" w:color="000000"/>
+              <w:top w:val="none" w:sz="0" w:space="0" w:color="000000"/>
+              <w:left w:val="none" w:sz="0" w:space="0" w:color="000000"/>
+              <w:right w:val="none" w:sz="0" w:space="0" w:color="000000"/>
+            </w:tcBorders>
+            <w:shd w:val="clear" w:color="auto" w:fill="FFFFFF"/>
+            <w:tcMar>
+              <w:top w:w="0" w:type="dxa"/>
+              <w:bottom w:w="0" w:type="dxa"/>
+              <w:left w:w="0" w:type="dxa"/>
+              <w:right w:w="0" w:type="dxa"/>
+            </w:tcMar>
+            <w:vAlign w:val="top"/>
+          </w:tcPr>
+          <w:p>
+            <w:pPr>
+              <w:pStyle w:val="Normal"/>
+              <w:jc w:val="center"/>
+              <w:pBdr>
+                <w:bottom w:val="none" w:sz="0" w:space="0" w:color="000000"/>
+                <w:top w:val="none" w:sz="0" w:space="0" w:color="000000"/>
+                <w:left w:val="none" w:sz="0" w:space="0" w:color="000000"/>
+                <w:right w:val="none" w:sz="0" w:space="0" w:color="000000"/>
+              </w:pBdr>
+              <w:spacing w:after="100" w:before="100" w:line="240"/>
+              <w:ind w:left="100" w:right="100" w:firstLine="0" w:firstLineChars="0"/>
+              <w:rPr>
+                <w:rFonts w:ascii="Helvetica" w:hAnsi="Helvetica" w:eastAsia="Helvetica" w:cs="Helvetica"/>
+                <w:i w:val="false"/>
+                <w:b w:val="false"/>
+                <w:u w:val="none"/>
+                <w:sz w:val="22"/>
+                <w:szCs w:val="22"/>
+                <w:color w:val="000000"/>
+              </w:rPr>
+            </w:pPr>
+            <w:r>
+              <w:rPr>
+                <w:rFonts w:ascii="Helvetica" w:hAnsi="Helvetica" w:eastAsia="Helvetica" w:cs="Helvetica"/>
+                <w:i w:val="false"/>
+                <w:b w:val="false"/>
+                <w:u w:val="none"/>
+                <w:sz w:val="22"/>
+                <w:szCs w:val="22"/>
+                <w:color w:val="000000"/>
+              </w:rPr>
+              <w:t xml:space="preserve">0.59, 2.34</w:t>
+            </w:r>
+          </w:p>
+        </w:tc>
+        <w:tc>
+          <w:tcPr>
+            <w:tcBorders>
+              <w:bottom w:val="none" w:sz="0" w:space="0" w:color="000000"/>
+              <w:top w:val="none" w:sz="0" w:space="0" w:color="000000"/>
+              <w:left w:val="none" w:sz="0" w:space="0" w:color="000000"/>
+              <w:right w:val="none" w:sz="0" w:space="0" w:color="000000"/>
+            </w:tcBorders>
+            <w:shd w:val="clear" w:color="auto" w:fill="FFFFFF"/>
+            <w:tcMar>
+              <w:top w:w="0" w:type="dxa"/>
+              <w:bottom w:w="0" w:type="dxa"/>
+              <w:left w:w="0" w:type="dxa"/>
+              <w:right w:w="0" w:type="dxa"/>
+            </w:tcMar>
+            <w:vAlign w:val="top"/>
+          </w:tcPr>
+          <w:p>
+            <w:pPr>
+              <w:pStyle w:val="Normal"/>
+              <w:jc w:val="center"/>
+              <w:pBdr>
+                <w:bottom w:val="none" w:sz="0" w:space="0" w:color="000000"/>
+                <w:top w:val="none" w:sz="0" w:space="0" w:color="000000"/>
+                <w:left w:val="none" w:sz="0" w:space="0" w:color="000000"/>
+                <w:right w:val="none" w:sz="0" w:space="0" w:color="000000"/>
+              </w:pBdr>
+              <w:spacing w:after="100" w:before="100" w:line="240"/>
+              <w:ind w:left="100" w:right="100" w:firstLine="0" w:firstLineChars="0"/>
+              <w:rPr>
+                <w:rFonts w:ascii="Helvetica" w:hAnsi="Helvetica" w:eastAsia="Helvetica" w:cs="Helvetica"/>
+                <w:i w:val="false"/>
+                <w:b w:val="false"/>
+                <w:u w:val="none"/>
+                <w:sz w:val="22"/>
+                <w:szCs w:val="22"/>
+                <w:color w:val="000000"/>
+              </w:rPr>
+            </w:pPr>
+            <w:r>
+              <w:rPr>
+                <w:rFonts w:ascii="Helvetica" w:hAnsi="Helvetica" w:eastAsia="Helvetica" w:cs="Helvetica"/>
+                <w:i w:val="false"/>
+                <w:b w:val="false"/>
+                <w:u w:val="none"/>
+                <w:sz w:val="22"/>
+                <w:szCs w:val="22"/>
+                <w:color w:val="000000"/>
+              </w:rPr>
+              <w:t xml:space="preserve">0.650</w:t>
+            </w:r>
+          </w:p>
+        </w:tc>
+        <w:tc>
+          <w:tcPr>
+            <w:tcBorders>
+              <w:bottom w:val="none" w:sz="0" w:space="0" w:color="000000"/>
+              <w:top w:val="none" w:sz="0" w:space="0" w:color="000000"/>
+              <w:left w:val="none" w:sz="0" w:space="0" w:color="000000"/>
+              <w:right w:val="none" w:sz="0" w:space="0" w:color="000000"/>
+            </w:tcBorders>
+            <w:shd w:val="clear" w:color="auto" w:fill="FFFFFF"/>
+            <w:tcMar>
+              <w:top w:w="0" w:type="dxa"/>
+              <w:bottom w:w="0" w:type="dxa"/>
+              <w:left w:w="0" w:type="dxa"/>
+              <w:right w:w="0" w:type="dxa"/>
+            </w:tcMar>
+            <w:vAlign w:val="top"/>
+          </w:tcPr>
+          <w:p>
+            <w:pPr>
+              <w:pStyle w:val="Normal"/>
+              <w:jc w:val="center"/>
+              <w:pBdr>
+                <w:bottom w:val="none" w:sz="0" w:space="0" w:color="000000"/>
+                <w:top w:val="none" w:sz="0" w:space="0" w:color="000000"/>
+                <w:left w:val="none" w:sz="0" w:space="0" w:color="000000"/>
+                <w:right w:val="none" w:sz="0" w:space="0" w:color="000000"/>
+              </w:pBdr>
+              <w:spacing w:after="100" w:before="100" w:line="240"/>
+              <w:ind w:left="100" w:right="100" w:firstLine="0" w:firstLineChars="0"/>
+              <w:rPr>
+                <w:rFonts w:ascii="Helvetica" w:hAnsi="Helvetica" w:eastAsia="Helvetica" w:cs="Helvetica"/>
+                <w:i w:val="false"/>
+                <w:b w:val="false"/>
+                <w:u w:val="none"/>
+                <w:sz w:val="22"/>
+                <w:szCs w:val="22"/>
+                <w:color w:val="000000"/>
+              </w:rPr>
+            </w:pPr>
+            <w:r>
+              <w:rPr>
+                <w:rFonts w:ascii="Helvetica" w:hAnsi="Helvetica" w:eastAsia="Helvetica" w:cs="Helvetica"/>
+                <w:i w:val="false"/>
+                <w:b w:val="false"/>
+                <w:u w:val="none"/>
+                <w:sz w:val="22"/>
+                <w:szCs w:val="22"/>
+                <w:color w:val="000000"/>
+              </w:rPr>
+              <w:t xml:space="preserve">189</w:t>
+            </w:r>
+          </w:p>
+        </w:tc>
+        <w:tc>
+          <w:tcPr>
+            <w:tcBorders>
+              <w:bottom w:val="none" w:sz="0" w:space="0" w:color="000000"/>
+              <w:top w:val="none" w:sz="0" w:space="0" w:color="000000"/>
+              <w:left w:val="none" w:sz="0" w:space="0" w:color="000000"/>
+              <w:right w:val="none" w:sz="0" w:space="0" w:color="000000"/>
+            </w:tcBorders>
+            <w:shd w:val="clear" w:color="auto" w:fill="FFFFFF"/>
+            <w:tcMar>
+              <w:top w:w="0" w:type="dxa"/>
+              <w:bottom w:w="0" w:type="dxa"/>
+              <w:left w:w="0" w:type="dxa"/>
+              <w:right w:w="0" w:type="dxa"/>
+            </w:tcMar>
+            <w:vAlign w:val="top"/>
+          </w:tcPr>
+          <w:p>
+            <w:pPr>
+              <w:pStyle w:val="Normal"/>
+              <w:jc w:val="center"/>
+              <w:pBdr>
+                <w:bottom w:val="none" w:sz="0" w:space="0" w:color="000000"/>
+                <w:top w:val="none" w:sz="0" w:space="0" w:color="000000"/>
+                <w:left w:val="none" w:sz="0" w:space="0" w:color="000000"/>
+                <w:right w:val="none" w:sz="0" w:space="0" w:color="000000"/>
+              </w:pBdr>
+              <w:spacing w:after="100" w:before="100" w:line="240"/>
+              <w:ind w:left="100" w:right="100" w:firstLine="0" w:firstLineChars="0"/>
+              <w:rPr>
+                <w:rFonts w:ascii="Helvetica" w:hAnsi="Helvetica" w:eastAsia="Helvetica" w:cs="Helvetica"/>
+                <w:i w:val="false"/>
+                <w:b w:val="false"/>
+                <w:u w:val="none"/>
+                <w:sz w:val="22"/>
+                <w:szCs w:val="22"/>
+                <w:color w:val="000000"/>
+              </w:rPr>
+            </w:pPr>
+            <w:r>
+              <w:rPr>
+                <w:rFonts w:ascii="Helvetica" w:hAnsi="Helvetica" w:eastAsia="Helvetica" w:cs="Helvetica"/>
+                <w:i w:val="false"/>
+                <w:b w:val="false"/>
+                <w:u w:val="none"/>
+                <w:sz w:val="22"/>
+                <w:szCs w:val="22"/>
+                <w:color w:val="000000"/>
+              </w:rPr>
+              <w:t xml:space="preserve">0.62</w:t>
+            </w:r>
+          </w:p>
+        </w:tc>
+        <w:tc>
+          <w:tcPr>
+            <w:tcBorders>
+              <w:bottom w:val="none" w:sz="0" w:space="0" w:color="000000"/>
+              <w:top w:val="none" w:sz="0" w:space="0" w:color="000000"/>
+              <w:left w:val="none" w:sz="0" w:space="0" w:color="000000"/>
+              <w:right w:val="none" w:sz="0" w:space="0" w:color="000000"/>
+            </w:tcBorders>
+            <w:shd w:val="clear" w:color="auto" w:fill="FFFFFF"/>
+            <w:tcMar>
+              <w:top w:w="0" w:type="dxa"/>
+              <w:bottom w:w="0" w:type="dxa"/>
+              <w:left w:w="0" w:type="dxa"/>
+              <w:right w:w="0" w:type="dxa"/>
+            </w:tcMar>
+            <w:vAlign w:val="top"/>
+          </w:tcPr>
+          <w:p>
+            <w:pPr>
+              <w:pStyle w:val="Normal"/>
+              <w:jc w:val="center"/>
+              <w:pBdr>
+                <w:bottom w:val="none" w:sz="0" w:space="0" w:color="000000"/>
+                <w:top w:val="none" w:sz="0" w:space="0" w:color="000000"/>
+                <w:left w:val="none" w:sz="0" w:space="0" w:color="000000"/>
+                <w:right w:val="none" w:sz="0" w:space="0" w:color="000000"/>
+              </w:pBdr>
+              <w:spacing w:after="100" w:before="100" w:line="240"/>
+              <w:ind w:left="100" w:right="100" w:firstLine="0" w:firstLineChars="0"/>
+              <w:rPr>
+                <w:rFonts w:ascii="Helvetica" w:hAnsi="Helvetica" w:eastAsia="Helvetica" w:cs="Helvetica"/>
+                <w:i w:val="false"/>
+                <w:b w:val="false"/>
+                <w:u w:val="none"/>
+                <w:sz w:val="22"/>
+                <w:szCs w:val="22"/>
+                <w:color w:val="000000"/>
+              </w:rPr>
+            </w:pPr>
+            <w:r>
+              <w:rPr>
+                <w:rFonts w:ascii="Helvetica" w:hAnsi="Helvetica" w:eastAsia="Helvetica" w:cs="Helvetica"/>
+                <w:i w:val="false"/>
+                <w:b w:val="false"/>
+                <w:u w:val="none"/>
+                <w:sz w:val="22"/>
+                <w:szCs w:val="22"/>
+                <w:color w:val="000000"/>
+              </w:rPr>
+              <w:t xml:space="preserve">0.28, 1.36</w:t>
             </w:r>
           </w:p>
         </w:tc>
@@ -10981,385 +10981,385 @@
                 <w:szCs w:val="22"/>
                 <w:color w:val="000000"/>
               </w:rPr>
-              <w:t xml:space="preserve">190</w:t>
-            </w:r>
-          </w:p>
-        </w:tc>
-        <w:tc>
-          <w:tcPr>
-            <w:tcBorders>
-              <w:bottom w:val="none" w:sz="0" w:space="0" w:color="000000"/>
-              <w:top w:val="none" w:sz="0" w:space="0" w:color="000000"/>
-              <w:left w:val="none" w:sz="0" w:space="0" w:color="000000"/>
-              <w:right w:val="none" w:sz="0" w:space="0" w:color="000000"/>
-            </w:tcBorders>
-            <w:shd w:val="clear" w:color="auto" w:fill="FFFFFF"/>
-            <w:tcMar>
-              <w:top w:w="0" w:type="dxa"/>
-              <w:bottom w:w="0" w:type="dxa"/>
-              <w:left w:w="0" w:type="dxa"/>
-              <w:right w:w="0" w:type="dxa"/>
-            </w:tcMar>
-            <w:vAlign w:val="top"/>
-          </w:tcPr>
-          <w:p>
-            <w:pPr>
-              <w:pStyle w:val="Normal"/>
-              <w:jc w:val="center"/>
-              <w:pBdr>
-                <w:bottom w:val="none" w:sz="0" w:space="0" w:color="000000"/>
-                <w:top w:val="none" w:sz="0" w:space="0" w:color="000000"/>
-                <w:left w:val="none" w:sz="0" w:space="0" w:color="000000"/>
-                <w:right w:val="none" w:sz="0" w:space="0" w:color="000000"/>
-              </w:pBdr>
-              <w:spacing w:after="100" w:before="100" w:line="240"/>
-              <w:ind w:left="100" w:right="100" w:firstLine="0" w:firstLineChars="0"/>
-              <w:rPr>
-                <w:rFonts w:ascii="Helvetica" w:hAnsi="Helvetica" w:eastAsia="Helvetica" w:cs="Helvetica"/>
-                <w:i w:val="false"/>
-                <w:b w:val="false"/>
-                <w:u w:val="none"/>
-                <w:sz w:val="22"/>
-                <w:szCs w:val="22"/>
-                <w:color w:val="000000"/>
-              </w:rPr>
-            </w:pPr>
-            <w:r>
-              <w:rPr>
-                <w:rFonts w:ascii="Helvetica" w:hAnsi="Helvetica" w:eastAsia="Helvetica" w:cs="Helvetica"/>
-                <w:i w:val="false"/>
-                <w:b w:val="false"/>
-                <w:u w:val="none"/>
-                <w:sz w:val="22"/>
-                <w:szCs w:val="22"/>
-                <w:color w:val="000000"/>
-              </w:rPr>
-              <w:t xml:space="preserve">0.50</w:t>
-            </w:r>
-          </w:p>
-        </w:tc>
-        <w:tc>
-          <w:tcPr>
-            <w:tcBorders>
-              <w:bottom w:val="none" w:sz="0" w:space="0" w:color="000000"/>
-              <w:top w:val="none" w:sz="0" w:space="0" w:color="000000"/>
-              <w:left w:val="none" w:sz="0" w:space="0" w:color="000000"/>
-              <w:right w:val="none" w:sz="0" w:space="0" w:color="000000"/>
-            </w:tcBorders>
-            <w:shd w:val="clear" w:color="auto" w:fill="FFFFFF"/>
-            <w:tcMar>
-              <w:top w:w="0" w:type="dxa"/>
-              <w:bottom w:w="0" w:type="dxa"/>
-              <w:left w:w="0" w:type="dxa"/>
-              <w:right w:w="0" w:type="dxa"/>
-            </w:tcMar>
-            <w:vAlign w:val="top"/>
-          </w:tcPr>
-          <w:p>
-            <w:pPr>
-              <w:pStyle w:val="Normal"/>
-              <w:jc w:val="center"/>
-              <w:pBdr>
-                <w:bottom w:val="none" w:sz="0" w:space="0" w:color="000000"/>
-                <w:top w:val="none" w:sz="0" w:space="0" w:color="000000"/>
-                <w:left w:val="none" w:sz="0" w:space="0" w:color="000000"/>
-                <w:right w:val="none" w:sz="0" w:space="0" w:color="000000"/>
-              </w:pBdr>
-              <w:spacing w:after="100" w:before="100" w:line="240"/>
-              <w:ind w:left="100" w:right="100" w:firstLine="0" w:firstLineChars="0"/>
-              <w:rPr>
-                <w:rFonts w:ascii="Helvetica" w:hAnsi="Helvetica" w:eastAsia="Helvetica" w:cs="Helvetica"/>
-                <w:i w:val="false"/>
-                <w:b w:val="false"/>
-                <w:u w:val="none"/>
-                <w:sz w:val="22"/>
-                <w:szCs w:val="22"/>
-                <w:color w:val="000000"/>
-              </w:rPr>
-            </w:pPr>
-            <w:r>
-              <w:rPr>
-                <w:rFonts w:ascii="Helvetica" w:hAnsi="Helvetica" w:eastAsia="Helvetica" w:cs="Helvetica"/>
-                <w:i w:val="false"/>
-                <w:b w:val="false"/>
-                <w:u w:val="none"/>
-                <w:sz w:val="22"/>
-                <w:szCs w:val="22"/>
-                <w:color w:val="000000"/>
-              </w:rPr>
-              <w:t xml:space="preserve">0.07, 3.84</w:t>
-            </w:r>
-          </w:p>
-        </w:tc>
-        <w:tc>
-          <w:tcPr>
-            <w:tcBorders>
-              <w:bottom w:val="none" w:sz="0" w:space="0" w:color="000000"/>
-              <w:top w:val="none" w:sz="0" w:space="0" w:color="000000"/>
-              <w:left w:val="none" w:sz="0" w:space="0" w:color="000000"/>
-              <w:right w:val="none" w:sz="0" w:space="0" w:color="000000"/>
-            </w:tcBorders>
-            <w:shd w:val="clear" w:color="auto" w:fill="FFFFFF"/>
-            <w:tcMar>
-              <w:top w:w="0" w:type="dxa"/>
-              <w:bottom w:w="0" w:type="dxa"/>
-              <w:left w:w="0" w:type="dxa"/>
-              <w:right w:w="0" w:type="dxa"/>
-            </w:tcMar>
-            <w:vAlign w:val="top"/>
-          </w:tcPr>
-          <w:p>
-            <w:pPr>
-              <w:pStyle w:val="Normal"/>
-              <w:jc w:val="center"/>
-              <w:pBdr>
-                <w:bottom w:val="none" w:sz="0" w:space="0" w:color="000000"/>
-                <w:top w:val="none" w:sz="0" w:space="0" w:color="000000"/>
-                <w:left w:val="none" w:sz="0" w:space="0" w:color="000000"/>
-                <w:right w:val="none" w:sz="0" w:space="0" w:color="000000"/>
-              </w:pBdr>
-              <w:spacing w:after="100" w:before="100" w:line="240"/>
-              <w:ind w:left="100" w:right="100" w:firstLine="0" w:firstLineChars="0"/>
-              <w:rPr>
-                <w:rFonts w:ascii="Helvetica" w:hAnsi="Helvetica" w:eastAsia="Helvetica" w:cs="Helvetica"/>
-                <w:i w:val="false"/>
-                <w:b w:val="false"/>
-                <w:u w:val="none"/>
-                <w:sz w:val="22"/>
-                <w:szCs w:val="22"/>
-                <w:color w:val="000000"/>
-              </w:rPr>
-            </w:pPr>
-            <w:r>
-              <w:rPr>
-                <w:rFonts w:ascii="Helvetica" w:hAnsi="Helvetica" w:eastAsia="Helvetica" w:cs="Helvetica"/>
-                <w:i w:val="false"/>
-                <w:b w:val="false"/>
-                <w:u w:val="none"/>
-                <w:sz w:val="22"/>
-                <w:szCs w:val="22"/>
-                <w:color w:val="000000"/>
-              </w:rPr>
-              <w:t xml:space="preserve">0.510</w:t>
-            </w:r>
-          </w:p>
-        </w:tc>
-        <w:tc>
-          <w:tcPr>
-            <w:tcBorders>
-              <w:bottom w:val="none" w:sz="0" w:space="0" w:color="000000"/>
-              <w:top w:val="none" w:sz="0" w:space="0" w:color="000000"/>
-              <w:left w:val="none" w:sz="0" w:space="0" w:color="000000"/>
-              <w:right w:val="none" w:sz="0" w:space="0" w:color="000000"/>
-            </w:tcBorders>
-            <w:shd w:val="clear" w:color="auto" w:fill="FFFFFF"/>
-            <w:tcMar>
-              <w:top w:w="0" w:type="dxa"/>
-              <w:bottom w:w="0" w:type="dxa"/>
-              <w:left w:w="0" w:type="dxa"/>
-              <w:right w:w="0" w:type="dxa"/>
-            </w:tcMar>
-            <w:vAlign w:val="top"/>
-          </w:tcPr>
-          <w:p>
-            <w:pPr>
-              <w:pStyle w:val="Normal"/>
-              <w:jc w:val="center"/>
-              <w:pBdr>
-                <w:bottom w:val="none" w:sz="0" w:space="0" w:color="000000"/>
-                <w:top w:val="none" w:sz="0" w:space="0" w:color="000000"/>
-                <w:left w:val="none" w:sz="0" w:space="0" w:color="000000"/>
-                <w:right w:val="none" w:sz="0" w:space="0" w:color="000000"/>
-              </w:pBdr>
-              <w:spacing w:after="100" w:before="100" w:line="240"/>
-              <w:ind w:left="100" w:right="100" w:firstLine="0" w:firstLineChars="0"/>
-              <w:rPr>
-                <w:rFonts w:ascii="Helvetica" w:hAnsi="Helvetica" w:eastAsia="Helvetica" w:cs="Helvetica"/>
-                <w:i w:val="false"/>
-                <w:b w:val="false"/>
-                <w:u w:val="none"/>
-                <w:sz w:val="22"/>
-                <w:szCs w:val="22"/>
-                <w:color w:val="000000"/>
-              </w:rPr>
-            </w:pPr>
-            <w:r>
-              <w:rPr>
-                <w:rFonts w:ascii="Helvetica" w:hAnsi="Helvetica" w:eastAsia="Helvetica" w:cs="Helvetica"/>
-                <w:i w:val="false"/>
-                <w:b w:val="false"/>
-                <w:u w:val="none"/>
-                <w:sz w:val="22"/>
-                <w:szCs w:val="22"/>
-                <w:color w:val="000000"/>
-              </w:rPr>
-              <w:t xml:space="preserve">190</w:t>
-            </w:r>
-          </w:p>
-        </w:tc>
-        <w:tc>
-          <w:tcPr>
-            <w:tcBorders>
-              <w:bottom w:val="none" w:sz="0" w:space="0" w:color="000000"/>
-              <w:top w:val="none" w:sz="0" w:space="0" w:color="000000"/>
-              <w:left w:val="none" w:sz="0" w:space="0" w:color="000000"/>
-              <w:right w:val="none" w:sz="0" w:space="0" w:color="000000"/>
-            </w:tcBorders>
-            <w:shd w:val="clear" w:color="auto" w:fill="FFFFFF"/>
-            <w:tcMar>
-              <w:top w:w="0" w:type="dxa"/>
-              <w:bottom w:w="0" w:type="dxa"/>
-              <w:left w:w="0" w:type="dxa"/>
-              <w:right w:w="0" w:type="dxa"/>
-            </w:tcMar>
-            <w:vAlign w:val="top"/>
-          </w:tcPr>
-          <w:p>
-            <w:pPr>
-              <w:pStyle w:val="Normal"/>
-              <w:jc w:val="center"/>
-              <w:pBdr>
-                <w:bottom w:val="none" w:sz="0" w:space="0" w:color="000000"/>
-                <w:top w:val="none" w:sz="0" w:space="0" w:color="000000"/>
-                <w:left w:val="none" w:sz="0" w:space="0" w:color="000000"/>
-                <w:right w:val="none" w:sz="0" w:space="0" w:color="000000"/>
-              </w:pBdr>
-              <w:spacing w:after="100" w:before="100" w:line="240"/>
-              <w:ind w:left="100" w:right="100" w:firstLine="0" w:firstLineChars="0"/>
-              <w:rPr>
-                <w:rFonts w:ascii="Helvetica" w:hAnsi="Helvetica" w:eastAsia="Helvetica" w:cs="Helvetica"/>
-                <w:i w:val="false"/>
-                <w:b w:val="false"/>
-                <w:u w:val="none"/>
-                <w:sz w:val="22"/>
-                <w:szCs w:val="22"/>
-                <w:color w:val="000000"/>
-              </w:rPr>
-            </w:pPr>
-            <w:r>
-              <w:rPr>
-                <w:rFonts w:ascii="Helvetica" w:hAnsi="Helvetica" w:eastAsia="Helvetica" w:cs="Helvetica"/>
-                <w:i w:val="false"/>
-                <w:b w:val="false"/>
-                <w:u w:val="none"/>
-                <w:sz w:val="22"/>
-                <w:szCs w:val="22"/>
-                <w:color w:val="000000"/>
-              </w:rPr>
-              <w:t xml:space="preserve">0.39</w:t>
-            </w:r>
-          </w:p>
-        </w:tc>
-        <w:tc>
-          <w:tcPr>
-            <w:tcBorders>
-              <w:bottom w:val="none" w:sz="0" w:space="0" w:color="000000"/>
-              <w:top w:val="none" w:sz="0" w:space="0" w:color="000000"/>
-              <w:left w:val="none" w:sz="0" w:space="0" w:color="000000"/>
-              <w:right w:val="none" w:sz="0" w:space="0" w:color="000000"/>
-            </w:tcBorders>
-            <w:shd w:val="clear" w:color="auto" w:fill="FFFFFF"/>
-            <w:tcMar>
-              <w:top w:w="0" w:type="dxa"/>
-              <w:bottom w:w="0" w:type="dxa"/>
-              <w:left w:w="0" w:type="dxa"/>
-              <w:right w:w="0" w:type="dxa"/>
-            </w:tcMar>
-            <w:vAlign w:val="top"/>
-          </w:tcPr>
-          <w:p>
-            <w:pPr>
-              <w:pStyle w:val="Normal"/>
-              <w:jc w:val="center"/>
-              <w:pBdr>
-                <w:bottom w:val="none" w:sz="0" w:space="0" w:color="000000"/>
-                <w:top w:val="none" w:sz="0" w:space="0" w:color="000000"/>
-                <w:left w:val="none" w:sz="0" w:space="0" w:color="000000"/>
-                <w:right w:val="none" w:sz="0" w:space="0" w:color="000000"/>
-              </w:pBdr>
-              <w:spacing w:after="100" w:before="100" w:line="240"/>
-              <w:ind w:left="100" w:right="100" w:firstLine="0" w:firstLineChars="0"/>
-              <w:rPr>
-                <w:rFonts w:ascii="Helvetica" w:hAnsi="Helvetica" w:eastAsia="Helvetica" w:cs="Helvetica"/>
-                <w:i w:val="false"/>
-                <w:b w:val="false"/>
-                <w:u w:val="none"/>
-                <w:sz w:val="22"/>
-                <w:szCs w:val="22"/>
-                <w:color w:val="000000"/>
-              </w:rPr>
-            </w:pPr>
-            <w:r>
-              <w:rPr>
-                <w:rFonts w:ascii="Helvetica" w:hAnsi="Helvetica" w:eastAsia="Helvetica" w:cs="Helvetica"/>
-                <w:i w:val="false"/>
-                <w:b w:val="false"/>
-                <w:u w:val="none"/>
-                <w:sz w:val="22"/>
-                <w:szCs w:val="22"/>
-                <w:color w:val="000000"/>
-              </w:rPr>
-              <w:t xml:space="preserve">0.02, 6.58</w:t>
-            </w:r>
-          </w:p>
-        </w:tc>
-        <w:tc>
-          <w:tcPr>
-            <w:tcBorders>
-              <w:bottom w:val="none" w:sz="0" w:space="0" w:color="000000"/>
-              <w:top w:val="none" w:sz="0" w:space="0" w:color="000000"/>
-              <w:left w:val="none" w:sz="0" w:space="0" w:color="000000"/>
-              <w:right w:val="none" w:sz="0" w:space="0" w:color="000000"/>
-            </w:tcBorders>
-            <w:shd w:val="clear" w:color="auto" w:fill="FFFFFF"/>
-            <w:tcMar>
-              <w:top w:w="0" w:type="dxa"/>
-              <w:bottom w:w="0" w:type="dxa"/>
-              <w:left w:w="0" w:type="dxa"/>
-              <w:right w:w="0" w:type="dxa"/>
-            </w:tcMar>
-            <w:vAlign w:val="top"/>
-          </w:tcPr>
-          <w:p>
-            <w:pPr>
-              <w:pStyle w:val="Normal"/>
-              <w:jc w:val="center"/>
-              <w:pBdr>
-                <w:bottom w:val="none" w:sz="0" w:space="0" w:color="000000"/>
-                <w:top w:val="none" w:sz="0" w:space="0" w:color="000000"/>
-                <w:left w:val="none" w:sz="0" w:space="0" w:color="000000"/>
-                <w:right w:val="none" w:sz="0" w:space="0" w:color="000000"/>
-              </w:pBdr>
-              <w:spacing w:after="100" w:before="100" w:line="240"/>
-              <w:ind w:left="100" w:right="100" w:firstLine="0" w:firstLineChars="0"/>
-              <w:rPr>
-                <w:rFonts w:ascii="Helvetica" w:hAnsi="Helvetica" w:eastAsia="Helvetica" w:cs="Helvetica"/>
-                <w:i w:val="false"/>
-                <w:b w:val="false"/>
-                <w:u w:val="none"/>
-                <w:sz w:val="22"/>
-                <w:szCs w:val="22"/>
-                <w:color w:val="000000"/>
-              </w:rPr>
-            </w:pPr>
-            <w:r>
-              <w:rPr>
-                <w:rFonts w:ascii="Helvetica" w:hAnsi="Helvetica" w:eastAsia="Helvetica" w:cs="Helvetica"/>
-                <w:i w:val="false"/>
-                <w:b w:val="false"/>
-                <w:u w:val="none"/>
-                <w:sz w:val="22"/>
-                <w:szCs w:val="22"/>
-                <w:color w:val="000000"/>
-              </w:rPr>
-              <w:t xml:space="preserve">0.510</w:t>
+              <w:t xml:space="preserve">189</w:t>
+            </w:r>
+          </w:p>
+        </w:tc>
+        <w:tc>
+          <w:tcPr>
+            <w:tcBorders>
+              <w:bottom w:val="none" w:sz="0" w:space="0" w:color="000000"/>
+              <w:top w:val="none" w:sz="0" w:space="0" w:color="000000"/>
+              <w:left w:val="none" w:sz="0" w:space="0" w:color="000000"/>
+              <w:right w:val="none" w:sz="0" w:space="0" w:color="000000"/>
+            </w:tcBorders>
+            <w:shd w:val="clear" w:color="auto" w:fill="FFFFFF"/>
+            <w:tcMar>
+              <w:top w:w="0" w:type="dxa"/>
+              <w:bottom w:w="0" w:type="dxa"/>
+              <w:left w:w="0" w:type="dxa"/>
+              <w:right w:w="0" w:type="dxa"/>
+            </w:tcMar>
+            <w:vAlign w:val="top"/>
+          </w:tcPr>
+          <w:p>
+            <w:pPr>
+              <w:pStyle w:val="Normal"/>
+              <w:jc w:val="center"/>
+              <w:pBdr>
+                <w:bottom w:val="none" w:sz="0" w:space="0" w:color="000000"/>
+                <w:top w:val="none" w:sz="0" w:space="0" w:color="000000"/>
+                <w:left w:val="none" w:sz="0" w:space="0" w:color="000000"/>
+                <w:right w:val="none" w:sz="0" w:space="0" w:color="000000"/>
+              </w:pBdr>
+              <w:spacing w:after="100" w:before="100" w:line="240"/>
+              <w:ind w:left="100" w:right="100" w:firstLine="0" w:firstLineChars="0"/>
+              <w:rPr>
+                <w:rFonts w:ascii="Helvetica" w:hAnsi="Helvetica" w:eastAsia="Helvetica" w:cs="Helvetica"/>
+                <w:i w:val="false"/>
+                <w:b w:val="false"/>
+                <w:u w:val="none"/>
+                <w:sz w:val="22"/>
+                <w:szCs w:val="22"/>
+                <w:color w:val="000000"/>
+              </w:rPr>
+            </w:pPr>
+            <w:r>
+              <w:rPr>
+                <w:rFonts w:ascii="Helvetica" w:hAnsi="Helvetica" w:eastAsia="Helvetica" w:cs="Helvetica"/>
+                <w:i w:val="false"/>
+                <w:b w:val="false"/>
+                <w:u w:val="none"/>
+                <w:sz w:val="22"/>
+                <w:szCs w:val="22"/>
+                <w:color w:val="000000"/>
+              </w:rPr>
+              <w:t xml:space="preserve">0.56</w:t>
+            </w:r>
+          </w:p>
+        </w:tc>
+        <w:tc>
+          <w:tcPr>
+            <w:tcBorders>
+              <w:bottom w:val="none" w:sz="0" w:space="0" w:color="000000"/>
+              <w:top w:val="none" w:sz="0" w:space="0" w:color="000000"/>
+              <w:left w:val="none" w:sz="0" w:space="0" w:color="000000"/>
+              <w:right w:val="none" w:sz="0" w:space="0" w:color="000000"/>
+            </w:tcBorders>
+            <w:shd w:val="clear" w:color="auto" w:fill="FFFFFF"/>
+            <w:tcMar>
+              <w:top w:w="0" w:type="dxa"/>
+              <w:bottom w:w="0" w:type="dxa"/>
+              <w:left w:w="0" w:type="dxa"/>
+              <w:right w:w="0" w:type="dxa"/>
+            </w:tcMar>
+            <w:vAlign w:val="top"/>
+          </w:tcPr>
+          <w:p>
+            <w:pPr>
+              <w:pStyle w:val="Normal"/>
+              <w:jc w:val="center"/>
+              <w:pBdr>
+                <w:bottom w:val="none" w:sz="0" w:space="0" w:color="000000"/>
+                <w:top w:val="none" w:sz="0" w:space="0" w:color="000000"/>
+                <w:left w:val="none" w:sz="0" w:space="0" w:color="000000"/>
+                <w:right w:val="none" w:sz="0" w:space="0" w:color="000000"/>
+              </w:pBdr>
+              <w:spacing w:after="100" w:before="100" w:line="240"/>
+              <w:ind w:left="100" w:right="100" w:firstLine="0" w:firstLineChars="0"/>
+              <w:rPr>
+                <w:rFonts w:ascii="Helvetica" w:hAnsi="Helvetica" w:eastAsia="Helvetica" w:cs="Helvetica"/>
+                <w:i w:val="false"/>
+                <w:b w:val="false"/>
+                <w:u w:val="none"/>
+                <w:sz w:val="22"/>
+                <w:szCs w:val="22"/>
+                <w:color w:val="000000"/>
+              </w:rPr>
+            </w:pPr>
+            <w:r>
+              <w:rPr>
+                <w:rFonts w:ascii="Helvetica" w:hAnsi="Helvetica" w:eastAsia="Helvetica" w:cs="Helvetica"/>
+                <w:i w:val="false"/>
+                <w:b w:val="false"/>
+                <w:u w:val="none"/>
+                <w:sz w:val="22"/>
+                <w:szCs w:val="22"/>
+                <w:color w:val="000000"/>
+              </w:rPr>
+              <w:t xml:space="preserve">0.07, 4.32</w:t>
+            </w:r>
+          </w:p>
+        </w:tc>
+        <w:tc>
+          <w:tcPr>
+            <w:tcBorders>
+              <w:bottom w:val="none" w:sz="0" w:space="0" w:color="000000"/>
+              <w:top w:val="none" w:sz="0" w:space="0" w:color="000000"/>
+              <w:left w:val="none" w:sz="0" w:space="0" w:color="000000"/>
+              <w:right w:val="none" w:sz="0" w:space="0" w:color="000000"/>
+            </w:tcBorders>
+            <w:shd w:val="clear" w:color="auto" w:fill="FFFFFF"/>
+            <w:tcMar>
+              <w:top w:w="0" w:type="dxa"/>
+              <w:bottom w:w="0" w:type="dxa"/>
+              <w:left w:w="0" w:type="dxa"/>
+              <w:right w:w="0" w:type="dxa"/>
+            </w:tcMar>
+            <w:vAlign w:val="top"/>
+          </w:tcPr>
+          <w:p>
+            <w:pPr>
+              <w:pStyle w:val="Normal"/>
+              <w:jc w:val="center"/>
+              <w:pBdr>
+                <w:bottom w:val="none" w:sz="0" w:space="0" w:color="000000"/>
+                <w:top w:val="none" w:sz="0" w:space="0" w:color="000000"/>
+                <w:left w:val="none" w:sz="0" w:space="0" w:color="000000"/>
+                <w:right w:val="none" w:sz="0" w:space="0" w:color="000000"/>
+              </w:pBdr>
+              <w:spacing w:after="100" w:before="100" w:line="240"/>
+              <w:ind w:left="100" w:right="100" w:firstLine="0" w:firstLineChars="0"/>
+              <w:rPr>
+                <w:rFonts w:ascii="Helvetica" w:hAnsi="Helvetica" w:eastAsia="Helvetica" w:cs="Helvetica"/>
+                <w:i w:val="false"/>
+                <w:b w:val="false"/>
+                <w:u w:val="none"/>
+                <w:sz w:val="22"/>
+                <w:szCs w:val="22"/>
+                <w:color w:val="000000"/>
+              </w:rPr>
+            </w:pPr>
+            <w:r>
+              <w:rPr>
+                <w:rFonts w:ascii="Helvetica" w:hAnsi="Helvetica" w:eastAsia="Helvetica" w:cs="Helvetica"/>
+                <w:i w:val="false"/>
+                <w:b w:val="false"/>
+                <w:u w:val="none"/>
+                <w:sz w:val="22"/>
+                <w:szCs w:val="22"/>
+                <w:color w:val="000000"/>
+              </w:rPr>
+              <w:t xml:space="preserve">0.580</w:t>
+            </w:r>
+          </w:p>
+        </w:tc>
+        <w:tc>
+          <w:tcPr>
+            <w:tcBorders>
+              <w:bottom w:val="none" w:sz="0" w:space="0" w:color="000000"/>
+              <w:top w:val="none" w:sz="0" w:space="0" w:color="000000"/>
+              <w:left w:val="none" w:sz="0" w:space="0" w:color="000000"/>
+              <w:right w:val="none" w:sz="0" w:space="0" w:color="000000"/>
+            </w:tcBorders>
+            <w:shd w:val="clear" w:color="auto" w:fill="FFFFFF"/>
+            <w:tcMar>
+              <w:top w:w="0" w:type="dxa"/>
+              <w:bottom w:w="0" w:type="dxa"/>
+              <w:left w:w="0" w:type="dxa"/>
+              <w:right w:w="0" w:type="dxa"/>
+            </w:tcMar>
+            <w:vAlign w:val="top"/>
+          </w:tcPr>
+          <w:p>
+            <w:pPr>
+              <w:pStyle w:val="Normal"/>
+              <w:jc w:val="center"/>
+              <w:pBdr>
+                <w:bottom w:val="none" w:sz="0" w:space="0" w:color="000000"/>
+                <w:top w:val="none" w:sz="0" w:space="0" w:color="000000"/>
+                <w:left w:val="none" w:sz="0" w:space="0" w:color="000000"/>
+                <w:right w:val="none" w:sz="0" w:space="0" w:color="000000"/>
+              </w:pBdr>
+              <w:spacing w:after="100" w:before="100" w:line="240"/>
+              <w:ind w:left="100" w:right="100" w:firstLine="0" w:firstLineChars="0"/>
+              <w:rPr>
+                <w:rFonts w:ascii="Helvetica" w:hAnsi="Helvetica" w:eastAsia="Helvetica" w:cs="Helvetica"/>
+                <w:i w:val="false"/>
+                <w:b w:val="false"/>
+                <w:u w:val="none"/>
+                <w:sz w:val="22"/>
+                <w:szCs w:val="22"/>
+                <w:color w:val="000000"/>
+              </w:rPr>
+            </w:pPr>
+            <w:r>
+              <w:rPr>
+                <w:rFonts w:ascii="Helvetica" w:hAnsi="Helvetica" w:eastAsia="Helvetica" w:cs="Helvetica"/>
+                <w:i w:val="false"/>
+                <w:b w:val="false"/>
+                <w:u w:val="none"/>
+                <w:sz w:val="22"/>
+                <w:szCs w:val="22"/>
+                <w:color w:val="000000"/>
+              </w:rPr>
+              <w:t xml:space="preserve">189</w:t>
+            </w:r>
+          </w:p>
+        </w:tc>
+        <w:tc>
+          <w:tcPr>
+            <w:tcBorders>
+              <w:bottom w:val="none" w:sz="0" w:space="0" w:color="000000"/>
+              <w:top w:val="none" w:sz="0" w:space="0" w:color="000000"/>
+              <w:left w:val="none" w:sz="0" w:space="0" w:color="000000"/>
+              <w:right w:val="none" w:sz="0" w:space="0" w:color="000000"/>
+            </w:tcBorders>
+            <w:shd w:val="clear" w:color="auto" w:fill="FFFFFF"/>
+            <w:tcMar>
+              <w:top w:w="0" w:type="dxa"/>
+              <w:bottom w:w="0" w:type="dxa"/>
+              <w:left w:w="0" w:type="dxa"/>
+              <w:right w:w="0" w:type="dxa"/>
+            </w:tcMar>
+            <w:vAlign w:val="top"/>
+          </w:tcPr>
+          <w:p>
+            <w:pPr>
+              <w:pStyle w:val="Normal"/>
+              <w:jc w:val="center"/>
+              <w:pBdr>
+                <w:bottom w:val="none" w:sz="0" w:space="0" w:color="000000"/>
+                <w:top w:val="none" w:sz="0" w:space="0" w:color="000000"/>
+                <w:left w:val="none" w:sz="0" w:space="0" w:color="000000"/>
+                <w:right w:val="none" w:sz="0" w:space="0" w:color="000000"/>
+              </w:pBdr>
+              <w:spacing w:after="100" w:before="100" w:line="240"/>
+              <w:ind w:left="100" w:right="100" w:firstLine="0" w:firstLineChars="0"/>
+              <w:rPr>
+                <w:rFonts w:ascii="Helvetica" w:hAnsi="Helvetica" w:eastAsia="Helvetica" w:cs="Helvetica"/>
+                <w:i w:val="false"/>
+                <w:b w:val="false"/>
+                <w:u w:val="none"/>
+                <w:sz w:val="22"/>
+                <w:szCs w:val="22"/>
+                <w:color w:val="000000"/>
+              </w:rPr>
+            </w:pPr>
+            <w:r>
+              <w:rPr>
+                <w:rFonts w:ascii="Helvetica" w:hAnsi="Helvetica" w:eastAsia="Helvetica" w:cs="Helvetica"/>
+                <w:i w:val="false"/>
+                <w:b w:val="false"/>
+                <w:u w:val="none"/>
+                <w:sz w:val="22"/>
+                <w:szCs w:val="22"/>
+                <w:color w:val="000000"/>
+              </w:rPr>
+              <w:t xml:space="preserve">0.45</w:t>
+            </w:r>
+          </w:p>
+        </w:tc>
+        <w:tc>
+          <w:tcPr>
+            <w:tcBorders>
+              <w:bottom w:val="none" w:sz="0" w:space="0" w:color="000000"/>
+              <w:top w:val="none" w:sz="0" w:space="0" w:color="000000"/>
+              <w:left w:val="none" w:sz="0" w:space="0" w:color="000000"/>
+              <w:right w:val="none" w:sz="0" w:space="0" w:color="000000"/>
+            </w:tcBorders>
+            <w:shd w:val="clear" w:color="auto" w:fill="FFFFFF"/>
+            <w:tcMar>
+              <w:top w:w="0" w:type="dxa"/>
+              <w:bottom w:w="0" w:type="dxa"/>
+              <w:left w:w="0" w:type="dxa"/>
+              <w:right w:w="0" w:type="dxa"/>
+            </w:tcMar>
+            <w:vAlign w:val="top"/>
+          </w:tcPr>
+          <w:p>
+            <w:pPr>
+              <w:pStyle w:val="Normal"/>
+              <w:jc w:val="center"/>
+              <w:pBdr>
+                <w:bottom w:val="none" w:sz="0" w:space="0" w:color="000000"/>
+                <w:top w:val="none" w:sz="0" w:space="0" w:color="000000"/>
+                <w:left w:val="none" w:sz="0" w:space="0" w:color="000000"/>
+                <w:right w:val="none" w:sz="0" w:space="0" w:color="000000"/>
+              </w:pBdr>
+              <w:spacing w:after="100" w:before="100" w:line="240"/>
+              <w:ind w:left="100" w:right="100" w:firstLine="0" w:firstLineChars="0"/>
+              <w:rPr>
+                <w:rFonts w:ascii="Helvetica" w:hAnsi="Helvetica" w:eastAsia="Helvetica" w:cs="Helvetica"/>
+                <w:i w:val="false"/>
+                <w:b w:val="false"/>
+                <w:u w:val="none"/>
+                <w:sz w:val="22"/>
+                <w:szCs w:val="22"/>
+                <w:color w:val="000000"/>
+              </w:rPr>
+            </w:pPr>
+            <w:r>
+              <w:rPr>
+                <w:rFonts w:ascii="Helvetica" w:hAnsi="Helvetica" w:eastAsia="Helvetica" w:cs="Helvetica"/>
+                <w:i w:val="false"/>
+                <w:b w:val="false"/>
+                <w:u w:val="none"/>
+                <w:sz w:val="22"/>
+                <w:szCs w:val="22"/>
+                <w:color w:val="000000"/>
+              </w:rPr>
+              <w:t xml:space="preserve">0.03, 7.84</w:t>
+            </w:r>
+          </w:p>
+        </w:tc>
+        <w:tc>
+          <w:tcPr>
+            <w:tcBorders>
+              <w:bottom w:val="none" w:sz="0" w:space="0" w:color="000000"/>
+              <w:top w:val="none" w:sz="0" w:space="0" w:color="000000"/>
+              <w:left w:val="none" w:sz="0" w:space="0" w:color="000000"/>
+              <w:right w:val="none" w:sz="0" w:space="0" w:color="000000"/>
+            </w:tcBorders>
+            <w:shd w:val="clear" w:color="auto" w:fill="FFFFFF"/>
+            <w:tcMar>
+              <w:top w:w="0" w:type="dxa"/>
+              <w:bottom w:w="0" w:type="dxa"/>
+              <w:left w:w="0" w:type="dxa"/>
+              <w:right w:w="0" w:type="dxa"/>
+            </w:tcMar>
+            <w:vAlign w:val="top"/>
+          </w:tcPr>
+          <w:p>
+            <w:pPr>
+              <w:pStyle w:val="Normal"/>
+              <w:jc w:val="center"/>
+              <w:pBdr>
+                <w:bottom w:val="none" w:sz="0" w:space="0" w:color="000000"/>
+                <w:top w:val="none" w:sz="0" w:space="0" w:color="000000"/>
+                <w:left w:val="none" w:sz="0" w:space="0" w:color="000000"/>
+                <w:right w:val="none" w:sz="0" w:space="0" w:color="000000"/>
+              </w:pBdr>
+              <w:spacing w:after="100" w:before="100" w:line="240"/>
+              <w:ind w:left="100" w:right="100" w:firstLine="0" w:firstLineChars="0"/>
+              <w:rPr>
+                <w:rFonts w:ascii="Helvetica" w:hAnsi="Helvetica" w:eastAsia="Helvetica" w:cs="Helvetica"/>
+                <w:i w:val="false"/>
+                <w:b w:val="false"/>
+                <w:u w:val="none"/>
+                <w:sz w:val="22"/>
+                <w:szCs w:val="22"/>
+                <w:color w:val="000000"/>
+              </w:rPr>
+            </w:pPr>
+            <w:r>
+              <w:rPr>
+                <w:rFonts w:ascii="Helvetica" w:hAnsi="Helvetica" w:eastAsia="Helvetica" w:cs="Helvetica"/>
+                <w:i w:val="false"/>
+                <w:b w:val="false"/>
+                <w:u w:val="none"/>
+                <w:sz w:val="22"/>
+                <w:szCs w:val="22"/>
+                <w:color w:val="000000"/>
+              </w:rPr>
+              <w:t xml:space="preserve">0.580</w:t>
             </w:r>
           </w:p>
         </w:tc>
       </w:tr>
       <w:tr>
         <w:trPr>
-          <w:trHeight w:val="598" w:hRule="auto"/>
+          <w:trHeight w:val="597" w:hRule="auto"/>
         </w:trPr>
         body23
         <w:tc>
@@ -11464,7 +11464,7 @@
                 <w:szCs w:val="22"/>
                 <w:color w:val="000000"/>
               </w:rPr>
-              <w:t xml:space="preserve">190</w:t>
+              <w:t xml:space="preserve">189</w:t>
             </w:r>
           </w:p>
         </w:tc>
@@ -11676,7 +11676,7 @@
                 <w:szCs w:val="22"/>
                 <w:color w:val="000000"/>
               </w:rPr>
-              <w:t xml:space="preserve">190</w:t>
+              <w:t xml:space="preserve">189</w:t>
             </w:r>
           </w:p>
         </w:tc>
@@ -11782,7 +11782,7 @@
                 <w:szCs w:val="22"/>
                 <w:color w:val="000000"/>
               </w:rPr>
-              <w:t xml:space="preserve">0.00, 0.06</w:t>
+              <w:t xml:space="preserve">0.00, 0.07</w:t>
             </w:r>
           </w:p>
         </w:tc>
@@ -11947,7 +11947,7 @@
                 <w:szCs w:val="22"/>
                 <w:color w:val="000000"/>
               </w:rPr>
-              <w:t xml:space="preserve">190</w:t>
+              <w:t xml:space="preserve">189</w:t>
             </w:r>
           </w:p>
         </w:tc>
@@ -12053,272 +12053,272 @@
                 <w:szCs w:val="22"/>
                 <w:color w:val="000000"/>
               </w:rPr>
-              <w:t xml:space="preserve">0.28, 3.26</w:t>
-            </w:r>
-          </w:p>
-        </w:tc>
-        <w:tc>
-          <w:tcPr>
-            <w:tcBorders>
-              <w:bottom w:val="none" w:sz="0" w:space="0" w:color="000000"/>
-              <w:top w:val="none" w:sz="0" w:space="0" w:color="000000"/>
-              <w:left w:val="none" w:sz="0" w:space="0" w:color="000000"/>
-              <w:right w:val="none" w:sz="0" w:space="0" w:color="000000"/>
-            </w:tcBorders>
-            <w:shd w:val="clear" w:color="auto" w:fill="FFFFFF"/>
-            <w:tcMar>
-              <w:top w:w="0" w:type="dxa"/>
-              <w:bottom w:w="0" w:type="dxa"/>
-              <w:left w:w="0" w:type="dxa"/>
-              <w:right w:w="0" w:type="dxa"/>
-            </w:tcMar>
-            <w:vAlign w:val="top"/>
-          </w:tcPr>
-          <w:p>
-            <w:pPr>
-              <w:pStyle w:val="Normal"/>
-              <w:jc w:val="center"/>
-              <w:pBdr>
-                <w:bottom w:val="none" w:sz="0" w:space="0" w:color="000000"/>
-                <w:top w:val="none" w:sz="0" w:space="0" w:color="000000"/>
-                <w:left w:val="none" w:sz="0" w:space="0" w:color="000000"/>
-                <w:right w:val="none" w:sz="0" w:space="0" w:color="000000"/>
-              </w:pBdr>
-              <w:spacing w:after="100" w:before="100" w:line="240"/>
-              <w:ind w:left="100" w:right="100" w:firstLine="0" w:firstLineChars="0"/>
-              <w:rPr>
-                <w:rFonts w:ascii="Helvetica" w:hAnsi="Helvetica" w:eastAsia="Helvetica" w:cs="Helvetica"/>
-                <w:i w:val="false"/>
-                <w:b w:val="false"/>
-                <w:u w:val="none"/>
-                <w:sz w:val="22"/>
-                <w:szCs w:val="22"/>
-                <w:color w:val="000000"/>
-              </w:rPr>
-            </w:pPr>
-            <w:r>
-              <w:rPr>
-                <w:rFonts w:ascii="Helvetica" w:hAnsi="Helvetica" w:eastAsia="Helvetica" w:cs="Helvetica"/>
-                <w:i w:val="false"/>
-                <w:b w:val="false"/>
-                <w:u w:val="none"/>
-                <w:sz w:val="22"/>
-                <w:szCs w:val="22"/>
-                <w:color w:val="000000"/>
-              </w:rPr>
-              <w:t xml:space="preserve">0.950</w:t>
-            </w:r>
-          </w:p>
-        </w:tc>
-        <w:tc>
-          <w:tcPr>
-            <w:tcBorders>
-              <w:bottom w:val="none" w:sz="0" w:space="0" w:color="000000"/>
-              <w:top w:val="none" w:sz="0" w:space="0" w:color="000000"/>
-              <w:left w:val="none" w:sz="0" w:space="0" w:color="000000"/>
-              <w:right w:val="none" w:sz="0" w:space="0" w:color="000000"/>
-            </w:tcBorders>
-            <w:shd w:val="clear" w:color="auto" w:fill="FFFFFF"/>
-            <w:tcMar>
-              <w:top w:w="0" w:type="dxa"/>
-              <w:bottom w:w="0" w:type="dxa"/>
-              <w:left w:w="0" w:type="dxa"/>
-              <w:right w:w="0" w:type="dxa"/>
-            </w:tcMar>
-            <w:vAlign w:val="top"/>
-          </w:tcPr>
-          <w:p>
-            <w:pPr>
-              <w:pStyle w:val="Normal"/>
-              <w:jc w:val="center"/>
-              <w:pBdr>
-                <w:bottom w:val="none" w:sz="0" w:space="0" w:color="000000"/>
-                <w:top w:val="none" w:sz="0" w:space="0" w:color="000000"/>
-                <w:left w:val="none" w:sz="0" w:space="0" w:color="000000"/>
-                <w:right w:val="none" w:sz="0" w:space="0" w:color="000000"/>
-              </w:pBdr>
-              <w:spacing w:after="100" w:before="100" w:line="240"/>
-              <w:ind w:left="100" w:right="100" w:firstLine="0" w:firstLineChars="0"/>
-              <w:rPr>
-                <w:rFonts w:ascii="Helvetica" w:hAnsi="Helvetica" w:eastAsia="Helvetica" w:cs="Helvetica"/>
-                <w:i w:val="false"/>
-                <w:b w:val="false"/>
-                <w:u w:val="none"/>
-                <w:sz w:val="22"/>
-                <w:szCs w:val="22"/>
-                <w:color w:val="000000"/>
-              </w:rPr>
-            </w:pPr>
-            <w:r>
-              <w:rPr>
-                <w:rFonts w:ascii="Helvetica" w:hAnsi="Helvetica" w:eastAsia="Helvetica" w:cs="Helvetica"/>
-                <w:i w:val="false"/>
-                <w:b w:val="false"/>
-                <w:u w:val="none"/>
-                <w:sz w:val="22"/>
-                <w:szCs w:val="22"/>
-                <w:color w:val="000000"/>
-              </w:rPr>
-              <w:t xml:space="preserve">190</w:t>
-            </w:r>
-          </w:p>
-        </w:tc>
-        <w:tc>
-          <w:tcPr>
-            <w:tcBorders>
-              <w:bottom w:val="none" w:sz="0" w:space="0" w:color="000000"/>
-              <w:top w:val="none" w:sz="0" w:space="0" w:color="000000"/>
-              <w:left w:val="none" w:sz="0" w:space="0" w:color="000000"/>
-              <w:right w:val="none" w:sz="0" w:space="0" w:color="000000"/>
-            </w:tcBorders>
-            <w:shd w:val="clear" w:color="auto" w:fill="FFFFFF"/>
-            <w:tcMar>
-              <w:top w:w="0" w:type="dxa"/>
-              <w:bottom w:w="0" w:type="dxa"/>
-              <w:left w:w="0" w:type="dxa"/>
-              <w:right w:w="0" w:type="dxa"/>
-            </w:tcMar>
-            <w:vAlign w:val="top"/>
-          </w:tcPr>
-          <w:p>
-            <w:pPr>
-              <w:pStyle w:val="Normal"/>
-              <w:jc w:val="center"/>
-              <w:pBdr>
-                <w:bottom w:val="none" w:sz="0" w:space="0" w:color="000000"/>
-                <w:top w:val="none" w:sz="0" w:space="0" w:color="000000"/>
-                <w:left w:val="none" w:sz="0" w:space="0" w:color="000000"/>
-                <w:right w:val="none" w:sz="0" w:space="0" w:color="000000"/>
-              </w:pBdr>
-              <w:spacing w:after="100" w:before="100" w:line="240"/>
-              <w:ind w:left="100" w:right="100" w:firstLine="0" w:firstLineChars="0"/>
-              <w:rPr>
-                <w:rFonts w:ascii="Helvetica" w:hAnsi="Helvetica" w:eastAsia="Helvetica" w:cs="Helvetica"/>
-                <w:i w:val="false"/>
-                <w:b w:val="false"/>
-                <w:u w:val="none"/>
-                <w:sz w:val="22"/>
-                <w:szCs w:val="22"/>
-                <w:color w:val="000000"/>
-              </w:rPr>
-            </w:pPr>
-            <w:r>
-              <w:rPr>
-                <w:rFonts w:ascii="Helvetica" w:hAnsi="Helvetica" w:eastAsia="Helvetica" w:cs="Helvetica"/>
-                <w:i w:val="false"/>
-                <w:b w:val="false"/>
-                <w:u w:val="none"/>
-                <w:sz w:val="22"/>
-                <w:szCs w:val="22"/>
-                <w:color w:val="000000"/>
-              </w:rPr>
-              <w:t xml:space="preserve">0.65</w:t>
-            </w:r>
-          </w:p>
-        </w:tc>
-        <w:tc>
-          <w:tcPr>
-            <w:tcBorders>
-              <w:bottom w:val="none" w:sz="0" w:space="0" w:color="000000"/>
-              <w:top w:val="none" w:sz="0" w:space="0" w:color="000000"/>
-              <w:left w:val="none" w:sz="0" w:space="0" w:color="000000"/>
-              <w:right w:val="none" w:sz="0" w:space="0" w:color="000000"/>
-            </w:tcBorders>
-            <w:shd w:val="clear" w:color="auto" w:fill="FFFFFF"/>
-            <w:tcMar>
-              <w:top w:w="0" w:type="dxa"/>
-              <w:bottom w:w="0" w:type="dxa"/>
-              <w:left w:w="0" w:type="dxa"/>
-              <w:right w:w="0" w:type="dxa"/>
-            </w:tcMar>
-            <w:vAlign w:val="top"/>
-          </w:tcPr>
-          <w:p>
-            <w:pPr>
-              <w:pStyle w:val="Normal"/>
-              <w:jc w:val="center"/>
-              <w:pBdr>
-                <w:bottom w:val="none" w:sz="0" w:space="0" w:color="000000"/>
-                <w:top w:val="none" w:sz="0" w:space="0" w:color="000000"/>
-                <w:left w:val="none" w:sz="0" w:space="0" w:color="000000"/>
-                <w:right w:val="none" w:sz="0" w:space="0" w:color="000000"/>
-              </w:pBdr>
-              <w:spacing w:after="100" w:before="100" w:line="240"/>
-              <w:ind w:left="100" w:right="100" w:firstLine="0" w:firstLineChars="0"/>
-              <w:rPr>
-                <w:rFonts w:ascii="Helvetica" w:hAnsi="Helvetica" w:eastAsia="Helvetica" w:cs="Helvetica"/>
-                <w:i w:val="false"/>
-                <w:b w:val="false"/>
-                <w:u w:val="none"/>
-                <w:sz w:val="22"/>
-                <w:szCs w:val="22"/>
-                <w:color w:val="000000"/>
-              </w:rPr>
-            </w:pPr>
-            <w:r>
-              <w:rPr>
-                <w:rFonts w:ascii="Helvetica" w:hAnsi="Helvetica" w:eastAsia="Helvetica" w:cs="Helvetica"/>
-                <w:i w:val="false"/>
-                <w:b w:val="false"/>
-                <w:u w:val="none"/>
-                <w:sz w:val="22"/>
-                <w:szCs w:val="22"/>
-                <w:color w:val="000000"/>
-              </w:rPr>
-              <w:t xml:space="preserve">0.12, 3.45</w:t>
-            </w:r>
-          </w:p>
-        </w:tc>
-        <w:tc>
-          <w:tcPr>
-            <w:tcBorders>
-              <w:bottom w:val="none" w:sz="0" w:space="0" w:color="000000"/>
-              <w:top w:val="none" w:sz="0" w:space="0" w:color="000000"/>
-              <w:left w:val="none" w:sz="0" w:space="0" w:color="000000"/>
-              <w:right w:val="none" w:sz="0" w:space="0" w:color="000000"/>
-            </w:tcBorders>
-            <w:shd w:val="clear" w:color="auto" w:fill="FFFFFF"/>
-            <w:tcMar>
-              <w:top w:w="0" w:type="dxa"/>
-              <w:bottom w:w="0" w:type="dxa"/>
-              <w:left w:w="0" w:type="dxa"/>
-              <w:right w:w="0" w:type="dxa"/>
-            </w:tcMar>
-            <w:vAlign w:val="top"/>
-          </w:tcPr>
-          <w:p>
-            <w:pPr>
-              <w:pStyle w:val="Normal"/>
-              <w:jc w:val="center"/>
-              <w:pBdr>
-                <w:bottom w:val="none" w:sz="0" w:space="0" w:color="000000"/>
-                <w:top w:val="none" w:sz="0" w:space="0" w:color="000000"/>
-                <w:left w:val="none" w:sz="0" w:space="0" w:color="000000"/>
-                <w:right w:val="none" w:sz="0" w:space="0" w:color="000000"/>
-              </w:pBdr>
-              <w:spacing w:after="100" w:before="100" w:line="240"/>
-              <w:ind w:left="100" w:right="100" w:firstLine="0" w:firstLineChars="0"/>
-              <w:rPr>
-                <w:rFonts w:ascii="Helvetica" w:hAnsi="Helvetica" w:eastAsia="Helvetica" w:cs="Helvetica"/>
-                <w:i w:val="false"/>
-                <w:b w:val="false"/>
-                <w:u w:val="none"/>
-                <w:sz w:val="22"/>
-                <w:szCs w:val="22"/>
-                <w:color w:val="000000"/>
-              </w:rPr>
-            </w:pPr>
-            <w:r>
-              <w:rPr>
-                <w:rFonts w:ascii="Helvetica" w:hAnsi="Helvetica" w:eastAsia="Helvetica" w:cs="Helvetica"/>
-                <w:i w:val="false"/>
-                <w:b w:val="false"/>
-                <w:u w:val="none"/>
-                <w:sz w:val="22"/>
-                <w:szCs w:val="22"/>
-                <w:color w:val="000000"/>
-              </w:rPr>
-              <w:t xml:space="preserve">0.620</w:t>
+              <w:t xml:space="preserve">0.28, 3.24</w:t>
+            </w:r>
+          </w:p>
+        </w:tc>
+        <w:tc>
+          <w:tcPr>
+            <w:tcBorders>
+              <w:bottom w:val="none" w:sz="0" w:space="0" w:color="000000"/>
+              <w:top w:val="none" w:sz="0" w:space="0" w:color="000000"/>
+              <w:left w:val="none" w:sz="0" w:space="0" w:color="000000"/>
+              <w:right w:val="none" w:sz="0" w:space="0" w:color="000000"/>
+            </w:tcBorders>
+            <w:shd w:val="clear" w:color="auto" w:fill="FFFFFF"/>
+            <w:tcMar>
+              <w:top w:w="0" w:type="dxa"/>
+              <w:bottom w:w="0" w:type="dxa"/>
+              <w:left w:w="0" w:type="dxa"/>
+              <w:right w:w="0" w:type="dxa"/>
+            </w:tcMar>
+            <w:vAlign w:val="top"/>
+          </w:tcPr>
+          <w:p>
+            <w:pPr>
+              <w:pStyle w:val="Normal"/>
+              <w:jc w:val="center"/>
+              <w:pBdr>
+                <w:bottom w:val="none" w:sz="0" w:space="0" w:color="000000"/>
+                <w:top w:val="none" w:sz="0" w:space="0" w:color="000000"/>
+                <w:left w:val="none" w:sz="0" w:space="0" w:color="000000"/>
+                <w:right w:val="none" w:sz="0" w:space="0" w:color="000000"/>
+              </w:pBdr>
+              <w:spacing w:after="100" w:before="100" w:line="240"/>
+              <w:ind w:left="100" w:right="100" w:firstLine="0" w:firstLineChars="0"/>
+              <w:rPr>
+                <w:rFonts w:ascii="Helvetica" w:hAnsi="Helvetica" w:eastAsia="Helvetica" w:cs="Helvetica"/>
+                <w:i w:val="false"/>
+                <w:b w:val="false"/>
+                <w:u w:val="none"/>
+                <w:sz w:val="22"/>
+                <w:szCs w:val="22"/>
+                <w:color w:val="000000"/>
+              </w:rPr>
+            </w:pPr>
+            <w:r>
+              <w:rPr>
+                <w:rFonts w:ascii="Helvetica" w:hAnsi="Helvetica" w:eastAsia="Helvetica" w:cs="Helvetica"/>
+                <w:i w:val="false"/>
+                <w:b w:val="false"/>
+                <w:u w:val="none"/>
+                <w:sz w:val="22"/>
+                <w:szCs w:val="22"/>
+                <w:color w:val="000000"/>
+              </w:rPr>
+              <w:t xml:space="preserve">0.940</w:t>
+            </w:r>
+          </w:p>
+        </w:tc>
+        <w:tc>
+          <w:tcPr>
+            <w:tcBorders>
+              <w:bottom w:val="none" w:sz="0" w:space="0" w:color="000000"/>
+              <w:top w:val="none" w:sz="0" w:space="0" w:color="000000"/>
+              <w:left w:val="none" w:sz="0" w:space="0" w:color="000000"/>
+              <w:right w:val="none" w:sz="0" w:space="0" w:color="000000"/>
+            </w:tcBorders>
+            <w:shd w:val="clear" w:color="auto" w:fill="FFFFFF"/>
+            <w:tcMar>
+              <w:top w:w="0" w:type="dxa"/>
+              <w:bottom w:w="0" w:type="dxa"/>
+              <w:left w:w="0" w:type="dxa"/>
+              <w:right w:w="0" w:type="dxa"/>
+            </w:tcMar>
+            <w:vAlign w:val="top"/>
+          </w:tcPr>
+          <w:p>
+            <w:pPr>
+              <w:pStyle w:val="Normal"/>
+              <w:jc w:val="center"/>
+              <w:pBdr>
+                <w:bottom w:val="none" w:sz="0" w:space="0" w:color="000000"/>
+                <w:top w:val="none" w:sz="0" w:space="0" w:color="000000"/>
+                <w:left w:val="none" w:sz="0" w:space="0" w:color="000000"/>
+                <w:right w:val="none" w:sz="0" w:space="0" w:color="000000"/>
+              </w:pBdr>
+              <w:spacing w:after="100" w:before="100" w:line="240"/>
+              <w:ind w:left="100" w:right="100" w:firstLine="0" w:firstLineChars="0"/>
+              <w:rPr>
+                <w:rFonts w:ascii="Helvetica" w:hAnsi="Helvetica" w:eastAsia="Helvetica" w:cs="Helvetica"/>
+                <w:i w:val="false"/>
+                <w:b w:val="false"/>
+                <w:u w:val="none"/>
+                <w:sz w:val="22"/>
+                <w:szCs w:val="22"/>
+                <w:color w:val="000000"/>
+              </w:rPr>
+            </w:pPr>
+            <w:r>
+              <w:rPr>
+                <w:rFonts w:ascii="Helvetica" w:hAnsi="Helvetica" w:eastAsia="Helvetica" w:cs="Helvetica"/>
+                <w:i w:val="false"/>
+                <w:b w:val="false"/>
+                <w:u w:val="none"/>
+                <w:sz w:val="22"/>
+                <w:szCs w:val="22"/>
+                <w:color w:val="000000"/>
+              </w:rPr>
+              <w:t xml:space="preserve">189</w:t>
+            </w:r>
+          </w:p>
+        </w:tc>
+        <w:tc>
+          <w:tcPr>
+            <w:tcBorders>
+              <w:bottom w:val="none" w:sz="0" w:space="0" w:color="000000"/>
+              <w:top w:val="none" w:sz="0" w:space="0" w:color="000000"/>
+              <w:left w:val="none" w:sz="0" w:space="0" w:color="000000"/>
+              <w:right w:val="none" w:sz="0" w:space="0" w:color="000000"/>
+            </w:tcBorders>
+            <w:shd w:val="clear" w:color="auto" w:fill="FFFFFF"/>
+            <w:tcMar>
+              <w:top w:w="0" w:type="dxa"/>
+              <w:bottom w:w="0" w:type="dxa"/>
+              <w:left w:w="0" w:type="dxa"/>
+              <w:right w:w="0" w:type="dxa"/>
+            </w:tcMar>
+            <w:vAlign w:val="top"/>
+          </w:tcPr>
+          <w:p>
+            <w:pPr>
+              <w:pStyle w:val="Normal"/>
+              <w:jc w:val="center"/>
+              <w:pBdr>
+                <w:bottom w:val="none" w:sz="0" w:space="0" w:color="000000"/>
+                <w:top w:val="none" w:sz="0" w:space="0" w:color="000000"/>
+                <w:left w:val="none" w:sz="0" w:space="0" w:color="000000"/>
+                <w:right w:val="none" w:sz="0" w:space="0" w:color="000000"/>
+              </w:pBdr>
+              <w:spacing w:after="100" w:before="100" w:line="240"/>
+              <w:ind w:left="100" w:right="100" w:firstLine="0" w:firstLineChars="0"/>
+              <w:rPr>
+                <w:rFonts w:ascii="Helvetica" w:hAnsi="Helvetica" w:eastAsia="Helvetica" w:cs="Helvetica"/>
+                <w:i w:val="false"/>
+                <w:b w:val="false"/>
+                <w:u w:val="none"/>
+                <w:sz w:val="22"/>
+                <w:szCs w:val="22"/>
+                <w:color w:val="000000"/>
+              </w:rPr>
+            </w:pPr>
+            <w:r>
+              <w:rPr>
+                <w:rFonts w:ascii="Helvetica" w:hAnsi="Helvetica" w:eastAsia="Helvetica" w:cs="Helvetica"/>
+                <w:i w:val="false"/>
+                <w:b w:val="false"/>
+                <w:u w:val="none"/>
+                <w:sz w:val="22"/>
+                <w:szCs w:val="22"/>
+                <w:color w:val="000000"/>
+              </w:rPr>
+              <w:t xml:space="preserve">0.64</w:t>
+            </w:r>
+          </w:p>
+        </w:tc>
+        <w:tc>
+          <w:tcPr>
+            <w:tcBorders>
+              <w:bottom w:val="none" w:sz="0" w:space="0" w:color="000000"/>
+              <w:top w:val="none" w:sz="0" w:space="0" w:color="000000"/>
+              <w:left w:val="none" w:sz="0" w:space="0" w:color="000000"/>
+              <w:right w:val="none" w:sz="0" w:space="0" w:color="000000"/>
+            </w:tcBorders>
+            <w:shd w:val="clear" w:color="auto" w:fill="FFFFFF"/>
+            <w:tcMar>
+              <w:top w:w="0" w:type="dxa"/>
+              <w:bottom w:w="0" w:type="dxa"/>
+              <w:left w:w="0" w:type="dxa"/>
+              <w:right w:w="0" w:type="dxa"/>
+            </w:tcMar>
+            <w:vAlign w:val="top"/>
+          </w:tcPr>
+          <w:p>
+            <w:pPr>
+              <w:pStyle w:val="Normal"/>
+              <w:jc w:val="center"/>
+              <w:pBdr>
+                <w:bottom w:val="none" w:sz="0" w:space="0" w:color="000000"/>
+                <w:top w:val="none" w:sz="0" w:space="0" w:color="000000"/>
+                <w:left w:val="none" w:sz="0" w:space="0" w:color="000000"/>
+                <w:right w:val="none" w:sz="0" w:space="0" w:color="000000"/>
+              </w:pBdr>
+              <w:spacing w:after="100" w:before="100" w:line="240"/>
+              <w:ind w:left="100" w:right="100" w:firstLine="0" w:firstLineChars="0"/>
+              <w:rPr>
+                <w:rFonts w:ascii="Helvetica" w:hAnsi="Helvetica" w:eastAsia="Helvetica" w:cs="Helvetica"/>
+                <w:i w:val="false"/>
+                <w:b w:val="false"/>
+                <w:u w:val="none"/>
+                <w:sz w:val="22"/>
+                <w:szCs w:val="22"/>
+                <w:color w:val="000000"/>
+              </w:rPr>
+            </w:pPr>
+            <w:r>
+              <w:rPr>
+                <w:rFonts w:ascii="Helvetica" w:hAnsi="Helvetica" w:eastAsia="Helvetica" w:cs="Helvetica"/>
+                <w:i w:val="false"/>
+                <w:b w:val="false"/>
+                <w:u w:val="none"/>
+                <w:sz w:val="22"/>
+                <w:szCs w:val="22"/>
+                <w:color w:val="000000"/>
+              </w:rPr>
+              <w:t xml:space="preserve">0.12, 3.38</w:t>
+            </w:r>
+          </w:p>
+        </w:tc>
+        <w:tc>
+          <w:tcPr>
+            <w:tcBorders>
+              <w:bottom w:val="none" w:sz="0" w:space="0" w:color="000000"/>
+              <w:top w:val="none" w:sz="0" w:space="0" w:color="000000"/>
+              <w:left w:val="none" w:sz="0" w:space="0" w:color="000000"/>
+              <w:right w:val="none" w:sz="0" w:space="0" w:color="000000"/>
+            </w:tcBorders>
+            <w:shd w:val="clear" w:color="auto" w:fill="FFFFFF"/>
+            <w:tcMar>
+              <w:top w:w="0" w:type="dxa"/>
+              <w:bottom w:w="0" w:type="dxa"/>
+              <w:left w:w="0" w:type="dxa"/>
+              <w:right w:w="0" w:type="dxa"/>
+            </w:tcMar>
+            <w:vAlign w:val="top"/>
+          </w:tcPr>
+          <w:p>
+            <w:pPr>
+              <w:pStyle w:val="Normal"/>
+              <w:jc w:val="center"/>
+              <w:pBdr>
+                <w:bottom w:val="none" w:sz="0" w:space="0" w:color="000000"/>
+                <w:top w:val="none" w:sz="0" w:space="0" w:color="000000"/>
+                <w:left w:val="none" w:sz="0" w:space="0" w:color="000000"/>
+                <w:right w:val="none" w:sz="0" w:space="0" w:color="000000"/>
+              </w:pBdr>
+              <w:spacing w:after="100" w:before="100" w:line="240"/>
+              <w:ind w:left="100" w:right="100" w:firstLine="0" w:firstLineChars="0"/>
+              <w:rPr>
+                <w:rFonts w:ascii="Helvetica" w:hAnsi="Helvetica" w:eastAsia="Helvetica" w:cs="Helvetica"/>
+                <w:i w:val="false"/>
+                <w:b w:val="false"/>
+                <w:u w:val="none"/>
+                <w:sz w:val="22"/>
+                <w:szCs w:val="22"/>
+                <w:color w:val="000000"/>
+              </w:rPr>
+            </w:pPr>
+            <w:r>
+              <w:rPr>
+                <w:rFonts w:ascii="Helvetica" w:hAnsi="Helvetica" w:eastAsia="Helvetica" w:cs="Helvetica"/>
+                <w:i w:val="false"/>
+                <w:b w:val="false"/>
+                <w:u w:val="none"/>
+                <w:sz w:val="22"/>
+                <w:szCs w:val="22"/>
+                <w:color w:val="000000"/>
+              </w:rPr>
+              <w:t xml:space="preserve">0.600</w:t>
             </w:r>
           </w:p>
         </w:tc>
@@ -12430,7 +12430,7 @@
                 <w:szCs w:val="22"/>
                 <w:color w:val="000000"/>
               </w:rPr>
-              <w:t xml:space="preserve">190</w:t>
+              <w:t xml:space="preserve">189</w:t>
             </w:r>
           </w:p>
         </w:tc>
@@ -12589,60 +12589,60 @@
                 <w:szCs w:val="22"/>
                 <w:color w:val="000000"/>
               </w:rPr>
-              <w:t xml:space="preserve">0.350</w:t>
-            </w:r>
-          </w:p>
-        </w:tc>
-        <w:tc>
-          <w:tcPr>
-            <w:tcBorders>
-              <w:bottom w:val="none" w:sz="0" w:space="0" w:color="000000"/>
-              <w:top w:val="none" w:sz="0" w:space="0" w:color="000000"/>
-              <w:left w:val="none" w:sz="0" w:space="0" w:color="000000"/>
-              <w:right w:val="none" w:sz="0" w:space="0" w:color="000000"/>
-            </w:tcBorders>
-            <w:shd w:val="clear" w:color="auto" w:fill="FFFFFF"/>
-            <w:tcMar>
-              <w:top w:w="0" w:type="dxa"/>
-              <w:bottom w:w="0" w:type="dxa"/>
-              <w:left w:w="0" w:type="dxa"/>
-              <w:right w:w="0" w:type="dxa"/>
-            </w:tcMar>
-            <w:vAlign w:val="top"/>
-          </w:tcPr>
-          <w:p>
-            <w:pPr>
-              <w:pStyle w:val="Normal"/>
-              <w:jc w:val="center"/>
-              <w:pBdr>
-                <w:bottom w:val="none" w:sz="0" w:space="0" w:color="000000"/>
-                <w:top w:val="none" w:sz="0" w:space="0" w:color="000000"/>
-                <w:left w:val="none" w:sz="0" w:space="0" w:color="000000"/>
-                <w:right w:val="none" w:sz="0" w:space="0" w:color="000000"/>
-              </w:pBdr>
-              <w:spacing w:after="100" w:before="100" w:line="240"/>
-              <w:ind w:left="100" w:right="100" w:firstLine="0" w:firstLineChars="0"/>
-              <w:rPr>
-                <w:rFonts w:ascii="Helvetica" w:hAnsi="Helvetica" w:eastAsia="Helvetica" w:cs="Helvetica"/>
-                <w:i w:val="false"/>
-                <w:b w:val="false"/>
-                <w:u w:val="none"/>
-                <w:sz w:val="22"/>
-                <w:szCs w:val="22"/>
-                <w:color w:val="000000"/>
-              </w:rPr>
-            </w:pPr>
-            <w:r>
-              <w:rPr>
-                <w:rFonts w:ascii="Helvetica" w:hAnsi="Helvetica" w:eastAsia="Helvetica" w:cs="Helvetica"/>
-                <w:i w:val="false"/>
-                <w:b w:val="false"/>
-                <w:u w:val="none"/>
-                <w:sz w:val="22"/>
-                <w:szCs w:val="22"/>
-                <w:color w:val="000000"/>
-              </w:rPr>
-              <w:t xml:space="preserve">190</w:t>
+              <w:t xml:space="preserve">0.380</w:t>
+            </w:r>
+          </w:p>
+        </w:tc>
+        <w:tc>
+          <w:tcPr>
+            <w:tcBorders>
+              <w:bottom w:val="none" w:sz="0" w:space="0" w:color="000000"/>
+              <w:top w:val="none" w:sz="0" w:space="0" w:color="000000"/>
+              <w:left w:val="none" w:sz="0" w:space="0" w:color="000000"/>
+              <w:right w:val="none" w:sz="0" w:space="0" w:color="000000"/>
+            </w:tcBorders>
+            <w:shd w:val="clear" w:color="auto" w:fill="FFFFFF"/>
+            <w:tcMar>
+              <w:top w:w="0" w:type="dxa"/>
+              <w:bottom w:w="0" w:type="dxa"/>
+              <w:left w:w="0" w:type="dxa"/>
+              <w:right w:w="0" w:type="dxa"/>
+            </w:tcMar>
+            <w:vAlign w:val="top"/>
+          </w:tcPr>
+          <w:p>
+            <w:pPr>
+              <w:pStyle w:val="Normal"/>
+              <w:jc w:val="center"/>
+              <w:pBdr>
+                <w:bottom w:val="none" w:sz="0" w:space="0" w:color="000000"/>
+                <w:top w:val="none" w:sz="0" w:space="0" w:color="000000"/>
+                <w:left w:val="none" w:sz="0" w:space="0" w:color="000000"/>
+                <w:right w:val="none" w:sz="0" w:space="0" w:color="000000"/>
+              </w:pBdr>
+              <w:spacing w:after="100" w:before="100" w:line="240"/>
+              <w:ind w:left="100" w:right="100" w:firstLine="0" w:firstLineChars="0"/>
+              <w:rPr>
+                <w:rFonts w:ascii="Helvetica" w:hAnsi="Helvetica" w:eastAsia="Helvetica" w:cs="Helvetica"/>
+                <w:i w:val="false"/>
+                <w:b w:val="false"/>
+                <w:u w:val="none"/>
+                <w:sz w:val="22"/>
+                <w:szCs w:val="22"/>
+                <w:color w:val="000000"/>
+              </w:rPr>
+            </w:pPr>
+            <w:r>
+              <w:rPr>
+                <w:rFonts w:ascii="Helvetica" w:hAnsi="Helvetica" w:eastAsia="Helvetica" w:cs="Helvetica"/>
+                <w:i w:val="false"/>
+                <w:b w:val="false"/>
+                <w:u w:val="none"/>
+                <w:sz w:val="22"/>
+                <w:szCs w:val="22"/>
+                <w:color w:val="000000"/>
+              </w:rPr>
+              <w:t xml:space="preserve">189</w:t>
             </w:r>
           </w:p>
         </w:tc>
@@ -12801,7 +12801,7 @@
                 <w:szCs w:val="22"/>
                 <w:color w:val="000000"/>
               </w:rPr>
-              <w:t xml:space="preserve">0.016</w:t>
+              <w:t xml:space="preserve">0.019</w:t>
             </w:r>
           </w:p>
         </w:tc>
@@ -12913,378 +12913,378 @@
                 <w:szCs w:val="22"/>
                 <w:color w:val="000000"/>
               </w:rPr>
-              <w:t xml:space="preserve">190</w:t>
-            </w:r>
-          </w:p>
-        </w:tc>
-        <w:tc>
-          <w:tcPr>
-            <w:tcBorders>
-              <w:bottom w:val="none" w:sz="0" w:space="0" w:color="000000"/>
-              <w:top w:val="none" w:sz="0" w:space="0" w:color="000000"/>
-              <w:left w:val="none" w:sz="0" w:space="0" w:color="000000"/>
-              <w:right w:val="none" w:sz="0" w:space="0" w:color="000000"/>
-            </w:tcBorders>
-            <w:shd w:val="clear" w:color="auto" w:fill="FFFFFF"/>
-            <w:tcMar>
-              <w:top w:w="0" w:type="dxa"/>
-              <w:bottom w:w="0" w:type="dxa"/>
-              <w:left w:w="0" w:type="dxa"/>
-              <w:right w:w="0" w:type="dxa"/>
-            </w:tcMar>
-            <w:vAlign w:val="top"/>
-          </w:tcPr>
-          <w:p>
-            <w:pPr>
-              <w:pStyle w:val="Normal"/>
-              <w:jc w:val="center"/>
-              <w:pBdr>
-                <w:bottom w:val="none" w:sz="0" w:space="0" w:color="000000"/>
-                <w:top w:val="none" w:sz="0" w:space="0" w:color="000000"/>
-                <w:left w:val="none" w:sz="0" w:space="0" w:color="000000"/>
-                <w:right w:val="none" w:sz="0" w:space="0" w:color="000000"/>
-              </w:pBdr>
-              <w:spacing w:after="100" w:before="100" w:line="240"/>
-              <w:ind w:left="100" w:right="100" w:firstLine="0" w:firstLineChars="0"/>
-              <w:rPr>
-                <w:rFonts w:ascii="Helvetica" w:hAnsi="Helvetica" w:eastAsia="Helvetica" w:cs="Helvetica"/>
-                <w:i w:val="false"/>
-                <w:b w:val="false"/>
-                <w:u w:val="none"/>
-                <w:sz w:val="22"/>
-                <w:szCs w:val="22"/>
-                <w:color w:val="000000"/>
-              </w:rPr>
-            </w:pPr>
-            <w:r>
-              <w:rPr>
-                <w:rFonts w:ascii="Helvetica" w:hAnsi="Helvetica" w:eastAsia="Helvetica" w:cs="Helvetica"/>
-                <w:i w:val="false"/>
-                <w:b w:val="false"/>
-                <w:u w:val="none"/>
-                <w:sz w:val="22"/>
-                <w:szCs w:val="22"/>
-                <w:color w:val="000000"/>
-              </w:rPr>
-              <w:t xml:space="preserve">1.22</w:t>
-            </w:r>
-          </w:p>
-        </w:tc>
-        <w:tc>
-          <w:tcPr>
-            <w:tcBorders>
-              <w:bottom w:val="none" w:sz="0" w:space="0" w:color="000000"/>
-              <w:top w:val="none" w:sz="0" w:space="0" w:color="000000"/>
-              <w:left w:val="none" w:sz="0" w:space="0" w:color="000000"/>
-              <w:right w:val="none" w:sz="0" w:space="0" w:color="000000"/>
-            </w:tcBorders>
-            <w:shd w:val="clear" w:color="auto" w:fill="FFFFFF"/>
-            <w:tcMar>
-              <w:top w:w="0" w:type="dxa"/>
-              <w:bottom w:w="0" w:type="dxa"/>
-              <w:left w:w="0" w:type="dxa"/>
-              <w:right w:w="0" w:type="dxa"/>
-            </w:tcMar>
-            <w:vAlign w:val="top"/>
-          </w:tcPr>
-          <w:p>
-            <w:pPr>
-              <w:pStyle w:val="Normal"/>
-              <w:jc w:val="center"/>
-              <w:pBdr>
-                <w:bottom w:val="none" w:sz="0" w:space="0" w:color="000000"/>
-                <w:top w:val="none" w:sz="0" w:space="0" w:color="000000"/>
-                <w:left w:val="none" w:sz="0" w:space="0" w:color="000000"/>
-                <w:right w:val="none" w:sz="0" w:space="0" w:color="000000"/>
-              </w:pBdr>
-              <w:spacing w:after="100" w:before="100" w:line="240"/>
-              <w:ind w:left="100" w:right="100" w:firstLine="0" w:firstLineChars="0"/>
-              <w:rPr>
-                <w:rFonts w:ascii="Helvetica" w:hAnsi="Helvetica" w:eastAsia="Helvetica" w:cs="Helvetica"/>
-                <w:i w:val="false"/>
-                <w:b w:val="false"/>
-                <w:u w:val="none"/>
-                <w:sz w:val="22"/>
-                <w:szCs w:val="22"/>
-                <w:color w:val="000000"/>
-              </w:rPr>
-            </w:pPr>
-            <w:r>
-              <w:rPr>
-                <w:rFonts w:ascii="Helvetica" w:hAnsi="Helvetica" w:eastAsia="Helvetica" w:cs="Helvetica"/>
-                <w:i w:val="false"/>
-                <w:b w:val="false"/>
-                <w:u w:val="none"/>
-                <w:sz w:val="22"/>
-                <w:szCs w:val="22"/>
-                <w:color w:val="000000"/>
-              </w:rPr>
-              <w:t xml:space="preserve">0.62, 2.39</w:t>
-            </w:r>
-          </w:p>
-        </w:tc>
-        <w:tc>
-          <w:tcPr>
-            <w:tcBorders>
-              <w:bottom w:val="none" w:sz="0" w:space="0" w:color="000000"/>
-              <w:top w:val="none" w:sz="0" w:space="0" w:color="000000"/>
-              <w:left w:val="none" w:sz="0" w:space="0" w:color="000000"/>
-              <w:right w:val="none" w:sz="0" w:space="0" w:color="000000"/>
-            </w:tcBorders>
-            <w:shd w:val="clear" w:color="auto" w:fill="FFFFFF"/>
-            <w:tcMar>
-              <w:top w:w="0" w:type="dxa"/>
-              <w:bottom w:w="0" w:type="dxa"/>
-              <w:left w:w="0" w:type="dxa"/>
-              <w:right w:w="0" w:type="dxa"/>
-            </w:tcMar>
-            <w:vAlign w:val="top"/>
-          </w:tcPr>
-          <w:p>
-            <w:pPr>
-              <w:pStyle w:val="Normal"/>
-              <w:jc w:val="center"/>
-              <w:pBdr>
-                <w:bottom w:val="none" w:sz="0" w:space="0" w:color="000000"/>
-                <w:top w:val="none" w:sz="0" w:space="0" w:color="000000"/>
-                <w:left w:val="none" w:sz="0" w:space="0" w:color="000000"/>
-                <w:right w:val="none" w:sz="0" w:space="0" w:color="000000"/>
-              </w:pBdr>
-              <w:spacing w:after="100" w:before="100" w:line="240"/>
-              <w:ind w:left="100" w:right="100" w:firstLine="0" w:firstLineChars="0"/>
-              <w:rPr>
-                <w:rFonts w:ascii="Helvetica" w:hAnsi="Helvetica" w:eastAsia="Helvetica" w:cs="Helvetica"/>
-                <w:i w:val="false"/>
-                <w:b w:val="false"/>
-                <w:u w:val="none"/>
-                <w:sz w:val="22"/>
-                <w:szCs w:val="22"/>
-                <w:color w:val="000000"/>
-              </w:rPr>
-            </w:pPr>
-            <w:r>
-              <w:rPr>
-                <w:rFonts w:ascii="Helvetica" w:hAnsi="Helvetica" w:eastAsia="Helvetica" w:cs="Helvetica"/>
-                <w:i w:val="false"/>
-                <w:b w:val="false"/>
-                <w:u w:val="none"/>
-                <w:sz w:val="22"/>
-                <w:szCs w:val="22"/>
-                <w:color w:val="000000"/>
-              </w:rPr>
-              <w:t xml:space="preserve">0.560</w:t>
-            </w:r>
-          </w:p>
-        </w:tc>
-        <w:tc>
-          <w:tcPr>
-            <w:tcBorders>
-              <w:bottom w:val="none" w:sz="0" w:space="0" w:color="000000"/>
-              <w:top w:val="none" w:sz="0" w:space="0" w:color="000000"/>
-              <w:left w:val="none" w:sz="0" w:space="0" w:color="000000"/>
-              <w:right w:val="none" w:sz="0" w:space="0" w:color="000000"/>
-            </w:tcBorders>
-            <w:shd w:val="clear" w:color="auto" w:fill="FFFFFF"/>
-            <w:tcMar>
-              <w:top w:w="0" w:type="dxa"/>
-              <w:bottom w:w="0" w:type="dxa"/>
-              <w:left w:w="0" w:type="dxa"/>
-              <w:right w:w="0" w:type="dxa"/>
-            </w:tcMar>
-            <w:vAlign w:val="top"/>
-          </w:tcPr>
-          <w:p>
-            <w:pPr>
-              <w:pStyle w:val="Normal"/>
-              <w:jc w:val="center"/>
-              <w:pBdr>
-                <w:bottom w:val="none" w:sz="0" w:space="0" w:color="000000"/>
-                <w:top w:val="none" w:sz="0" w:space="0" w:color="000000"/>
-                <w:left w:val="none" w:sz="0" w:space="0" w:color="000000"/>
-                <w:right w:val="none" w:sz="0" w:space="0" w:color="000000"/>
-              </w:pBdr>
-              <w:spacing w:after="100" w:before="100" w:line="240"/>
-              <w:ind w:left="100" w:right="100" w:firstLine="0" w:firstLineChars="0"/>
-              <w:rPr>
-                <w:rFonts w:ascii="Helvetica" w:hAnsi="Helvetica" w:eastAsia="Helvetica" w:cs="Helvetica"/>
-                <w:i w:val="false"/>
-                <w:b w:val="false"/>
-                <w:u w:val="none"/>
-                <w:sz w:val="22"/>
-                <w:szCs w:val="22"/>
-                <w:color w:val="000000"/>
-              </w:rPr>
-            </w:pPr>
-            <w:r>
-              <w:rPr>
-                <w:rFonts w:ascii="Helvetica" w:hAnsi="Helvetica" w:eastAsia="Helvetica" w:cs="Helvetica"/>
-                <w:i w:val="false"/>
-                <w:b w:val="false"/>
-                <w:u w:val="none"/>
-                <w:sz w:val="22"/>
-                <w:szCs w:val="22"/>
-                <w:color w:val="000000"/>
-              </w:rPr>
-              <w:t xml:space="preserve">190</w:t>
-            </w:r>
-          </w:p>
-        </w:tc>
-        <w:tc>
-          <w:tcPr>
-            <w:tcBorders>
-              <w:bottom w:val="none" w:sz="0" w:space="0" w:color="000000"/>
-              <w:top w:val="none" w:sz="0" w:space="0" w:color="000000"/>
-              <w:left w:val="none" w:sz="0" w:space="0" w:color="000000"/>
-              <w:right w:val="none" w:sz="0" w:space="0" w:color="000000"/>
-            </w:tcBorders>
-            <w:shd w:val="clear" w:color="auto" w:fill="FFFFFF"/>
-            <w:tcMar>
-              <w:top w:w="0" w:type="dxa"/>
-              <w:bottom w:w="0" w:type="dxa"/>
-              <w:left w:w="0" w:type="dxa"/>
-              <w:right w:w="0" w:type="dxa"/>
-            </w:tcMar>
-            <w:vAlign w:val="top"/>
-          </w:tcPr>
-          <w:p>
-            <w:pPr>
-              <w:pStyle w:val="Normal"/>
-              <w:jc w:val="center"/>
-              <w:pBdr>
-                <w:bottom w:val="none" w:sz="0" w:space="0" w:color="000000"/>
-                <w:top w:val="none" w:sz="0" w:space="0" w:color="000000"/>
-                <w:left w:val="none" w:sz="0" w:space="0" w:color="000000"/>
-                <w:right w:val="none" w:sz="0" w:space="0" w:color="000000"/>
-              </w:pBdr>
-              <w:spacing w:after="100" w:before="100" w:line="240"/>
-              <w:ind w:left="100" w:right="100" w:firstLine="0" w:firstLineChars="0"/>
-              <w:rPr>
-                <w:rFonts w:ascii="Helvetica" w:hAnsi="Helvetica" w:eastAsia="Helvetica" w:cs="Helvetica"/>
-                <w:i w:val="false"/>
-                <w:b w:val="false"/>
-                <w:u w:val="none"/>
-                <w:sz w:val="22"/>
-                <w:szCs w:val="22"/>
-                <w:color w:val="000000"/>
-              </w:rPr>
-            </w:pPr>
-            <w:r>
-              <w:rPr>
-                <w:rFonts w:ascii="Helvetica" w:hAnsi="Helvetica" w:eastAsia="Helvetica" w:cs="Helvetica"/>
-                <w:i w:val="false"/>
-                <w:b w:val="false"/>
-                <w:u w:val="none"/>
-                <w:sz w:val="22"/>
-                <w:szCs w:val="22"/>
-                <w:color w:val="000000"/>
-              </w:rPr>
-              <w:t xml:space="preserve">1.30</w:t>
-            </w:r>
-          </w:p>
-        </w:tc>
-        <w:tc>
-          <w:tcPr>
-            <w:tcBorders>
-              <w:bottom w:val="none" w:sz="0" w:space="0" w:color="000000"/>
-              <w:top w:val="none" w:sz="0" w:space="0" w:color="000000"/>
-              <w:left w:val="none" w:sz="0" w:space="0" w:color="000000"/>
-              <w:right w:val="none" w:sz="0" w:space="0" w:color="000000"/>
-            </w:tcBorders>
-            <w:shd w:val="clear" w:color="auto" w:fill="FFFFFF"/>
-            <w:tcMar>
-              <w:top w:w="0" w:type="dxa"/>
-              <w:bottom w:w="0" w:type="dxa"/>
-              <w:left w:w="0" w:type="dxa"/>
-              <w:right w:w="0" w:type="dxa"/>
-            </w:tcMar>
-            <w:vAlign w:val="top"/>
-          </w:tcPr>
-          <w:p>
-            <w:pPr>
-              <w:pStyle w:val="Normal"/>
-              <w:jc w:val="center"/>
-              <w:pBdr>
-                <w:bottom w:val="none" w:sz="0" w:space="0" w:color="000000"/>
-                <w:top w:val="none" w:sz="0" w:space="0" w:color="000000"/>
-                <w:left w:val="none" w:sz="0" w:space="0" w:color="000000"/>
-                <w:right w:val="none" w:sz="0" w:space="0" w:color="000000"/>
-              </w:pBdr>
-              <w:spacing w:after="100" w:before="100" w:line="240"/>
-              <w:ind w:left="100" w:right="100" w:firstLine="0" w:firstLineChars="0"/>
-              <w:rPr>
-                <w:rFonts w:ascii="Helvetica" w:hAnsi="Helvetica" w:eastAsia="Helvetica" w:cs="Helvetica"/>
-                <w:i w:val="false"/>
-                <w:b w:val="false"/>
-                <w:u w:val="none"/>
-                <w:sz w:val="22"/>
-                <w:szCs w:val="22"/>
-                <w:color w:val="000000"/>
-              </w:rPr>
-            </w:pPr>
-            <w:r>
-              <w:rPr>
-                <w:rFonts w:ascii="Helvetica" w:hAnsi="Helvetica" w:eastAsia="Helvetica" w:cs="Helvetica"/>
-                <w:i w:val="false"/>
-                <w:b w:val="false"/>
-                <w:u w:val="none"/>
-                <w:sz w:val="22"/>
-                <w:szCs w:val="22"/>
-                <w:color w:val="000000"/>
-              </w:rPr>
-              <w:t xml:space="preserve">0.57, 2.97</w:t>
-            </w:r>
-          </w:p>
-        </w:tc>
-        <w:tc>
-          <w:tcPr>
-            <w:tcBorders>
-              <w:bottom w:val="none" w:sz="0" w:space="0" w:color="000000"/>
-              <w:top w:val="none" w:sz="0" w:space="0" w:color="000000"/>
-              <w:left w:val="none" w:sz="0" w:space="0" w:color="000000"/>
-              <w:right w:val="none" w:sz="0" w:space="0" w:color="000000"/>
-            </w:tcBorders>
-            <w:shd w:val="clear" w:color="auto" w:fill="FFFFFF"/>
-            <w:tcMar>
-              <w:top w:w="0" w:type="dxa"/>
-              <w:bottom w:w="0" w:type="dxa"/>
-              <w:left w:w="0" w:type="dxa"/>
-              <w:right w:w="0" w:type="dxa"/>
-            </w:tcMar>
-            <w:vAlign w:val="top"/>
-          </w:tcPr>
-          <w:p>
-            <w:pPr>
-              <w:pStyle w:val="Normal"/>
-              <w:jc w:val="center"/>
-              <w:pBdr>
-                <w:bottom w:val="none" w:sz="0" w:space="0" w:color="000000"/>
-                <w:top w:val="none" w:sz="0" w:space="0" w:color="000000"/>
-                <w:left w:val="none" w:sz="0" w:space="0" w:color="000000"/>
-                <w:right w:val="none" w:sz="0" w:space="0" w:color="000000"/>
-              </w:pBdr>
-              <w:spacing w:after="100" w:before="100" w:line="240"/>
-              <w:ind w:left="100" w:right="100" w:firstLine="0" w:firstLineChars="0"/>
-              <w:rPr>
-                <w:rFonts w:ascii="Helvetica" w:hAnsi="Helvetica" w:eastAsia="Helvetica" w:cs="Helvetica"/>
-                <w:i w:val="false"/>
-                <w:b w:val="false"/>
-                <w:u w:val="none"/>
-                <w:sz w:val="22"/>
-                <w:szCs w:val="22"/>
-                <w:color w:val="000000"/>
-              </w:rPr>
-            </w:pPr>
-            <w:r>
-              <w:rPr>
-                <w:rFonts w:ascii="Helvetica" w:hAnsi="Helvetica" w:eastAsia="Helvetica" w:cs="Helvetica"/>
-                <w:i w:val="false"/>
-                <w:b w:val="false"/>
-                <w:u w:val="none"/>
-                <w:sz w:val="22"/>
-                <w:szCs w:val="22"/>
-                <w:color w:val="000000"/>
-              </w:rPr>
-              <w:t xml:space="preserve">0.540</w:t>
+              <w:t xml:space="preserve">189</w:t>
+            </w:r>
+          </w:p>
+        </w:tc>
+        <w:tc>
+          <w:tcPr>
+            <w:tcBorders>
+              <w:bottom w:val="none" w:sz="0" w:space="0" w:color="000000"/>
+              <w:top w:val="none" w:sz="0" w:space="0" w:color="000000"/>
+              <w:left w:val="none" w:sz="0" w:space="0" w:color="000000"/>
+              <w:right w:val="none" w:sz="0" w:space="0" w:color="000000"/>
+            </w:tcBorders>
+            <w:shd w:val="clear" w:color="auto" w:fill="FFFFFF"/>
+            <w:tcMar>
+              <w:top w:w="0" w:type="dxa"/>
+              <w:bottom w:w="0" w:type="dxa"/>
+              <w:left w:w="0" w:type="dxa"/>
+              <w:right w:w="0" w:type="dxa"/>
+            </w:tcMar>
+            <w:vAlign w:val="top"/>
+          </w:tcPr>
+          <w:p>
+            <w:pPr>
+              <w:pStyle w:val="Normal"/>
+              <w:jc w:val="center"/>
+              <w:pBdr>
+                <w:bottom w:val="none" w:sz="0" w:space="0" w:color="000000"/>
+                <w:top w:val="none" w:sz="0" w:space="0" w:color="000000"/>
+                <w:left w:val="none" w:sz="0" w:space="0" w:color="000000"/>
+                <w:right w:val="none" w:sz="0" w:space="0" w:color="000000"/>
+              </w:pBdr>
+              <w:spacing w:after="100" w:before="100" w:line="240"/>
+              <w:ind w:left="100" w:right="100" w:firstLine="0" w:firstLineChars="0"/>
+              <w:rPr>
+                <w:rFonts w:ascii="Helvetica" w:hAnsi="Helvetica" w:eastAsia="Helvetica" w:cs="Helvetica"/>
+                <w:i w:val="false"/>
+                <w:b w:val="false"/>
+                <w:u w:val="none"/>
+                <w:sz w:val="22"/>
+                <w:szCs w:val="22"/>
+                <w:color w:val="000000"/>
+              </w:rPr>
+            </w:pPr>
+            <w:r>
+              <w:rPr>
+                <w:rFonts w:ascii="Helvetica" w:hAnsi="Helvetica" w:eastAsia="Helvetica" w:cs="Helvetica"/>
+                <w:i w:val="false"/>
+                <w:b w:val="false"/>
+                <w:u w:val="none"/>
+                <w:sz w:val="22"/>
+                <w:szCs w:val="22"/>
+                <w:color w:val="000000"/>
+              </w:rPr>
+              <w:t xml:space="preserve">1.21</w:t>
+            </w:r>
+          </w:p>
+        </w:tc>
+        <w:tc>
+          <w:tcPr>
+            <w:tcBorders>
+              <w:bottom w:val="none" w:sz="0" w:space="0" w:color="000000"/>
+              <w:top w:val="none" w:sz="0" w:space="0" w:color="000000"/>
+              <w:left w:val="none" w:sz="0" w:space="0" w:color="000000"/>
+              <w:right w:val="none" w:sz="0" w:space="0" w:color="000000"/>
+            </w:tcBorders>
+            <w:shd w:val="clear" w:color="auto" w:fill="FFFFFF"/>
+            <w:tcMar>
+              <w:top w:w="0" w:type="dxa"/>
+              <w:bottom w:w="0" w:type="dxa"/>
+              <w:left w:w="0" w:type="dxa"/>
+              <w:right w:w="0" w:type="dxa"/>
+            </w:tcMar>
+            <w:vAlign w:val="top"/>
+          </w:tcPr>
+          <w:p>
+            <w:pPr>
+              <w:pStyle w:val="Normal"/>
+              <w:jc w:val="center"/>
+              <w:pBdr>
+                <w:bottom w:val="none" w:sz="0" w:space="0" w:color="000000"/>
+                <w:top w:val="none" w:sz="0" w:space="0" w:color="000000"/>
+                <w:left w:val="none" w:sz="0" w:space="0" w:color="000000"/>
+                <w:right w:val="none" w:sz="0" w:space="0" w:color="000000"/>
+              </w:pBdr>
+              <w:spacing w:after="100" w:before="100" w:line="240"/>
+              <w:ind w:left="100" w:right="100" w:firstLine="0" w:firstLineChars="0"/>
+              <w:rPr>
+                <w:rFonts w:ascii="Helvetica" w:hAnsi="Helvetica" w:eastAsia="Helvetica" w:cs="Helvetica"/>
+                <w:i w:val="false"/>
+                <w:b w:val="false"/>
+                <w:u w:val="none"/>
+                <w:sz w:val="22"/>
+                <w:szCs w:val="22"/>
+                <w:color w:val="000000"/>
+              </w:rPr>
+            </w:pPr>
+            <w:r>
+              <w:rPr>
+                <w:rFonts w:ascii="Helvetica" w:hAnsi="Helvetica" w:eastAsia="Helvetica" w:cs="Helvetica"/>
+                <w:i w:val="false"/>
+                <w:b w:val="false"/>
+                <w:u w:val="none"/>
+                <w:sz w:val="22"/>
+                <w:szCs w:val="22"/>
+                <w:color w:val="000000"/>
+              </w:rPr>
+              <w:t xml:space="preserve">0.62, 2.37</w:t>
+            </w:r>
+          </w:p>
+        </w:tc>
+        <w:tc>
+          <w:tcPr>
+            <w:tcBorders>
+              <w:bottom w:val="none" w:sz="0" w:space="0" w:color="000000"/>
+              <w:top w:val="none" w:sz="0" w:space="0" w:color="000000"/>
+              <w:left w:val="none" w:sz="0" w:space="0" w:color="000000"/>
+              <w:right w:val="none" w:sz="0" w:space="0" w:color="000000"/>
+            </w:tcBorders>
+            <w:shd w:val="clear" w:color="auto" w:fill="FFFFFF"/>
+            <w:tcMar>
+              <w:top w:w="0" w:type="dxa"/>
+              <w:bottom w:w="0" w:type="dxa"/>
+              <w:left w:w="0" w:type="dxa"/>
+              <w:right w:w="0" w:type="dxa"/>
+            </w:tcMar>
+            <w:vAlign w:val="top"/>
+          </w:tcPr>
+          <w:p>
+            <w:pPr>
+              <w:pStyle w:val="Normal"/>
+              <w:jc w:val="center"/>
+              <w:pBdr>
+                <w:bottom w:val="none" w:sz="0" w:space="0" w:color="000000"/>
+                <w:top w:val="none" w:sz="0" w:space="0" w:color="000000"/>
+                <w:left w:val="none" w:sz="0" w:space="0" w:color="000000"/>
+                <w:right w:val="none" w:sz="0" w:space="0" w:color="000000"/>
+              </w:pBdr>
+              <w:spacing w:after="100" w:before="100" w:line="240"/>
+              <w:ind w:left="100" w:right="100" w:firstLine="0" w:firstLineChars="0"/>
+              <w:rPr>
+                <w:rFonts w:ascii="Helvetica" w:hAnsi="Helvetica" w:eastAsia="Helvetica" w:cs="Helvetica"/>
+                <w:i w:val="false"/>
+                <w:b w:val="false"/>
+                <w:u w:val="none"/>
+                <w:sz w:val="22"/>
+                <w:szCs w:val="22"/>
+                <w:color w:val="000000"/>
+              </w:rPr>
+            </w:pPr>
+            <w:r>
+              <w:rPr>
+                <w:rFonts w:ascii="Helvetica" w:hAnsi="Helvetica" w:eastAsia="Helvetica" w:cs="Helvetica"/>
+                <w:i w:val="false"/>
+                <w:b w:val="false"/>
+                <w:u w:val="none"/>
+                <w:sz w:val="22"/>
+                <w:szCs w:val="22"/>
+                <w:color w:val="000000"/>
+              </w:rPr>
+              <w:t xml:space="preserve">0.570</w:t>
+            </w:r>
+          </w:p>
+        </w:tc>
+        <w:tc>
+          <w:tcPr>
+            <w:tcBorders>
+              <w:bottom w:val="none" w:sz="0" w:space="0" w:color="000000"/>
+              <w:top w:val="none" w:sz="0" w:space="0" w:color="000000"/>
+              <w:left w:val="none" w:sz="0" w:space="0" w:color="000000"/>
+              <w:right w:val="none" w:sz="0" w:space="0" w:color="000000"/>
+            </w:tcBorders>
+            <w:shd w:val="clear" w:color="auto" w:fill="FFFFFF"/>
+            <w:tcMar>
+              <w:top w:w="0" w:type="dxa"/>
+              <w:bottom w:w="0" w:type="dxa"/>
+              <w:left w:w="0" w:type="dxa"/>
+              <w:right w:w="0" w:type="dxa"/>
+            </w:tcMar>
+            <w:vAlign w:val="top"/>
+          </w:tcPr>
+          <w:p>
+            <w:pPr>
+              <w:pStyle w:val="Normal"/>
+              <w:jc w:val="center"/>
+              <w:pBdr>
+                <w:bottom w:val="none" w:sz="0" w:space="0" w:color="000000"/>
+                <w:top w:val="none" w:sz="0" w:space="0" w:color="000000"/>
+                <w:left w:val="none" w:sz="0" w:space="0" w:color="000000"/>
+                <w:right w:val="none" w:sz="0" w:space="0" w:color="000000"/>
+              </w:pBdr>
+              <w:spacing w:after="100" w:before="100" w:line="240"/>
+              <w:ind w:left="100" w:right="100" w:firstLine="0" w:firstLineChars="0"/>
+              <w:rPr>
+                <w:rFonts w:ascii="Helvetica" w:hAnsi="Helvetica" w:eastAsia="Helvetica" w:cs="Helvetica"/>
+                <w:i w:val="false"/>
+                <w:b w:val="false"/>
+                <w:u w:val="none"/>
+                <w:sz w:val="22"/>
+                <w:szCs w:val="22"/>
+                <w:color w:val="000000"/>
+              </w:rPr>
+            </w:pPr>
+            <w:r>
+              <w:rPr>
+                <w:rFonts w:ascii="Helvetica" w:hAnsi="Helvetica" w:eastAsia="Helvetica" w:cs="Helvetica"/>
+                <w:i w:val="false"/>
+                <w:b w:val="false"/>
+                <w:u w:val="none"/>
+                <w:sz w:val="22"/>
+                <w:szCs w:val="22"/>
+                <w:color w:val="000000"/>
+              </w:rPr>
+              <w:t xml:space="preserve">189</w:t>
+            </w:r>
+          </w:p>
+        </w:tc>
+        <w:tc>
+          <w:tcPr>
+            <w:tcBorders>
+              <w:bottom w:val="none" w:sz="0" w:space="0" w:color="000000"/>
+              <w:top w:val="none" w:sz="0" w:space="0" w:color="000000"/>
+              <w:left w:val="none" w:sz="0" w:space="0" w:color="000000"/>
+              <w:right w:val="none" w:sz="0" w:space="0" w:color="000000"/>
+            </w:tcBorders>
+            <w:shd w:val="clear" w:color="auto" w:fill="FFFFFF"/>
+            <w:tcMar>
+              <w:top w:w="0" w:type="dxa"/>
+              <w:bottom w:w="0" w:type="dxa"/>
+              <w:left w:w="0" w:type="dxa"/>
+              <w:right w:w="0" w:type="dxa"/>
+            </w:tcMar>
+            <w:vAlign w:val="top"/>
+          </w:tcPr>
+          <w:p>
+            <w:pPr>
+              <w:pStyle w:val="Normal"/>
+              <w:jc w:val="center"/>
+              <w:pBdr>
+                <w:bottom w:val="none" w:sz="0" w:space="0" w:color="000000"/>
+                <w:top w:val="none" w:sz="0" w:space="0" w:color="000000"/>
+                <w:left w:val="none" w:sz="0" w:space="0" w:color="000000"/>
+                <w:right w:val="none" w:sz="0" w:space="0" w:color="000000"/>
+              </w:pBdr>
+              <w:spacing w:after="100" w:before="100" w:line="240"/>
+              <w:ind w:left="100" w:right="100" w:firstLine="0" w:firstLineChars="0"/>
+              <w:rPr>
+                <w:rFonts w:ascii="Helvetica" w:hAnsi="Helvetica" w:eastAsia="Helvetica" w:cs="Helvetica"/>
+                <w:i w:val="false"/>
+                <w:b w:val="false"/>
+                <w:u w:val="none"/>
+                <w:sz w:val="22"/>
+                <w:szCs w:val="22"/>
+                <w:color w:val="000000"/>
+              </w:rPr>
+            </w:pPr>
+            <w:r>
+              <w:rPr>
+                <w:rFonts w:ascii="Helvetica" w:hAnsi="Helvetica" w:eastAsia="Helvetica" w:cs="Helvetica"/>
+                <w:i w:val="false"/>
+                <w:b w:val="false"/>
+                <w:u w:val="none"/>
+                <w:sz w:val="22"/>
+                <w:szCs w:val="22"/>
+                <w:color w:val="000000"/>
+              </w:rPr>
+              <w:t xml:space="preserve">1.28</w:t>
+            </w:r>
+          </w:p>
+        </w:tc>
+        <w:tc>
+          <w:tcPr>
+            <w:tcBorders>
+              <w:bottom w:val="none" w:sz="0" w:space="0" w:color="000000"/>
+              <w:top w:val="none" w:sz="0" w:space="0" w:color="000000"/>
+              <w:left w:val="none" w:sz="0" w:space="0" w:color="000000"/>
+              <w:right w:val="none" w:sz="0" w:space="0" w:color="000000"/>
+            </w:tcBorders>
+            <w:shd w:val="clear" w:color="auto" w:fill="FFFFFF"/>
+            <w:tcMar>
+              <w:top w:w="0" w:type="dxa"/>
+              <w:bottom w:w="0" w:type="dxa"/>
+              <w:left w:w="0" w:type="dxa"/>
+              <w:right w:w="0" w:type="dxa"/>
+            </w:tcMar>
+            <w:vAlign w:val="top"/>
+          </w:tcPr>
+          <w:p>
+            <w:pPr>
+              <w:pStyle w:val="Normal"/>
+              <w:jc w:val="center"/>
+              <w:pBdr>
+                <w:bottom w:val="none" w:sz="0" w:space="0" w:color="000000"/>
+                <w:top w:val="none" w:sz="0" w:space="0" w:color="000000"/>
+                <w:left w:val="none" w:sz="0" w:space="0" w:color="000000"/>
+                <w:right w:val="none" w:sz="0" w:space="0" w:color="000000"/>
+              </w:pBdr>
+              <w:spacing w:after="100" w:before="100" w:line="240"/>
+              <w:ind w:left="100" w:right="100" w:firstLine="0" w:firstLineChars="0"/>
+              <w:rPr>
+                <w:rFonts w:ascii="Helvetica" w:hAnsi="Helvetica" w:eastAsia="Helvetica" w:cs="Helvetica"/>
+                <w:i w:val="false"/>
+                <w:b w:val="false"/>
+                <w:u w:val="none"/>
+                <w:sz w:val="22"/>
+                <w:szCs w:val="22"/>
+                <w:color w:val="000000"/>
+              </w:rPr>
+            </w:pPr>
+            <w:r>
+              <w:rPr>
+                <w:rFonts w:ascii="Helvetica" w:hAnsi="Helvetica" w:eastAsia="Helvetica" w:cs="Helvetica"/>
+                <w:i w:val="false"/>
+                <w:b w:val="false"/>
+                <w:u w:val="none"/>
+                <w:sz w:val="22"/>
+                <w:szCs w:val="22"/>
+                <w:color w:val="000000"/>
+              </w:rPr>
+              <w:t xml:space="preserve">0.56, 2.95</w:t>
+            </w:r>
+          </w:p>
+        </w:tc>
+        <w:tc>
+          <w:tcPr>
+            <w:tcBorders>
+              <w:bottom w:val="none" w:sz="0" w:space="0" w:color="000000"/>
+              <w:top w:val="none" w:sz="0" w:space="0" w:color="000000"/>
+              <w:left w:val="none" w:sz="0" w:space="0" w:color="000000"/>
+              <w:right w:val="none" w:sz="0" w:space="0" w:color="000000"/>
+            </w:tcBorders>
+            <w:shd w:val="clear" w:color="auto" w:fill="FFFFFF"/>
+            <w:tcMar>
+              <w:top w:w="0" w:type="dxa"/>
+              <w:bottom w:w="0" w:type="dxa"/>
+              <w:left w:w="0" w:type="dxa"/>
+              <w:right w:w="0" w:type="dxa"/>
+            </w:tcMar>
+            <w:vAlign w:val="top"/>
+          </w:tcPr>
+          <w:p>
+            <w:pPr>
+              <w:pStyle w:val="Normal"/>
+              <w:jc w:val="center"/>
+              <w:pBdr>
+                <w:bottom w:val="none" w:sz="0" w:space="0" w:color="000000"/>
+                <w:top w:val="none" w:sz="0" w:space="0" w:color="000000"/>
+                <w:left w:val="none" w:sz="0" w:space="0" w:color="000000"/>
+                <w:right w:val="none" w:sz="0" w:space="0" w:color="000000"/>
+              </w:pBdr>
+              <w:spacing w:after="100" w:before="100" w:line="240"/>
+              <w:ind w:left="100" w:right="100" w:firstLine="0" w:firstLineChars="0"/>
+              <w:rPr>
+                <w:rFonts w:ascii="Helvetica" w:hAnsi="Helvetica" w:eastAsia="Helvetica" w:cs="Helvetica"/>
+                <w:i w:val="false"/>
+                <w:b w:val="false"/>
+                <w:u w:val="none"/>
+                <w:sz w:val="22"/>
+                <w:szCs w:val="22"/>
+                <w:color w:val="000000"/>
+              </w:rPr>
+            </w:pPr>
+            <w:r>
+              <w:rPr>
+                <w:rFonts w:ascii="Helvetica" w:hAnsi="Helvetica" w:eastAsia="Helvetica" w:cs="Helvetica"/>
+                <w:i w:val="false"/>
+                <w:b w:val="false"/>
+                <w:u w:val="none"/>
+                <w:sz w:val="22"/>
+                <w:szCs w:val="22"/>
+                <w:color w:val="000000"/>
+              </w:rPr>
+              <w:t xml:space="preserve">0.550</w:t>
             </w:r>
           </w:p>
         </w:tc>
@@ -13396,7 +13396,7 @@
                 <w:szCs w:val="22"/>
                 <w:color w:val="000000"/>
               </w:rPr>
-              <w:t xml:space="preserve">190</w:t>
+              <w:t xml:space="preserve">189</w:t>
             </w:r>
           </w:p>
         </w:tc>
@@ -13502,7 +13502,7 @@
                 <w:szCs w:val="22"/>
                 <w:color w:val="000000"/>
               </w:rPr>
-              <w:t xml:space="preserve">0.08, 1.76</w:t>
+              <w:t xml:space="preserve">0.08, 1.77</w:t>
             </w:r>
           </w:p>
         </w:tc>
@@ -13608,7 +13608,7 @@
                 <w:szCs w:val="22"/>
                 <w:color w:val="000000"/>
               </w:rPr>
-              <w:t xml:space="preserve">190</w:t>
+              <w:t xml:space="preserve">189</w:t>
             </w:r>
           </w:p>
         </w:tc>
@@ -13714,7 +13714,7 @@
                 <w:szCs w:val="22"/>
                 <w:color w:val="000000"/>
               </w:rPr>
-              <w:t xml:space="preserve">0.11, 7.43</w:t>
+              <w:t xml:space="preserve">0.11, 7.50</w:t>
             </w:r>
           </w:p>
         </w:tc>
@@ -13879,219 +13879,219 @@
                 <w:szCs w:val="22"/>
                 <w:color w:val="000000"/>
               </w:rPr>
-              <w:t xml:space="preserve">190</w:t>
-            </w:r>
-          </w:p>
-        </w:tc>
-        <w:tc>
-          <w:tcPr>
-            <w:tcBorders>
-              <w:bottom w:val="none" w:sz="0" w:space="0" w:color="000000"/>
-              <w:top w:val="none" w:sz="0" w:space="0" w:color="000000"/>
-              <w:left w:val="none" w:sz="0" w:space="0" w:color="000000"/>
-              <w:right w:val="none" w:sz="0" w:space="0" w:color="000000"/>
-            </w:tcBorders>
-            <w:shd w:val="clear" w:color="auto" w:fill="FFFFFF"/>
-            <w:tcMar>
-              <w:top w:w="0" w:type="dxa"/>
-              <w:bottom w:w="0" w:type="dxa"/>
-              <w:left w:w="0" w:type="dxa"/>
-              <w:right w:w="0" w:type="dxa"/>
-            </w:tcMar>
-            <w:vAlign w:val="top"/>
-          </w:tcPr>
-          <w:p>
-            <w:pPr>
-              <w:pStyle w:val="Normal"/>
-              <w:jc w:val="center"/>
-              <w:pBdr>
-                <w:bottom w:val="none" w:sz="0" w:space="0" w:color="000000"/>
-                <w:top w:val="none" w:sz="0" w:space="0" w:color="000000"/>
-                <w:left w:val="none" w:sz="0" w:space="0" w:color="000000"/>
-                <w:right w:val="none" w:sz="0" w:space="0" w:color="000000"/>
-              </w:pBdr>
-              <w:spacing w:after="100" w:before="100" w:line="240"/>
-              <w:ind w:left="100" w:right="100" w:firstLine="0" w:firstLineChars="0"/>
-              <w:rPr>
-                <w:rFonts w:ascii="Helvetica" w:hAnsi="Helvetica" w:eastAsia="Helvetica" w:cs="Helvetica"/>
-                <w:i w:val="false"/>
-                <w:b w:val="false"/>
-                <w:u w:val="none"/>
-                <w:sz w:val="22"/>
-                <w:szCs w:val="22"/>
-                <w:color w:val="000000"/>
-              </w:rPr>
-            </w:pPr>
-            <w:r>
-              <w:rPr>
-                <w:rFonts w:ascii="Helvetica" w:hAnsi="Helvetica" w:eastAsia="Helvetica" w:cs="Helvetica"/>
-                <w:i w:val="false"/>
-                <w:b w:val="false"/>
-                <w:u w:val="none"/>
-                <w:sz w:val="22"/>
-                <w:szCs w:val="22"/>
-                <w:color w:val="000000"/>
-              </w:rPr>
-              <w:t xml:space="preserve">1.44</w:t>
-            </w:r>
-          </w:p>
-        </w:tc>
-        <w:tc>
-          <w:tcPr>
-            <w:tcBorders>
-              <w:bottom w:val="none" w:sz="0" w:space="0" w:color="000000"/>
-              <w:top w:val="none" w:sz="0" w:space="0" w:color="000000"/>
-              <w:left w:val="none" w:sz="0" w:space="0" w:color="000000"/>
-              <w:right w:val="none" w:sz="0" w:space="0" w:color="000000"/>
-            </w:tcBorders>
-            <w:shd w:val="clear" w:color="auto" w:fill="FFFFFF"/>
-            <w:tcMar>
-              <w:top w:w="0" w:type="dxa"/>
-              <w:bottom w:w="0" w:type="dxa"/>
-              <w:left w:w="0" w:type="dxa"/>
-              <w:right w:w="0" w:type="dxa"/>
-            </w:tcMar>
-            <w:vAlign w:val="top"/>
-          </w:tcPr>
-          <w:p>
-            <w:pPr>
-              <w:pStyle w:val="Normal"/>
-              <w:jc w:val="center"/>
-              <w:pBdr>
-                <w:bottom w:val="none" w:sz="0" w:space="0" w:color="000000"/>
-                <w:top w:val="none" w:sz="0" w:space="0" w:color="000000"/>
-                <w:left w:val="none" w:sz="0" w:space="0" w:color="000000"/>
-                <w:right w:val="none" w:sz="0" w:space="0" w:color="000000"/>
-              </w:pBdr>
-              <w:spacing w:after="100" w:before="100" w:line="240"/>
-              <w:ind w:left="100" w:right="100" w:firstLine="0" w:firstLineChars="0"/>
-              <w:rPr>
-                <w:rFonts w:ascii="Helvetica" w:hAnsi="Helvetica" w:eastAsia="Helvetica" w:cs="Helvetica"/>
-                <w:i w:val="false"/>
-                <w:b w:val="false"/>
-                <w:u w:val="none"/>
-                <w:sz w:val="22"/>
-                <w:szCs w:val="22"/>
-                <w:color w:val="000000"/>
-              </w:rPr>
-            </w:pPr>
-            <w:r>
-              <w:rPr>
-                <w:rFonts w:ascii="Helvetica" w:hAnsi="Helvetica" w:eastAsia="Helvetica" w:cs="Helvetica"/>
-                <w:i w:val="false"/>
-                <w:b w:val="false"/>
-                <w:u w:val="none"/>
-                <w:sz w:val="22"/>
-                <w:szCs w:val="22"/>
-                <w:color w:val="000000"/>
-              </w:rPr>
-              <w:t xml:space="preserve">0.69, 2.98</w:t>
-            </w:r>
-          </w:p>
-        </w:tc>
-        <w:tc>
-          <w:tcPr>
-            <w:tcBorders>
-              <w:bottom w:val="none" w:sz="0" w:space="0" w:color="000000"/>
-              <w:top w:val="none" w:sz="0" w:space="0" w:color="000000"/>
-              <w:left w:val="none" w:sz="0" w:space="0" w:color="000000"/>
-              <w:right w:val="none" w:sz="0" w:space="0" w:color="000000"/>
-            </w:tcBorders>
-            <w:shd w:val="clear" w:color="auto" w:fill="FFFFFF"/>
-            <w:tcMar>
-              <w:top w:w="0" w:type="dxa"/>
-              <w:bottom w:w="0" w:type="dxa"/>
-              <w:left w:w="0" w:type="dxa"/>
-              <w:right w:w="0" w:type="dxa"/>
-            </w:tcMar>
-            <w:vAlign w:val="top"/>
-          </w:tcPr>
-          <w:p>
-            <w:pPr>
-              <w:pStyle w:val="Normal"/>
-              <w:jc w:val="center"/>
-              <w:pBdr>
-                <w:bottom w:val="none" w:sz="0" w:space="0" w:color="000000"/>
-                <w:top w:val="none" w:sz="0" w:space="0" w:color="000000"/>
-                <w:left w:val="none" w:sz="0" w:space="0" w:color="000000"/>
-                <w:right w:val="none" w:sz="0" w:space="0" w:color="000000"/>
-              </w:pBdr>
-              <w:spacing w:after="100" w:before="100" w:line="240"/>
-              <w:ind w:left="100" w:right="100" w:firstLine="0" w:firstLineChars="0"/>
-              <w:rPr>
-                <w:rFonts w:ascii="Helvetica" w:hAnsi="Helvetica" w:eastAsia="Helvetica" w:cs="Helvetica"/>
-                <w:i w:val="false"/>
-                <w:b w:val="false"/>
-                <w:u w:val="none"/>
-                <w:sz w:val="22"/>
-                <w:szCs w:val="22"/>
-                <w:color w:val="000000"/>
-              </w:rPr>
-            </w:pPr>
-            <w:r>
-              <w:rPr>
-                <w:rFonts w:ascii="Helvetica" w:hAnsi="Helvetica" w:eastAsia="Helvetica" w:cs="Helvetica"/>
-                <w:i w:val="false"/>
-                <w:b w:val="false"/>
-                <w:u w:val="none"/>
-                <w:sz w:val="22"/>
-                <w:szCs w:val="22"/>
-                <w:color w:val="000000"/>
-              </w:rPr>
-              <w:t xml:space="preserve">0.330</w:t>
-            </w:r>
-          </w:p>
-        </w:tc>
-        <w:tc>
-          <w:tcPr>
-            <w:tcBorders>
-              <w:bottom w:val="none" w:sz="0" w:space="0" w:color="000000"/>
-              <w:top w:val="none" w:sz="0" w:space="0" w:color="000000"/>
-              <w:left w:val="none" w:sz="0" w:space="0" w:color="000000"/>
-              <w:right w:val="none" w:sz="0" w:space="0" w:color="000000"/>
-            </w:tcBorders>
-            <w:shd w:val="clear" w:color="auto" w:fill="FFFFFF"/>
-            <w:tcMar>
-              <w:top w:w="0" w:type="dxa"/>
-              <w:bottom w:w="0" w:type="dxa"/>
-              <w:left w:w="0" w:type="dxa"/>
-              <w:right w:w="0" w:type="dxa"/>
-            </w:tcMar>
-            <w:vAlign w:val="top"/>
-          </w:tcPr>
-          <w:p>
-            <w:pPr>
-              <w:pStyle w:val="Normal"/>
-              <w:jc w:val="center"/>
-              <w:pBdr>
-                <w:bottom w:val="none" w:sz="0" w:space="0" w:color="000000"/>
-                <w:top w:val="none" w:sz="0" w:space="0" w:color="000000"/>
-                <w:left w:val="none" w:sz="0" w:space="0" w:color="000000"/>
-                <w:right w:val="none" w:sz="0" w:space="0" w:color="000000"/>
-              </w:pBdr>
-              <w:spacing w:after="100" w:before="100" w:line="240"/>
-              <w:ind w:left="100" w:right="100" w:firstLine="0" w:firstLineChars="0"/>
-              <w:rPr>
-                <w:rFonts w:ascii="Helvetica" w:hAnsi="Helvetica" w:eastAsia="Helvetica" w:cs="Helvetica"/>
-                <w:i w:val="false"/>
-                <w:b w:val="false"/>
-                <w:u w:val="none"/>
-                <w:sz w:val="22"/>
-                <w:szCs w:val="22"/>
-                <w:color w:val="000000"/>
-              </w:rPr>
-            </w:pPr>
-            <w:r>
-              <w:rPr>
-                <w:rFonts w:ascii="Helvetica" w:hAnsi="Helvetica" w:eastAsia="Helvetica" w:cs="Helvetica"/>
-                <w:i w:val="false"/>
-                <w:b w:val="false"/>
-                <w:u w:val="none"/>
-                <w:sz w:val="22"/>
-                <w:szCs w:val="22"/>
-                <w:color w:val="000000"/>
-              </w:rPr>
-              <w:t xml:space="preserve">190</w:t>
+              <w:t xml:space="preserve">189</w:t>
+            </w:r>
+          </w:p>
+        </w:tc>
+        <w:tc>
+          <w:tcPr>
+            <w:tcBorders>
+              <w:bottom w:val="none" w:sz="0" w:space="0" w:color="000000"/>
+              <w:top w:val="none" w:sz="0" w:space="0" w:color="000000"/>
+              <w:left w:val="none" w:sz="0" w:space="0" w:color="000000"/>
+              <w:right w:val="none" w:sz="0" w:space="0" w:color="000000"/>
+            </w:tcBorders>
+            <w:shd w:val="clear" w:color="auto" w:fill="FFFFFF"/>
+            <w:tcMar>
+              <w:top w:w="0" w:type="dxa"/>
+              <w:bottom w:w="0" w:type="dxa"/>
+              <w:left w:w="0" w:type="dxa"/>
+              <w:right w:w="0" w:type="dxa"/>
+            </w:tcMar>
+            <w:vAlign w:val="top"/>
+          </w:tcPr>
+          <w:p>
+            <w:pPr>
+              <w:pStyle w:val="Normal"/>
+              <w:jc w:val="center"/>
+              <w:pBdr>
+                <w:bottom w:val="none" w:sz="0" w:space="0" w:color="000000"/>
+                <w:top w:val="none" w:sz="0" w:space="0" w:color="000000"/>
+                <w:left w:val="none" w:sz="0" w:space="0" w:color="000000"/>
+                <w:right w:val="none" w:sz="0" w:space="0" w:color="000000"/>
+              </w:pBdr>
+              <w:spacing w:after="100" w:before="100" w:line="240"/>
+              <w:ind w:left="100" w:right="100" w:firstLine="0" w:firstLineChars="0"/>
+              <w:rPr>
+                <w:rFonts w:ascii="Helvetica" w:hAnsi="Helvetica" w:eastAsia="Helvetica" w:cs="Helvetica"/>
+                <w:i w:val="false"/>
+                <w:b w:val="false"/>
+                <w:u w:val="none"/>
+                <w:sz w:val="22"/>
+                <w:szCs w:val="22"/>
+                <w:color w:val="000000"/>
+              </w:rPr>
+            </w:pPr>
+            <w:r>
+              <w:rPr>
+                <w:rFonts w:ascii="Helvetica" w:hAnsi="Helvetica" w:eastAsia="Helvetica" w:cs="Helvetica"/>
+                <w:i w:val="false"/>
+                <w:b w:val="false"/>
+                <w:u w:val="none"/>
+                <w:sz w:val="22"/>
+                <w:szCs w:val="22"/>
+                <w:color w:val="000000"/>
+              </w:rPr>
+              <w:t xml:space="preserve">1.43</w:t>
+            </w:r>
+          </w:p>
+        </w:tc>
+        <w:tc>
+          <w:tcPr>
+            <w:tcBorders>
+              <w:bottom w:val="none" w:sz="0" w:space="0" w:color="000000"/>
+              <w:top w:val="none" w:sz="0" w:space="0" w:color="000000"/>
+              <w:left w:val="none" w:sz="0" w:space="0" w:color="000000"/>
+              <w:right w:val="none" w:sz="0" w:space="0" w:color="000000"/>
+            </w:tcBorders>
+            <w:shd w:val="clear" w:color="auto" w:fill="FFFFFF"/>
+            <w:tcMar>
+              <w:top w:w="0" w:type="dxa"/>
+              <w:bottom w:w="0" w:type="dxa"/>
+              <w:left w:w="0" w:type="dxa"/>
+              <w:right w:w="0" w:type="dxa"/>
+            </w:tcMar>
+            <w:vAlign w:val="top"/>
+          </w:tcPr>
+          <w:p>
+            <w:pPr>
+              <w:pStyle w:val="Normal"/>
+              <w:jc w:val="center"/>
+              <w:pBdr>
+                <w:bottom w:val="none" w:sz="0" w:space="0" w:color="000000"/>
+                <w:top w:val="none" w:sz="0" w:space="0" w:color="000000"/>
+                <w:left w:val="none" w:sz="0" w:space="0" w:color="000000"/>
+                <w:right w:val="none" w:sz="0" w:space="0" w:color="000000"/>
+              </w:pBdr>
+              <w:spacing w:after="100" w:before="100" w:line="240"/>
+              <w:ind w:left="100" w:right="100" w:firstLine="0" w:firstLineChars="0"/>
+              <w:rPr>
+                <w:rFonts w:ascii="Helvetica" w:hAnsi="Helvetica" w:eastAsia="Helvetica" w:cs="Helvetica"/>
+                <w:i w:val="false"/>
+                <w:b w:val="false"/>
+                <w:u w:val="none"/>
+                <w:sz w:val="22"/>
+                <w:szCs w:val="22"/>
+                <w:color w:val="000000"/>
+              </w:rPr>
+            </w:pPr>
+            <w:r>
+              <w:rPr>
+                <w:rFonts w:ascii="Helvetica" w:hAnsi="Helvetica" w:eastAsia="Helvetica" w:cs="Helvetica"/>
+                <w:i w:val="false"/>
+                <w:b w:val="false"/>
+                <w:u w:val="none"/>
+                <w:sz w:val="22"/>
+                <w:szCs w:val="22"/>
+                <w:color w:val="000000"/>
+              </w:rPr>
+              <w:t xml:space="preserve">0.69, 2.96</w:t>
+            </w:r>
+          </w:p>
+        </w:tc>
+        <w:tc>
+          <w:tcPr>
+            <w:tcBorders>
+              <w:bottom w:val="none" w:sz="0" w:space="0" w:color="000000"/>
+              <w:top w:val="none" w:sz="0" w:space="0" w:color="000000"/>
+              <w:left w:val="none" w:sz="0" w:space="0" w:color="000000"/>
+              <w:right w:val="none" w:sz="0" w:space="0" w:color="000000"/>
+            </w:tcBorders>
+            <w:shd w:val="clear" w:color="auto" w:fill="FFFFFF"/>
+            <w:tcMar>
+              <w:top w:w="0" w:type="dxa"/>
+              <w:bottom w:w="0" w:type="dxa"/>
+              <w:left w:w="0" w:type="dxa"/>
+              <w:right w:w="0" w:type="dxa"/>
+            </w:tcMar>
+            <w:vAlign w:val="top"/>
+          </w:tcPr>
+          <w:p>
+            <w:pPr>
+              <w:pStyle w:val="Normal"/>
+              <w:jc w:val="center"/>
+              <w:pBdr>
+                <w:bottom w:val="none" w:sz="0" w:space="0" w:color="000000"/>
+                <w:top w:val="none" w:sz="0" w:space="0" w:color="000000"/>
+                <w:left w:val="none" w:sz="0" w:space="0" w:color="000000"/>
+                <w:right w:val="none" w:sz="0" w:space="0" w:color="000000"/>
+              </w:pBdr>
+              <w:spacing w:after="100" w:before="100" w:line="240"/>
+              <w:ind w:left="100" w:right="100" w:firstLine="0" w:firstLineChars="0"/>
+              <w:rPr>
+                <w:rFonts w:ascii="Helvetica" w:hAnsi="Helvetica" w:eastAsia="Helvetica" w:cs="Helvetica"/>
+                <w:i w:val="false"/>
+                <w:b w:val="false"/>
+                <w:u w:val="none"/>
+                <w:sz w:val="22"/>
+                <w:szCs w:val="22"/>
+                <w:color w:val="000000"/>
+              </w:rPr>
+            </w:pPr>
+            <w:r>
+              <w:rPr>
+                <w:rFonts w:ascii="Helvetica" w:hAnsi="Helvetica" w:eastAsia="Helvetica" w:cs="Helvetica"/>
+                <w:i w:val="false"/>
+                <w:b w:val="false"/>
+                <w:u w:val="none"/>
+                <w:sz w:val="22"/>
+                <w:szCs w:val="22"/>
+                <w:color w:val="000000"/>
+              </w:rPr>
+              <w:t xml:space="preserve">0.340</w:t>
+            </w:r>
+          </w:p>
+        </w:tc>
+        <w:tc>
+          <w:tcPr>
+            <w:tcBorders>
+              <w:bottom w:val="none" w:sz="0" w:space="0" w:color="000000"/>
+              <w:top w:val="none" w:sz="0" w:space="0" w:color="000000"/>
+              <w:left w:val="none" w:sz="0" w:space="0" w:color="000000"/>
+              <w:right w:val="none" w:sz="0" w:space="0" w:color="000000"/>
+            </w:tcBorders>
+            <w:shd w:val="clear" w:color="auto" w:fill="FFFFFF"/>
+            <w:tcMar>
+              <w:top w:w="0" w:type="dxa"/>
+              <w:bottom w:w="0" w:type="dxa"/>
+              <w:left w:w="0" w:type="dxa"/>
+              <w:right w:w="0" w:type="dxa"/>
+            </w:tcMar>
+            <w:vAlign w:val="top"/>
+          </w:tcPr>
+          <w:p>
+            <w:pPr>
+              <w:pStyle w:val="Normal"/>
+              <w:jc w:val="center"/>
+              <w:pBdr>
+                <w:bottom w:val="none" w:sz="0" w:space="0" w:color="000000"/>
+                <w:top w:val="none" w:sz="0" w:space="0" w:color="000000"/>
+                <w:left w:val="none" w:sz="0" w:space="0" w:color="000000"/>
+                <w:right w:val="none" w:sz="0" w:space="0" w:color="000000"/>
+              </w:pBdr>
+              <w:spacing w:after="100" w:before="100" w:line="240"/>
+              <w:ind w:left="100" w:right="100" w:firstLine="0" w:firstLineChars="0"/>
+              <w:rPr>
+                <w:rFonts w:ascii="Helvetica" w:hAnsi="Helvetica" w:eastAsia="Helvetica" w:cs="Helvetica"/>
+                <w:i w:val="false"/>
+                <w:b w:val="false"/>
+                <w:u w:val="none"/>
+                <w:sz w:val="22"/>
+                <w:szCs w:val="22"/>
+                <w:color w:val="000000"/>
+              </w:rPr>
+            </w:pPr>
+            <w:r>
+              <w:rPr>
+                <w:rFonts w:ascii="Helvetica" w:hAnsi="Helvetica" w:eastAsia="Helvetica" w:cs="Helvetica"/>
+                <w:i w:val="false"/>
+                <w:b w:val="false"/>
+                <w:u w:val="none"/>
+                <w:sz w:val="22"/>
+                <w:szCs w:val="22"/>
+                <w:color w:val="000000"/>
+              </w:rPr>
+              <w:t xml:space="preserve">189</w:t>
             </w:r>
           </w:p>
         </w:tc>
@@ -14197,60 +14197,60 @@
                 <w:szCs w:val="22"/>
                 <w:color w:val="000000"/>
               </w:rPr>
-              <w:t xml:space="preserve">0.59, 2.64</w:t>
-            </w:r>
-          </w:p>
-        </w:tc>
-        <w:tc>
-          <w:tcPr>
-            <w:tcBorders>
-              <w:bottom w:val="none" w:sz="0" w:space="0" w:color="000000"/>
-              <w:top w:val="none" w:sz="0" w:space="0" w:color="000000"/>
-              <w:left w:val="none" w:sz="0" w:space="0" w:color="000000"/>
-              <w:right w:val="none" w:sz="0" w:space="0" w:color="000000"/>
-            </w:tcBorders>
-            <w:shd w:val="clear" w:color="auto" w:fill="FFFFFF"/>
-            <w:tcMar>
-              <w:top w:w="0" w:type="dxa"/>
-              <w:bottom w:w="0" w:type="dxa"/>
-              <w:left w:w="0" w:type="dxa"/>
-              <w:right w:w="0" w:type="dxa"/>
-            </w:tcMar>
-            <w:vAlign w:val="top"/>
-          </w:tcPr>
-          <w:p>
-            <w:pPr>
-              <w:pStyle w:val="Normal"/>
-              <w:jc w:val="center"/>
-              <w:pBdr>
-                <w:bottom w:val="none" w:sz="0" w:space="0" w:color="000000"/>
-                <w:top w:val="none" w:sz="0" w:space="0" w:color="000000"/>
-                <w:left w:val="none" w:sz="0" w:space="0" w:color="000000"/>
-                <w:right w:val="none" w:sz="0" w:space="0" w:color="000000"/>
-              </w:pBdr>
-              <w:spacing w:after="100" w:before="100" w:line="240"/>
-              <w:ind w:left="100" w:right="100" w:firstLine="0" w:firstLineChars="0"/>
-              <w:rPr>
-                <w:rFonts w:ascii="Helvetica" w:hAnsi="Helvetica" w:eastAsia="Helvetica" w:cs="Helvetica"/>
-                <w:i w:val="false"/>
-                <w:b w:val="false"/>
-                <w:u w:val="none"/>
-                <w:sz w:val="22"/>
-                <w:szCs w:val="22"/>
-                <w:color w:val="000000"/>
-              </w:rPr>
-            </w:pPr>
-            <w:r>
-              <w:rPr>
-                <w:rFonts w:ascii="Helvetica" w:hAnsi="Helvetica" w:eastAsia="Helvetica" w:cs="Helvetica"/>
-                <w:i w:val="false"/>
-                <w:b w:val="false"/>
-                <w:u w:val="none"/>
-                <w:sz w:val="22"/>
-                <w:szCs w:val="22"/>
-                <w:color w:val="000000"/>
-              </w:rPr>
-              <w:t xml:space="preserve">0.570</w:t>
+              <w:t xml:space="preserve">0.58, 2.63</w:t>
+            </w:r>
+          </w:p>
+        </w:tc>
+        <w:tc>
+          <w:tcPr>
+            <w:tcBorders>
+              <w:bottom w:val="none" w:sz="0" w:space="0" w:color="000000"/>
+              <w:top w:val="none" w:sz="0" w:space="0" w:color="000000"/>
+              <w:left w:val="none" w:sz="0" w:space="0" w:color="000000"/>
+              <w:right w:val="none" w:sz="0" w:space="0" w:color="000000"/>
+            </w:tcBorders>
+            <w:shd w:val="clear" w:color="auto" w:fill="FFFFFF"/>
+            <w:tcMar>
+              <w:top w:w="0" w:type="dxa"/>
+              <w:bottom w:w="0" w:type="dxa"/>
+              <w:left w:w="0" w:type="dxa"/>
+              <w:right w:w="0" w:type="dxa"/>
+            </w:tcMar>
+            <w:vAlign w:val="top"/>
+          </w:tcPr>
+          <w:p>
+            <w:pPr>
+              <w:pStyle w:val="Normal"/>
+              <w:jc w:val="center"/>
+              <w:pBdr>
+                <w:bottom w:val="none" w:sz="0" w:space="0" w:color="000000"/>
+                <w:top w:val="none" w:sz="0" w:space="0" w:color="000000"/>
+                <w:left w:val="none" w:sz="0" w:space="0" w:color="000000"/>
+                <w:right w:val="none" w:sz="0" w:space="0" w:color="000000"/>
+              </w:pBdr>
+              <w:spacing w:after="100" w:before="100" w:line="240"/>
+              <w:ind w:left="100" w:right="100" w:firstLine="0" w:firstLineChars="0"/>
+              <w:rPr>
+                <w:rFonts w:ascii="Helvetica" w:hAnsi="Helvetica" w:eastAsia="Helvetica" w:cs="Helvetica"/>
+                <w:i w:val="false"/>
+                <w:b w:val="false"/>
+                <w:u w:val="none"/>
+                <w:sz w:val="22"/>
+                <w:szCs w:val="22"/>
+                <w:color w:val="000000"/>
+              </w:rPr>
+            </w:pPr>
+            <w:r>
+              <w:rPr>
+                <w:rFonts w:ascii="Helvetica" w:hAnsi="Helvetica" w:eastAsia="Helvetica" w:cs="Helvetica"/>
+                <w:i w:val="false"/>
+                <w:b w:val="false"/>
+                <w:u w:val="none"/>
+                <w:sz w:val="22"/>
+                <w:szCs w:val="22"/>
+                <w:color w:val="000000"/>
+              </w:rPr>
+              <w:t xml:space="preserve">0.580</w:t>
             </w:r>
           </w:p>
         </w:tc>
@@ -14362,7 +14362,7 @@
                 <w:szCs w:val="22"/>
                 <w:color w:val="000000"/>
               </w:rPr>
-              <w:t xml:space="preserve">190</w:t>
+              <w:t xml:space="preserve">189</w:t>
             </w:r>
           </w:p>
         </w:tc>
@@ -14521,7 +14521,7 @@
                 <w:szCs w:val="22"/>
                 <w:color w:val="000000"/>
               </w:rPr>
-              <w:t xml:space="preserve">0.960</w:t>
+              <w:t xml:space="preserve">0.950</w:t>
             </w:r>
           </w:p>
         </w:tc>
@@ -14574,7 +14574,7 @@
                 <w:szCs w:val="22"/>
                 <w:color w:val="000000"/>
               </w:rPr>
-              <w:t xml:space="preserve">190</w:t>
+              <w:t xml:space="preserve">189</w:t>
             </w:r>
           </w:p>
         </w:tc>
@@ -14680,7 +14680,7 @@
                 <w:szCs w:val="22"/>
                 <w:color w:val="000000"/>
               </w:rPr>
-              <w:t xml:space="preserve">0.98, 1.03</w:t>
+              <w:t xml:space="preserve">0.98, 1.02</w:t>
             </w:r>
           </w:p>
         </w:tc>
@@ -14733,7 +14733,7 @@
                 <w:szCs w:val="22"/>
                 <w:color w:val="000000"/>
               </w:rPr>
-              <w:t xml:space="preserve">0.660</w:t>
+              <w:t xml:space="preserve">0.680</w:t>
             </w:r>
           </w:p>
         </w:tc>
